--- a/3.-DOCUMENTACION/2.-CU_MesaPass/1.-Autenticación y Seguridad/CU001_RegistrarUsuario.docx
+++ b/3.-DOCUMENTACION/2.-CU_MesaPass/1.-Autenticación y Seguridad/CU001_RegistrarUsuario.docx
@@ -123,22 +123,8 @@
           <w:iCs/>
           <w:sz w:val="32"/>
         </w:rPr>
-        <w:t xml:space="preserve">Registrar Consumo de </w:t>
-      </w:r>
-      <w:r>
-        <w:rPr>
-          <w:rFonts w:cs="Arial"/>
-          <w:i/>
-          <w:iCs/>
-          <w:sz w:val="32"/>
-        </w:rPr>
-        <w:t>mediante QR</w:t>
-      </w:r>
-    </w:p>
-    <w:p>
-      <w:pPr>
-        <w:jc w:val="right"/>
-      </w:pPr>
+        <w:t>Registrar Usuario</w:t>
+      </w:r>
     </w:p>
     <w:p>
       <w:pPr>
@@ -570,13 +556,7 @@
               <w:rPr>
                 <w:sz w:val="18"/>
               </w:rPr>
-              <w:t xml:space="preserve">Registrar Consumo de </w:t>
-            </w:r>
-            <w:r>
-              <w:rPr>
-                <w:sz w:val="18"/>
-              </w:rPr>
-              <w:t>mediante Código QR</w:t>
+              <w:t>Registrar Usuario</w:t>
             </w:r>
           </w:p>
         </w:tc>
@@ -635,13 +615,13 @@
                 <w:smallCaps/>
                 <w:sz w:val="18"/>
               </w:rPr>
+              <w:instrText xml:space="preserve"> \* MERGEFORMAT </w:instrText>
             </w:r>
             <w:r>
               <w:rPr>
                 <w:smallCaps/>
                 <w:sz w:val="18"/>
               </w:rPr>
-              <w:instrText xml:space="preserve"> \* MERGEFORMAT </w:instrText>
             </w:r>
             <w:r>
               <w:rPr>
@@ -1968,7 +1948,7 @@
           <w:tab w:val="right" w:leader="dot" w:pos="8776"/>
         </w:tabs>
         <w:rPr>
-          <w:rFonts w:ascii="Calibri" w:hAnsi="Calibri"/>
+          <w:rFonts w:asciiTheme="minorHAnsi" w:eastAsiaTheme="minorEastAsia" w:hAnsiTheme="minorHAnsi" w:cstheme="minorBidi"/>
           <w:b w:val="0"/>
           <w:bCs w:val="0"/>
           <w:caps w:val="0"/>
@@ -1987,7 +1967,7 @@
       <w:r>
         <w:fldChar w:fldCharType="separate"/>
       </w:r>
-      <w:hyperlink w:anchor="_Toc227178511" w:history="1">
+      <w:hyperlink w:anchor="_Toc227683148" w:history="1">
         <w:r>
           <w:rPr>
             <w:rStyle w:val="Hipervnculo"/>
@@ -1997,7 +1977,7 @@
         </w:r>
         <w:r>
           <w:rPr>
-            <w:rFonts w:ascii="Calibri" w:hAnsi="Calibri"/>
+            <w:rFonts w:asciiTheme="minorHAnsi" w:eastAsiaTheme="minorEastAsia" w:hAnsiTheme="minorHAnsi" w:cstheme="minorBidi"/>
             <w:b w:val="0"/>
             <w:bCs w:val="0"/>
             <w:caps w:val="0"/>
@@ -2013,7 +1993,7 @@
             <w:rStyle w:val="Hipervnculo"/>
             <w:noProof/>
           </w:rPr>
-          <w:t>Registrar Consumo de mediante QR</w:t>
+          <w:t>Registrar Usuario</w:t>
         </w:r>
         <w:r>
           <w:rPr>
@@ -2034,7 +2014,7 @@
             <w:noProof/>
             <w:webHidden/>
           </w:rPr>
-          <w:instrText xml:space="preserve"> PAGEREF _Toc227178511 \h </w:instrText>
+          <w:instrText xml:space="preserve"> PAGEREF _Toc227683148 \h </w:instrText>
         </w:r>
         <w:r>
           <w:rPr>
@@ -2073,7 +2053,7 @@
           <w:tab w:val="right" w:leader="dot" w:pos="8776"/>
         </w:tabs>
         <w:rPr>
-          <w:rFonts w:ascii="Calibri" w:hAnsi="Calibri"/>
+          <w:rFonts w:asciiTheme="minorHAnsi" w:eastAsiaTheme="minorEastAsia" w:hAnsiTheme="minorHAnsi" w:cstheme="minorBidi"/>
           <w:smallCaps w:val="0"/>
           <w:noProof/>
           <w:sz w:val="22"/>
@@ -2081,7 +2061,7 @@
           <w:lang w:eastAsia="es-EC"/>
         </w:rPr>
       </w:pPr>
-      <w:hyperlink w:anchor="_Toc227178512" w:history="1">
+      <w:hyperlink w:anchor="_Toc227683149" w:history="1">
         <w:r>
           <w:rPr>
             <w:rStyle w:val="Hipervnculo"/>
@@ -2091,7 +2071,7 @@
         </w:r>
         <w:r>
           <w:rPr>
-            <w:rFonts w:ascii="Calibri" w:hAnsi="Calibri"/>
+            <w:rFonts w:asciiTheme="minorHAnsi" w:eastAsiaTheme="minorEastAsia" w:hAnsiTheme="minorHAnsi" w:cstheme="minorBidi"/>
             <w:smallCaps w:val="0"/>
             <w:noProof/>
             <w:sz w:val="22"/>
@@ -2126,7 +2106,7 @@
             <w:noProof/>
             <w:webHidden/>
           </w:rPr>
-          <w:instrText xml:space="preserve"> PAGEREF _Toc227178512 \h </w:instrText>
+          <w:instrText xml:space="preserve"> PAGEREF _Toc227683149 \h </w:instrText>
         </w:r>
         <w:r>
           <w:rPr>
@@ -2165,7 +2145,7 @@
           <w:tab w:val="right" w:leader="dot" w:pos="8776"/>
         </w:tabs>
         <w:rPr>
-          <w:rFonts w:ascii="Calibri" w:hAnsi="Calibri"/>
+          <w:rFonts w:asciiTheme="minorHAnsi" w:eastAsiaTheme="minorEastAsia" w:hAnsiTheme="minorHAnsi" w:cstheme="minorBidi"/>
           <w:b w:val="0"/>
           <w:bCs w:val="0"/>
           <w:caps w:val="0"/>
@@ -2175,7 +2155,7 @@
           <w:lang w:eastAsia="es-EC"/>
         </w:rPr>
       </w:pPr>
-      <w:hyperlink w:anchor="_Toc227178513" w:history="1">
+      <w:hyperlink w:anchor="_Toc227683150" w:history="1">
         <w:r>
           <w:rPr>
             <w:rStyle w:val="Hipervnculo"/>
@@ -2185,7 +2165,7 @@
         </w:r>
         <w:r>
           <w:rPr>
-            <w:rFonts w:ascii="Calibri" w:hAnsi="Calibri"/>
+            <w:rFonts w:asciiTheme="minorHAnsi" w:eastAsiaTheme="minorEastAsia" w:hAnsiTheme="minorHAnsi" w:cstheme="minorBidi"/>
             <w:b w:val="0"/>
             <w:bCs w:val="0"/>
             <w:caps w:val="0"/>
@@ -2222,7 +2202,7 @@
             <w:noProof/>
             <w:webHidden/>
           </w:rPr>
-          <w:instrText xml:space="preserve"> PAGEREF _Toc227178513 \h </w:instrText>
+          <w:instrText xml:space="preserve"> PAGEREF _Toc227683150 \h </w:instrText>
         </w:r>
         <w:r>
           <w:rPr>
@@ -2261,7 +2241,7 @@
           <w:tab w:val="right" w:leader="dot" w:pos="8776"/>
         </w:tabs>
         <w:rPr>
-          <w:rFonts w:ascii="Calibri" w:hAnsi="Calibri"/>
+          <w:rFonts w:asciiTheme="minorHAnsi" w:eastAsiaTheme="minorEastAsia" w:hAnsiTheme="minorHAnsi" w:cstheme="minorBidi"/>
           <w:b w:val="0"/>
           <w:bCs w:val="0"/>
           <w:caps w:val="0"/>
@@ -2271,7 +2251,7 @@
           <w:lang w:eastAsia="es-EC"/>
         </w:rPr>
       </w:pPr>
-      <w:hyperlink w:anchor="_Toc227178514" w:history="1">
+      <w:hyperlink w:anchor="_Toc227683151" w:history="1">
         <w:r>
           <w:rPr>
             <w:rStyle w:val="Hipervnculo"/>
@@ -2281,7 +2261,7 @@
         </w:r>
         <w:r>
           <w:rPr>
-            <w:rFonts w:ascii="Calibri" w:hAnsi="Calibri"/>
+            <w:rFonts w:asciiTheme="minorHAnsi" w:eastAsiaTheme="minorEastAsia" w:hAnsiTheme="minorHAnsi" w:cstheme="minorBidi"/>
             <w:b w:val="0"/>
             <w:bCs w:val="0"/>
             <w:caps w:val="0"/>
@@ -2318,7 +2298,7 @@
             <w:noProof/>
             <w:webHidden/>
           </w:rPr>
-          <w:instrText xml:space="preserve"> PAGEREF _Toc227178514 \h </w:instrText>
+          <w:instrText xml:space="preserve"> PAGEREF _Toc227683151 \h </w:instrText>
         </w:r>
         <w:r>
           <w:rPr>
@@ -2357,7 +2337,7 @@
           <w:tab w:val="right" w:leader="dot" w:pos="8776"/>
         </w:tabs>
         <w:rPr>
-          <w:rFonts w:ascii="Calibri" w:hAnsi="Calibri"/>
+          <w:rFonts w:asciiTheme="minorHAnsi" w:eastAsiaTheme="minorEastAsia" w:hAnsiTheme="minorHAnsi" w:cstheme="minorBidi"/>
           <w:b w:val="0"/>
           <w:bCs w:val="0"/>
           <w:caps w:val="0"/>
@@ -2367,7 +2347,7 @@
           <w:lang w:eastAsia="es-EC"/>
         </w:rPr>
       </w:pPr>
-      <w:hyperlink w:anchor="_Toc227178515" w:history="1">
+      <w:hyperlink w:anchor="_Toc227683152" w:history="1">
         <w:r>
           <w:rPr>
             <w:rStyle w:val="Hipervnculo"/>
@@ -2377,7 +2357,7 @@
         </w:r>
         <w:r>
           <w:rPr>
-            <w:rFonts w:ascii="Calibri" w:hAnsi="Calibri"/>
+            <w:rFonts w:asciiTheme="minorHAnsi" w:eastAsiaTheme="minorEastAsia" w:hAnsiTheme="minorHAnsi" w:cstheme="minorBidi"/>
             <w:b w:val="0"/>
             <w:bCs w:val="0"/>
             <w:caps w:val="0"/>
@@ -2414,7 +2394,7 @@
             <w:noProof/>
             <w:webHidden/>
           </w:rPr>
-          <w:instrText xml:space="preserve"> PAGEREF _Toc227178515 \h </w:instrText>
+          <w:instrText xml:space="preserve"> PAGEREF _Toc227683152 \h </w:instrText>
         </w:r>
         <w:r>
           <w:rPr>
@@ -2453,7 +2433,7 @@
           <w:tab w:val="right" w:leader="dot" w:pos="8776"/>
         </w:tabs>
         <w:rPr>
-          <w:rFonts w:ascii="Calibri" w:hAnsi="Calibri"/>
+          <w:rFonts w:asciiTheme="minorHAnsi" w:eastAsiaTheme="minorEastAsia" w:hAnsiTheme="minorHAnsi" w:cstheme="minorBidi"/>
           <w:b w:val="0"/>
           <w:bCs w:val="0"/>
           <w:caps w:val="0"/>
@@ -2463,7 +2443,7 @@
           <w:lang w:eastAsia="es-EC"/>
         </w:rPr>
       </w:pPr>
-      <w:hyperlink w:anchor="_Toc227178516" w:history="1">
+      <w:hyperlink w:anchor="_Toc227683153" w:history="1">
         <w:r>
           <w:rPr>
             <w:rStyle w:val="Hipervnculo"/>
@@ -2473,7 +2453,7 @@
         </w:r>
         <w:r>
           <w:rPr>
-            <w:rFonts w:ascii="Calibri" w:hAnsi="Calibri"/>
+            <w:rFonts w:asciiTheme="minorHAnsi" w:eastAsiaTheme="minorEastAsia" w:hAnsiTheme="minorHAnsi" w:cstheme="minorBidi"/>
             <w:b w:val="0"/>
             <w:bCs w:val="0"/>
             <w:caps w:val="0"/>
@@ -2510,7 +2490,7 @@
             <w:noProof/>
             <w:webHidden/>
           </w:rPr>
-          <w:instrText xml:space="preserve"> PAGEREF _Toc227178516 \h </w:instrText>
+          <w:instrText xml:space="preserve"> PAGEREF _Toc227683153 \h </w:instrText>
         </w:r>
         <w:r>
           <w:rPr>
@@ -2549,7 +2529,7 @@
           <w:tab w:val="right" w:leader="dot" w:pos="8776"/>
         </w:tabs>
         <w:rPr>
-          <w:rFonts w:ascii="Calibri" w:hAnsi="Calibri"/>
+          <w:rFonts w:asciiTheme="minorHAnsi" w:eastAsiaTheme="minorEastAsia" w:hAnsiTheme="minorHAnsi" w:cstheme="minorBidi"/>
           <w:smallCaps w:val="0"/>
           <w:noProof/>
           <w:sz w:val="22"/>
@@ -2557,7 +2537,7 @@
           <w:lang w:eastAsia="es-EC"/>
         </w:rPr>
       </w:pPr>
-      <w:hyperlink w:anchor="_Toc227178517" w:history="1">
+      <w:hyperlink w:anchor="_Toc227683154" w:history="1">
         <w:r>
           <w:rPr>
             <w:rStyle w:val="Hipervnculo"/>
@@ -2567,7 +2547,7 @@
         </w:r>
         <w:r>
           <w:rPr>
-            <w:rFonts w:ascii="Calibri" w:hAnsi="Calibri"/>
+            <w:rFonts w:asciiTheme="minorHAnsi" w:eastAsiaTheme="minorEastAsia" w:hAnsiTheme="minorHAnsi" w:cstheme="minorBidi"/>
             <w:smallCaps w:val="0"/>
             <w:noProof/>
             <w:sz w:val="22"/>
@@ -2602,7 +2582,7 @@
             <w:noProof/>
             <w:webHidden/>
           </w:rPr>
-          <w:instrText xml:space="preserve"> PAGEREF _Toc227178517 \h </w:instrText>
+          <w:instrText xml:space="preserve"> PAGEREF _Toc227683154 \h </w:instrText>
         </w:r>
         <w:r>
           <w:rPr>
@@ -2641,7 +2621,7 @@
           <w:tab w:val="right" w:leader="dot" w:pos="8776"/>
         </w:tabs>
         <w:rPr>
-          <w:rFonts w:ascii="Calibri" w:hAnsi="Calibri"/>
+          <w:rFonts w:asciiTheme="minorHAnsi" w:eastAsiaTheme="minorEastAsia" w:hAnsiTheme="minorHAnsi" w:cstheme="minorBidi"/>
           <w:smallCaps w:val="0"/>
           <w:noProof/>
           <w:sz w:val="22"/>
@@ -2649,7 +2629,7 @@
           <w:lang w:eastAsia="es-EC"/>
         </w:rPr>
       </w:pPr>
-      <w:hyperlink w:anchor="_Toc227178518" w:history="1">
+      <w:hyperlink w:anchor="_Toc227683155" w:history="1">
         <w:r>
           <w:rPr>
             <w:rStyle w:val="Hipervnculo"/>
@@ -2659,7 +2639,7 @@
         </w:r>
         <w:r>
           <w:rPr>
-            <w:rFonts w:ascii="Calibri" w:hAnsi="Calibri"/>
+            <w:rFonts w:asciiTheme="minorHAnsi" w:eastAsiaTheme="minorEastAsia" w:hAnsiTheme="minorHAnsi" w:cstheme="minorBidi"/>
             <w:smallCaps w:val="0"/>
             <w:noProof/>
             <w:sz w:val="22"/>
@@ -2694,7 +2674,7 @@
             <w:noProof/>
             <w:webHidden/>
           </w:rPr>
-          <w:instrText xml:space="preserve"> PAGEREF _Toc227178518 \h </w:instrText>
+          <w:instrText xml:space="preserve"> PAGEREF _Toc227683155 \h </w:instrText>
         </w:r>
         <w:r>
           <w:rPr>
@@ -2733,7 +2713,7 @@
           <w:tab w:val="right" w:leader="dot" w:pos="8776"/>
         </w:tabs>
         <w:rPr>
-          <w:rFonts w:ascii="Calibri" w:hAnsi="Calibri"/>
+          <w:rFonts w:asciiTheme="minorHAnsi" w:eastAsiaTheme="minorEastAsia" w:hAnsiTheme="minorHAnsi" w:cstheme="minorBidi"/>
           <w:i w:val="0"/>
           <w:iCs w:val="0"/>
           <w:noProof/>
@@ -2742,18 +2722,17 @@
           <w:lang w:eastAsia="es-EC"/>
         </w:rPr>
       </w:pPr>
-      <w:hyperlink w:anchor="_Toc227178519" w:history="1">
+      <w:hyperlink w:anchor="_Toc227683156" w:history="1">
         <w:r>
           <w:rPr>
             <w:rStyle w:val="Hipervnculo"/>
             <w:noProof/>
-            <w:lang w:val="es-ES"/>
           </w:rPr>
           <w:t>5.2.1</w:t>
         </w:r>
         <w:r>
           <w:rPr>
-            <w:rFonts w:ascii="Calibri" w:hAnsi="Calibri"/>
+            <w:rFonts w:asciiTheme="minorHAnsi" w:eastAsiaTheme="minorEastAsia" w:hAnsiTheme="minorHAnsi" w:cstheme="minorBidi"/>
             <w:i w:val="0"/>
             <w:iCs w:val="0"/>
             <w:noProof/>
@@ -2767,9 +2746,8 @@
           <w:rPr>
             <w:rStyle w:val="Hipervnculo"/>
             <w:noProof/>
-            <w:lang w:val="es-ES"/>
-          </w:rPr>
-          <w:t>SF01. Registro de Consumo</w:t>
+          </w:rPr>
+          <w:t>SF01. VALIDACION DE DATOS</w:t>
         </w:r>
         <w:r>
           <w:rPr>
@@ -2790,99 +2768,7 @@
             <w:noProof/>
             <w:webHidden/>
           </w:rPr>
-          <w:instrText xml:space="preserve"> PAGEREF _Toc227178519 \h </w:instrText>
-        </w:r>
-        <w:r>
-          <w:rPr>
-            <w:noProof/>
-            <w:webHidden/>
-          </w:rPr>
-        </w:r>
-        <w:r>
-          <w:rPr>
-            <w:noProof/>
-            <w:webHidden/>
-          </w:rPr>
-          <w:fldChar w:fldCharType="separate"/>
-        </w:r>
-        <w:r>
-          <w:rPr>
-            <w:noProof/>
-            <w:webHidden/>
-          </w:rPr>
-          <w:t>2</w:t>
-        </w:r>
-        <w:r>
-          <w:rPr>
-            <w:noProof/>
-            <w:webHidden/>
-          </w:rPr>
-          <w:fldChar w:fldCharType="end"/>
-        </w:r>
-      </w:hyperlink>
-    </w:p>
-    <w:p>
-      <w:pPr>
-        <w:pStyle w:val="TDC2"/>
-        <w:tabs>
-          <w:tab w:val="left" w:pos="800"/>
-          <w:tab w:val="right" w:leader="dot" w:pos="8776"/>
-        </w:tabs>
-        <w:rPr>
-          <w:rFonts w:ascii="Calibri" w:hAnsi="Calibri"/>
-          <w:smallCaps w:val="0"/>
-          <w:noProof/>
-          <w:sz w:val="22"/>
-          <w:szCs w:val="22"/>
-          <w:lang w:eastAsia="es-EC"/>
-        </w:rPr>
-      </w:pPr>
-      <w:hyperlink w:anchor="_Toc227178520" w:history="1">
-        <w:r>
-          <w:rPr>
-            <w:rStyle w:val="Hipervnculo"/>
-            <w:noProof/>
-          </w:rPr>
-          <w:t>5.3</w:t>
-        </w:r>
-        <w:r>
-          <w:rPr>
-            <w:rFonts w:ascii="Calibri" w:hAnsi="Calibri"/>
-            <w:smallCaps w:val="0"/>
-            <w:noProof/>
-            <w:sz w:val="22"/>
-            <w:szCs w:val="22"/>
-            <w:lang w:eastAsia="es-EC"/>
-          </w:rPr>
-          <w:tab/>
-        </w:r>
-        <w:r>
-          <w:rPr>
-            <w:rStyle w:val="Hipervnculo"/>
-            <w:noProof/>
-          </w:rPr>
-          <w:t>Flujos Alternos</w:t>
-        </w:r>
-        <w:r>
-          <w:rPr>
-            <w:noProof/>
-            <w:webHidden/>
-          </w:rPr>
-          <w:tab/>
-        </w:r>
-        <w:r>
-          <w:rPr>
-            <w:noProof/>
-            <w:webHidden/>
-          </w:rPr>
-          <w:fldChar w:fldCharType="begin"/>
-        </w:r>
-        <w:r>
-          <w:rPr>
-            <w:noProof/>
-            <w:webHidden/>
-          </w:rPr>
-          <w:instrText xml:space="preserve"> PAGEREF _Toc227178520 \h </w:instrText>
+          <w:instrText xml:space="preserve"> PAGEREF _Toc227683156 \h </w:instrText>
         </w:r>
         <w:r>
           <w:rPr>
@@ -2921,7 +2807,7 @@
           <w:tab w:val="right" w:leader="dot" w:pos="8776"/>
         </w:tabs>
         <w:rPr>
-          <w:rFonts w:ascii="Calibri" w:hAnsi="Calibri"/>
+          <w:rFonts w:asciiTheme="minorHAnsi" w:eastAsiaTheme="minorEastAsia" w:hAnsiTheme="minorHAnsi" w:cstheme="minorBidi"/>
           <w:i w:val="0"/>
           <w:iCs w:val="0"/>
           <w:noProof/>
@@ -2930,18 +2816,18 @@
           <w:lang w:eastAsia="es-EC"/>
         </w:rPr>
       </w:pPr>
-      <w:hyperlink w:anchor="_Toc227178521" w:history="1">
+      <w:hyperlink w:anchor="_Toc227683157" w:history="1">
         <w:r>
           <w:rPr>
             <w:rStyle w:val="Hipervnculo"/>
             <w:noProof/>
-            <w:lang w:val="es-ES"/>
-          </w:rPr>
-          <w:t>5.3.1</w:t>
-        </w:r>
-        <w:r>
-          <w:rPr>
-            <w:rFonts w:ascii="Calibri" w:hAnsi="Calibri"/>
+            <w:lang w:eastAsia="es-EC"/>
+          </w:rPr>
+          <w:t>5.2.2</w:t>
+        </w:r>
+        <w:r>
+          <w:rPr>
+            <w:rFonts w:asciiTheme="minorHAnsi" w:eastAsiaTheme="minorEastAsia" w:hAnsiTheme="minorHAnsi" w:cstheme="minorBidi"/>
             <w:i w:val="0"/>
             <w:iCs w:val="0"/>
             <w:noProof/>
@@ -2955,9 +2841,9 @@
           <w:rPr>
             <w:rStyle w:val="Hipervnculo"/>
             <w:noProof/>
-            <w:lang w:val="es-ES"/>
-          </w:rPr>
-          <w:t>FA01. &lt; Primer Flujo Alterno &gt;</w:t>
+            <w:lang w:eastAsia="es-EC"/>
+          </w:rPr>
+          <w:t>SF02. Creación de Tenant</w:t>
         </w:r>
         <w:r>
           <w:rPr>
@@ -2978,7 +2864,7 @@
             <w:noProof/>
             <w:webHidden/>
           </w:rPr>
-          <w:instrText xml:space="preserve"> PAGEREF _Toc227178521 \h </w:instrText>
+          <w:instrText xml:space="preserve"> PAGEREF _Toc227683157 \h </w:instrText>
         </w:r>
         <w:r>
           <w:rPr>
@@ -2998,7 +2884,113 @@
             <w:noProof/>
             <w:webHidden/>
           </w:rPr>
-          <w:t>2</w:t>
+          <w:t>3</w:t>
+        </w:r>
+        <w:r>
+          <w:rPr>
+            <w:noProof/>
+            <w:webHidden/>
+          </w:rPr>
+          <w:fldChar w:fldCharType="end"/>
+        </w:r>
+      </w:hyperlink>
+    </w:p>
+    <w:p>
+      <w:pPr>
+        <w:pStyle w:val="TDC2"/>
+        <w:tabs>
+          <w:tab w:val="left" w:pos="800"/>
+          <w:tab w:val="right" w:leader="dot" w:pos="8776"/>
+        </w:tabs>
+        <w:rPr>
+          <w:rFonts w:asciiTheme="minorHAnsi" w:eastAsiaTheme="minorEastAsia" w:hAnsiTheme="minorHAnsi" w:cstheme="minorBidi"/>
+          <w:smallCaps w:val="0"/>
+          <w:noProof/>
+          <w:sz w:val="22"/>
+          <w:szCs w:val="22"/>
+          <w:lang w:eastAsia="es-EC"/>
+        </w:rPr>
+      </w:pPr>
+      <w:hyperlink w:anchor="_Toc227683158" w:history="1">
+        <w:r>
+          <w:rPr>
+            <w:rStyle w:val="Hipervnculo"/>
+            <w:noProof/>
+          </w:rPr>
+          <w:t>5.3</w:t>
+        </w:r>
+        <w:r>
+          <w:rPr>
+            <w:rFonts w:asciiTheme="minorHAnsi" w:eastAsiaTheme="minorEastAsia" w:hAnsiTheme="minorHAnsi" w:cstheme="minorBidi"/>
+            <w:smallCaps w:val="0"/>
+            <w:noProof/>
+            <w:sz w:val="22"/>
+            <w:szCs w:val="22"/>
+            <w:lang w:eastAsia="es-EC"/>
+          </w:rPr>
+          <w:tab/>
+        </w:r>
+        <w:r>
+          <w:rPr>
+            <w:rStyle w:val="Hipervnculo"/>
+            <w:noProof/>
+          </w:rPr>
+          <w:t>Flujos Alter</w:t>
+        </w:r>
+        <w:r>
+          <w:rPr>
+            <w:rStyle w:val="Hipervnculo"/>
+            <w:noProof/>
+          </w:rPr>
+          <w:t>n</w:t>
+        </w:r>
+        <w:r>
+          <w:rPr>
+            <w:rStyle w:val="Hipervnculo"/>
+            <w:noProof/>
+          </w:rPr>
+          <w:t>os</w:t>
+        </w:r>
+        <w:r>
+          <w:rPr>
+            <w:noProof/>
+            <w:webHidden/>
+          </w:rPr>
+          <w:tab/>
+        </w:r>
+        <w:r>
+          <w:rPr>
+            <w:noProof/>
+            <w:webHidden/>
+          </w:rPr>
+          <w:fldChar w:fldCharType="begin"/>
+        </w:r>
+        <w:r>
+          <w:rPr>
+            <w:noProof/>
+            <w:webHidden/>
+          </w:rPr>
+          <w:instrText xml:space="preserve"> PAGEREF _Toc227683158 \h </w:instrText>
+        </w:r>
+        <w:r>
+          <w:rPr>
+            <w:noProof/>
+            <w:webHidden/>
+          </w:rPr>
+        </w:r>
+        <w:r>
+          <w:rPr>
+            <w:noProof/>
+            <w:webHidden/>
+          </w:rPr>
+          <w:fldChar w:fldCharType="separate"/>
+        </w:r>
+        <w:r>
+          <w:rPr>
+            <w:noProof/>
+            <w:webHidden/>
+          </w:rPr>
+          <w:t>3</w:t>
         </w:r>
         <w:r>
           <w:rPr>
@@ -3017,7 +3009,7 @@
           <w:tab w:val="right" w:leader="dot" w:pos="8776"/>
         </w:tabs>
         <w:rPr>
-          <w:rFonts w:ascii="Calibri" w:hAnsi="Calibri"/>
+          <w:rFonts w:asciiTheme="minorHAnsi" w:eastAsiaTheme="minorEastAsia" w:hAnsiTheme="minorHAnsi" w:cstheme="minorBidi"/>
           <w:i w:val="0"/>
           <w:iCs w:val="0"/>
           <w:noProof/>
@@ -3026,18 +3018,18 @@
           <w:lang w:eastAsia="es-EC"/>
         </w:rPr>
       </w:pPr>
-      <w:hyperlink w:anchor="_Toc227178522" w:history="1">
+      <w:hyperlink w:anchor="_Toc227683159" w:history="1">
         <w:r>
           <w:rPr>
             <w:rStyle w:val="Hipervnculo"/>
             <w:noProof/>
             <w:lang w:val="es-ES"/>
           </w:rPr>
-          <w:t>5.3.2</w:t>
-        </w:r>
-        <w:r>
-          <w:rPr>
-            <w:rFonts w:ascii="Calibri" w:hAnsi="Calibri"/>
+          <w:t>5.3.1</w:t>
+        </w:r>
+        <w:r>
+          <w:rPr>
+            <w:rFonts w:asciiTheme="minorHAnsi" w:eastAsiaTheme="minorEastAsia" w:hAnsiTheme="minorHAnsi" w:cstheme="minorBidi"/>
             <w:i w:val="0"/>
             <w:iCs w:val="0"/>
             <w:noProof/>
@@ -3053,6 +3045,102 @@
             <w:noProof/>
             <w:lang w:val="es-ES"/>
           </w:rPr>
+          <w:t>FA01. &lt; Primer Flujo Alterno &gt;</w:t>
+        </w:r>
+        <w:r>
+          <w:rPr>
+            <w:noProof/>
+            <w:webHidden/>
+          </w:rPr>
+          <w:tab/>
+        </w:r>
+        <w:r>
+          <w:rPr>
+            <w:noProof/>
+            <w:webHidden/>
+          </w:rPr>
+          <w:fldChar w:fldCharType="begin"/>
+        </w:r>
+        <w:r>
+          <w:rPr>
+            <w:noProof/>
+            <w:webHidden/>
+          </w:rPr>
+          <w:instrText xml:space="preserve"> PAGEREF _Toc227683159 \h </w:instrText>
+        </w:r>
+        <w:r>
+          <w:rPr>
+            <w:noProof/>
+            <w:webHidden/>
+          </w:rPr>
+        </w:r>
+        <w:r>
+          <w:rPr>
+            <w:noProof/>
+            <w:webHidden/>
+          </w:rPr>
+          <w:fldChar w:fldCharType="separate"/>
+        </w:r>
+        <w:r>
+          <w:rPr>
+            <w:noProof/>
+            <w:webHidden/>
+          </w:rPr>
+          <w:t>3</w:t>
+        </w:r>
+        <w:r>
+          <w:rPr>
+            <w:noProof/>
+            <w:webHidden/>
+          </w:rPr>
+          <w:fldChar w:fldCharType="end"/>
+        </w:r>
+      </w:hyperlink>
+    </w:p>
+    <w:p>
+      <w:pPr>
+        <w:pStyle w:val="TDC3"/>
+        <w:tabs>
+          <w:tab w:val="left" w:pos="1200"/>
+          <w:tab w:val="right" w:leader="dot" w:pos="8776"/>
+        </w:tabs>
+        <w:rPr>
+          <w:rFonts w:asciiTheme="minorHAnsi" w:eastAsiaTheme="minorEastAsia" w:hAnsiTheme="minorHAnsi" w:cstheme="minorBidi"/>
+          <w:i w:val="0"/>
+          <w:iCs w:val="0"/>
+          <w:noProof/>
+          <w:sz w:val="22"/>
+          <w:szCs w:val="22"/>
+          <w:lang w:eastAsia="es-EC"/>
+        </w:rPr>
+      </w:pPr>
+      <w:hyperlink w:anchor="_Toc227683160" w:history="1">
+        <w:r>
+          <w:rPr>
+            <w:rStyle w:val="Hipervnculo"/>
+            <w:noProof/>
+            <w:lang w:val="es-ES"/>
+          </w:rPr>
+          <w:t>5.3.2</w:t>
+        </w:r>
+        <w:r>
+          <w:rPr>
+            <w:rFonts w:asciiTheme="minorHAnsi" w:eastAsiaTheme="minorEastAsia" w:hAnsiTheme="minorHAnsi" w:cstheme="minorBidi"/>
+            <w:i w:val="0"/>
+            <w:iCs w:val="0"/>
+            <w:noProof/>
+            <w:sz w:val="22"/>
+            <w:szCs w:val="22"/>
+            <w:lang w:eastAsia="es-EC"/>
+          </w:rPr>
+          <w:tab/>
+        </w:r>
+        <w:r>
+          <w:rPr>
+            <w:rStyle w:val="Hipervnculo"/>
+            <w:noProof/>
+            <w:lang w:val="es-ES"/>
+          </w:rPr>
           <w:t>FA02. &lt; Segundo Flujo Alterno &gt;</w:t>
         </w:r>
         <w:r>
@@ -3074,7 +3162,7 @@
             <w:noProof/>
             <w:webHidden/>
           </w:rPr>
-          <w:instrText xml:space="preserve"> PAGEREF _Toc227178522 \h </w:instrText>
+          <w:instrText xml:space="preserve"> PAGEREF _Toc227683160 \h </w:instrText>
         </w:r>
         <w:r>
           <w:rPr>
@@ -3094,7 +3182,7 @@
             <w:noProof/>
             <w:webHidden/>
           </w:rPr>
-          <w:t>2</w:t>
+          <w:t>3</w:t>
         </w:r>
         <w:r>
           <w:rPr>
@@ -3113,7 +3201,7 @@
           <w:tab w:val="right" w:leader="dot" w:pos="8776"/>
         </w:tabs>
         <w:rPr>
-          <w:rFonts w:ascii="Calibri" w:hAnsi="Calibri"/>
+          <w:rFonts w:asciiTheme="minorHAnsi" w:eastAsiaTheme="minorEastAsia" w:hAnsiTheme="minorHAnsi" w:cstheme="minorBidi"/>
           <w:b w:val="0"/>
           <w:bCs w:val="0"/>
           <w:caps w:val="0"/>
@@ -3123,7 +3211,7 @@
           <w:lang w:eastAsia="es-EC"/>
         </w:rPr>
       </w:pPr>
-      <w:hyperlink w:anchor="_Toc227178523" w:history="1">
+      <w:hyperlink w:anchor="_Toc227683161" w:history="1">
         <w:r>
           <w:rPr>
             <w:rStyle w:val="Hipervnculo"/>
@@ -3133,7 +3221,7 @@
         </w:r>
         <w:r>
           <w:rPr>
-            <w:rFonts w:ascii="Calibri" w:hAnsi="Calibri"/>
+            <w:rFonts w:asciiTheme="minorHAnsi" w:eastAsiaTheme="minorEastAsia" w:hAnsiTheme="minorHAnsi" w:cstheme="minorBidi"/>
             <w:b w:val="0"/>
             <w:bCs w:val="0"/>
             <w:caps w:val="0"/>
@@ -3170,7 +3258,7 @@
             <w:noProof/>
             <w:webHidden/>
           </w:rPr>
-          <w:instrText xml:space="preserve"> PAGEREF _Toc227178523 \h </w:instrText>
+          <w:instrText xml:space="preserve"> PAGEREF _Toc227683161 \h </w:instrText>
         </w:r>
         <w:r>
           <w:rPr>
@@ -3190,7 +3278,7 @@
             <w:noProof/>
             <w:webHidden/>
           </w:rPr>
-          <w:t>3</w:t>
+          <w:t>4</w:t>
         </w:r>
         <w:r>
           <w:rPr>
@@ -3209,7 +3297,7 @@
           <w:tab w:val="right" w:leader="dot" w:pos="8776"/>
         </w:tabs>
         <w:rPr>
-          <w:rFonts w:ascii="Calibri" w:hAnsi="Calibri"/>
+          <w:rFonts w:asciiTheme="minorHAnsi" w:eastAsiaTheme="minorEastAsia" w:hAnsiTheme="minorHAnsi" w:cstheme="minorBidi"/>
           <w:smallCaps w:val="0"/>
           <w:noProof/>
           <w:sz w:val="22"/>
@@ -3217,7 +3305,7 @@
           <w:lang w:eastAsia="es-EC"/>
         </w:rPr>
       </w:pPr>
-      <w:hyperlink w:anchor="_Toc227178524" w:history="1">
+      <w:hyperlink w:anchor="_Toc227683162" w:history="1">
         <w:r>
           <w:rPr>
             <w:rStyle w:val="Hipervnculo"/>
@@ -3227,7 +3315,7 @@
         </w:r>
         <w:r>
           <w:rPr>
-            <w:rFonts w:ascii="Calibri" w:hAnsi="Calibri"/>
+            <w:rFonts w:asciiTheme="minorHAnsi" w:eastAsiaTheme="minorEastAsia" w:hAnsiTheme="minorHAnsi" w:cstheme="minorBidi"/>
             <w:smallCaps w:val="0"/>
             <w:noProof/>
             <w:sz w:val="22"/>
@@ -3262,7 +3350,7 @@
             <w:noProof/>
             <w:webHidden/>
           </w:rPr>
-          <w:instrText xml:space="preserve"> PAGEREF _Toc227178524 \h </w:instrText>
+          <w:instrText xml:space="preserve"> PAGEREF _Toc227683162 \h </w:instrText>
         </w:r>
         <w:r>
           <w:rPr>
@@ -3282,7 +3370,7 @@
             <w:noProof/>
             <w:webHidden/>
           </w:rPr>
-          <w:t>3</w:t>
+          <w:t>4</w:t>
         </w:r>
         <w:r>
           <w:rPr>
@@ -3301,7 +3389,7 @@
           <w:tab w:val="right" w:leader="dot" w:pos="8776"/>
         </w:tabs>
         <w:rPr>
-          <w:rFonts w:ascii="Calibri" w:hAnsi="Calibri"/>
+          <w:rFonts w:asciiTheme="minorHAnsi" w:eastAsiaTheme="minorEastAsia" w:hAnsiTheme="minorHAnsi" w:cstheme="minorBidi"/>
           <w:smallCaps w:val="0"/>
           <w:noProof/>
           <w:sz w:val="22"/>
@@ -3309,7 +3397,7 @@
           <w:lang w:eastAsia="es-EC"/>
         </w:rPr>
       </w:pPr>
-      <w:hyperlink w:anchor="_Toc227178525" w:history="1">
+      <w:hyperlink w:anchor="_Toc227683163" w:history="1">
         <w:r>
           <w:rPr>
             <w:rStyle w:val="Hipervnculo"/>
@@ -3319,7 +3407,7 @@
         </w:r>
         <w:r>
           <w:rPr>
-            <w:rFonts w:ascii="Calibri" w:hAnsi="Calibri"/>
+            <w:rFonts w:asciiTheme="minorHAnsi" w:eastAsiaTheme="minorEastAsia" w:hAnsiTheme="minorHAnsi" w:cstheme="minorBidi"/>
             <w:smallCaps w:val="0"/>
             <w:noProof/>
             <w:sz w:val="22"/>
@@ -3354,7 +3442,7 @@
             <w:noProof/>
             <w:webHidden/>
           </w:rPr>
-          <w:instrText xml:space="preserve"> PAGEREF _Toc227178525 \h </w:instrText>
+          <w:instrText xml:space="preserve"> PAGEREF _Toc227683163 \h </w:instrText>
         </w:r>
         <w:r>
           <w:rPr>
@@ -3374,7 +3462,7 @@
             <w:noProof/>
             <w:webHidden/>
           </w:rPr>
-          <w:t>3</w:t>
+          <w:t>4</w:t>
         </w:r>
         <w:r>
           <w:rPr>
@@ -3393,7 +3481,7 @@
           <w:tab w:val="right" w:leader="dot" w:pos="8776"/>
         </w:tabs>
         <w:rPr>
-          <w:rFonts w:ascii="Calibri" w:hAnsi="Calibri"/>
+          <w:rFonts w:asciiTheme="minorHAnsi" w:eastAsiaTheme="minorEastAsia" w:hAnsiTheme="minorHAnsi" w:cstheme="minorBidi"/>
           <w:smallCaps w:val="0"/>
           <w:noProof/>
           <w:sz w:val="22"/>
@@ -3401,7 +3489,7 @@
           <w:lang w:eastAsia="es-EC"/>
         </w:rPr>
       </w:pPr>
-      <w:hyperlink w:anchor="_Toc227178526" w:history="1">
+      <w:hyperlink w:anchor="_Toc227683164" w:history="1">
         <w:r>
           <w:rPr>
             <w:rStyle w:val="Hipervnculo"/>
@@ -3411,7 +3499,7 @@
         </w:r>
         <w:r>
           <w:rPr>
-            <w:rFonts w:ascii="Calibri" w:hAnsi="Calibri"/>
+            <w:rFonts w:asciiTheme="minorHAnsi" w:eastAsiaTheme="minorEastAsia" w:hAnsiTheme="minorHAnsi" w:cstheme="minorBidi"/>
             <w:smallCaps w:val="0"/>
             <w:noProof/>
             <w:sz w:val="22"/>
@@ -3446,7 +3534,7 @@
             <w:noProof/>
             <w:webHidden/>
           </w:rPr>
-          <w:instrText xml:space="preserve"> PAGEREF _Toc227178526 \h </w:instrText>
+          <w:instrText xml:space="preserve"> PAGEREF _Toc227683164 \h </w:instrText>
         </w:r>
         <w:r>
           <w:rPr>
@@ -3466,7 +3554,7 @@
             <w:noProof/>
             <w:webHidden/>
           </w:rPr>
-          <w:t>3</w:t>
+          <w:t>4</w:t>
         </w:r>
         <w:r>
           <w:rPr>
@@ -3485,7 +3573,7 @@
           <w:tab w:val="right" w:leader="dot" w:pos="8776"/>
         </w:tabs>
         <w:rPr>
-          <w:rFonts w:ascii="Calibri" w:hAnsi="Calibri"/>
+          <w:rFonts w:asciiTheme="minorHAnsi" w:eastAsiaTheme="minorEastAsia" w:hAnsiTheme="minorHAnsi" w:cstheme="minorBidi"/>
           <w:smallCaps w:val="0"/>
           <w:noProof/>
           <w:sz w:val="22"/>
@@ -3493,7 +3581,7 @@
           <w:lang w:eastAsia="es-EC"/>
         </w:rPr>
       </w:pPr>
-      <w:hyperlink w:anchor="_Toc227178527" w:history="1">
+      <w:hyperlink w:anchor="_Toc227683165" w:history="1">
         <w:r>
           <w:rPr>
             <w:rStyle w:val="Hipervnculo"/>
@@ -3503,7 +3591,7 @@
         </w:r>
         <w:r>
           <w:rPr>
-            <w:rFonts w:ascii="Calibri" w:hAnsi="Calibri"/>
+            <w:rFonts w:asciiTheme="minorHAnsi" w:eastAsiaTheme="minorEastAsia" w:hAnsiTheme="minorHAnsi" w:cstheme="minorBidi"/>
             <w:smallCaps w:val="0"/>
             <w:noProof/>
             <w:sz w:val="22"/>
@@ -3538,7 +3626,7 @@
             <w:noProof/>
             <w:webHidden/>
           </w:rPr>
-          <w:instrText xml:space="preserve"> PAGEREF _Toc227178527 \h </w:instrText>
+          <w:instrText xml:space="preserve"> PAGEREF _Toc227683165 \h </w:instrText>
         </w:r>
         <w:r>
           <w:rPr>
@@ -3558,7 +3646,7 @@
             <w:noProof/>
             <w:webHidden/>
           </w:rPr>
-          <w:t>3</w:t>
+          <w:t>4</w:t>
         </w:r>
         <w:r>
           <w:rPr>
@@ -3577,7 +3665,7 @@
           <w:tab w:val="right" w:leader="dot" w:pos="8776"/>
         </w:tabs>
         <w:rPr>
-          <w:rFonts w:ascii="Calibri" w:hAnsi="Calibri"/>
+          <w:rFonts w:asciiTheme="minorHAnsi" w:eastAsiaTheme="minorEastAsia" w:hAnsiTheme="minorHAnsi" w:cstheme="minorBidi"/>
           <w:b w:val="0"/>
           <w:bCs w:val="0"/>
           <w:caps w:val="0"/>
@@ -3587,7 +3675,7 @@
           <w:lang w:eastAsia="es-EC"/>
         </w:rPr>
       </w:pPr>
-      <w:hyperlink w:anchor="_Toc227178528" w:history="1">
+      <w:hyperlink w:anchor="_Toc227683166" w:history="1">
         <w:r>
           <w:rPr>
             <w:rStyle w:val="Hipervnculo"/>
@@ -3597,7 +3685,7 @@
         </w:r>
         <w:r>
           <w:rPr>
-            <w:rFonts w:ascii="Calibri" w:hAnsi="Calibri"/>
+            <w:rFonts w:asciiTheme="minorHAnsi" w:eastAsiaTheme="minorEastAsia" w:hAnsiTheme="minorHAnsi" w:cstheme="minorBidi"/>
             <w:b w:val="0"/>
             <w:bCs w:val="0"/>
             <w:caps w:val="0"/>
@@ -3634,7 +3722,7 @@
             <w:noProof/>
             <w:webHidden/>
           </w:rPr>
-          <w:instrText xml:space="preserve"> PAGEREF _Toc227178528 \h </w:instrText>
+          <w:instrText xml:space="preserve"> PAGEREF _Toc227683166 \h </w:instrText>
         </w:r>
         <w:r>
           <w:rPr>
@@ -3654,7 +3742,7 @@
             <w:noProof/>
             <w:webHidden/>
           </w:rPr>
-          <w:t>3</w:t>
+          <w:t>4</w:t>
         </w:r>
         <w:r>
           <w:rPr>
@@ -3673,7 +3761,7 @@
           <w:tab w:val="right" w:leader="dot" w:pos="8776"/>
         </w:tabs>
         <w:rPr>
-          <w:rFonts w:ascii="Calibri" w:hAnsi="Calibri"/>
+          <w:rFonts w:asciiTheme="minorHAnsi" w:eastAsiaTheme="minorEastAsia" w:hAnsiTheme="minorHAnsi" w:cstheme="minorBidi"/>
           <w:smallCaps w:val="0"/>
           <w:noProof/>
           <w:sz w:val="22"/>
@@ -3681,7 +3769,7 @@
           <w:lang w:eastAsia="es-EC"/>
         </w:rPr>
       </w:pPr>
-      <w:hyperlink w:anchor="_Toc227178529" w:history="1">
+      <w:hyperlink w:anchor="_Toc227683167" w:history="1">
         <w:r>
           <w:rPr>
             <w:rStyle w:val="Hipervnculo"/>
@@ -3691,7 +3779,7 @@
         </w:r>
         <w:r>
           <w:rPr>
-            <w:rFonts w:ascii="Calibri" w:hAnsi="Calibri"/>
+            <w:rFonts w:asciiTheme="minorHAnsi" w:eastAsiaTheme="minorEastAsia" w:hAnsiTheme="minorHAnsi" w:cstheme="minorBidi"/>
             <w:smallCaps w:val="0"/>
             <w:noProof/>
             <w:sz w:val="22"/>
@@ -3726,7 +3814,7 @@
             <w:noProof/>
             <w:webHidden/>
           </w:rPr>
-          <w:instrText xml:space="preserve"> PAGEREF _Toc227178529 \h </w:instrText>
+          <w:instrText xml:space="preserve"> PAGEREF _Toc227683167 \h </w:instrText>
         </w:r>
         <w:r>
           <w:rPr>
@@ -3746,7 +3834,7 @@
             <w:noProof/>
             <w:webHidden/>
           </w:rPr>
-          <w:t>3</w:t>
+          <w:t>4</w:t>
         </w:r>
         <w:r>
           <w:rPr>
@@ -3765,7 +3853,7 @@
           <w:tab w:val="right" w:leader="dot" w:pos="8776"/>
         </w:tabs>
         <w:rPr>
-          <w:rFonts w:ascii="Calibri" w:hAnsi="Calibri"/>
+          <w:rFonts w:asciiTheme="minorHAnsi" w:eastAsiaTheme="minorEastAsia" w:hAnsiTheme="minorHAnsi" w:cstheme="minorBidi"/>
           <w:smallCaps w:val="0"/>
           <w:noProof/>
           <w:sz w:val="22"/>
@@ -3773,7 +3861,7 @@
           <w:lang w:eastAsia="es-EC"/>
         </w:rPr>
       </w:pPr>
-      <w:hyperlink w:anchor="_Toc227178530" w:history="1">
+      <w:hyperlink w:anchor="_Toc227683168" w:history="1">
         <w:r>
           <w:rPr>
             <w:rStyle w:val="Hipervnculo"/>
@@ -3783,7 +3871,7 @@
         </w:r>
         <w:r>
           <w:rPr>
-            <w:rFonts w:ascii="Calibri" w:hAnsi="Calibri"/>
+            <w:rFonts w:asciiTheme="minorHAnsi" w:eastAsiaTheme="minorEastAsia" w:hAnsiTheme="minorHAnsi" w:cstheme="minorBidi"/>
             <w:smallCaps w:val="0"/>
             <w:noProof/>
             <w:sz w:val="22"/>
@@ -3818,7 +3906,7 @@
             <w:noProof/>
             <w:webHidden/>
           </w:rPr>
-          <w:instrText xml:space="preserve"> PAGEREF _Toc227178530 \h </w:instrText>
+          <w:instrText xml:space="preserve"> PAGEREF _Toc227683168 \h </w:instrText>
         </w:r>
         <w:r>
           <w:rPr>
@@ -3838,7 +3926,7 @@
             <w:noProof/>
             <w:webHidden/>
           </w:rPr>
-          <w:t>3</w:t>
+          <w:t>4</w:t>
         </w:r>
         <w:r>
           <w:rPr>
@@ -3857,7 +3945,7 @@
           <w:tab w:val="right" w:leader="dot" w:pos="8776"/>
         </w:tabs>
         <w:rPr>
-          <w:rFonts w:ascii="Calibri" w:hAnsi="Calibri"/>
+          <w:rFonts w:asciiTheme="minorHAnsi" w:eastAsiaTheme="minorEastAsia" w:hAnsiTheme="minorHAnsi" w:cstheme="minorBidi"/>
           <w:smallCaps w:val="0"/>
           <w:noProof/>
           <w:sz w:val="22"/>
@@ -3865,7 +3953,7 @@
           <w:lang w:eastAsia="es-EC"/>
         </w:rPr>
       </w:pPr>
-      <w:hyperlink w:anchor="_Toc227178531" w:history="1">
+      <w:hyperlink w:anchor="_Toc227683169" w:history="1">
         <w:r>
           <w:rPr>
             <w:rStyle w:val="Hipervnculo"/>
@@ -3875,7 +3963,7 @@
         </w:r>
         <w:r>
           <w:rPr>
-            <w:rFonts w:ascii="Calibri" w:hAnsi="Calibri"/>
+            <w:rFonts w:asciiTheme="minorHAnsi" w:eastAsiaTheme="minorEastAsia" w:hAnsiTheme="minorHAnsi" w:cstheme="minorBidi"/>
             <w:smallCaps w:val="0"/>
             <w:noProof/>
             <w:sz w:val="22"/>
@@ -3910,7 +3998,7 @@
             <w:noProof/>
             <w:webHidden/>
           </w:rPr>
-          <w:instrText xml:space="preserve"> PAGEREF _Toc227178531 \h </w:instrText>
+          <w:instrText xml:space="preserve"> PAGEREF _Toc227683169 \h </w:instrText>
         </w:r>
         <w:r>
           <w:rPr>
@@ -3930,7 +4018,7 @@
             <w:noProof/>
             <w:webHidden/>
           </w:rPr>
-          <w:t>3</w:t>
+          <w:t>4</w:t>
         </w:r>
         <w:r>
           <w:rPr>
@@ -3949,7 +4037,7 @@
           <w:tab w:val="right" w:leader="dot" w:pos="8776"/>
         </w:tabs>
         <w:rPr>
-          <w:rFonts w:ascii="Calibri" w:hAnsi="Calibri"/>
+          <w:rFonts w:asciiTheme="minorHAnsi" w:eastAsiaTheme="minorEastAsia" w:hAnsiTheme="minorHAnsi" w:cstheme="minorBidi"/>
           <w:smallCaps w:val="0"/>
           <w:noProof/>
           <w:sz w:val="22"/>
@@ -3957,7 +4045,7 @@
           <w:lang w:eastAsia="es-EC"/>
         </w:rPr>
       </w:pPr>
-      <w:hyperlink w:anchor="_Toc227178532" w:history="1">
+      <w:hyperlink w:anchor="_Toc227683170" w:history="1">
         <w:r>
           <w:rPr>
             <w:rStyle w:val="Hipervnculo"/>
@@ -3967,7 +4055,7 @@
         </w:r>
         <w:r>
           <w:rPr>
-            <w:rFonts w:ascii="Calibri" w:hAnsi="Calibri"/>
+            <w:rFonts w:asciiTheme="minorHAnsi" w:eastAsiaTheme="minorEastAsia" w:hAnsiTheme="minorHAnsi" w:cstheme="minorBidi"/>
             <w:smallCaps w:val="0"/>
             <w:noProof/>
             <w:sz w:val="22"/>
@@ -4002,7 +4090,7 @@
             <w:noProof/>
             <w:webHidden/>
           </w:rPr>
-          <w:instrText xml:space="preserve"> PAGEREF _Toc227178532 \h </w:instrText>
+          <w:instrText xml:space="preserve"> PAGEREF _Toc227683170 \h </w:instrText>
         </w:r>
         <w:r>
           <w:rPr>
@@ -4022,7 +4110,7 @@
             <w:noProof/>
             <w:webHidden/>
           </w:rPr>
-          <w:t>3</w:t>
+          <w:t>4</w:t>
         </w:r>
         <w:r>
           <w:rPr>
@@ -4041,7 +4129,7 @@
           <w:tab w:val="right" w:leader="dot" w:pos="8776"/>
         </w:tabs>
         <w:rPr>
-          <w:rFonts w:ascii="Calibri" w:hAnsi="Calibri"/>
+          <w:rFonts w:asciiTheme="minorHAnsi" w:eastAsiaTheme="minorEastAsia" w:hAnsiTheme="minorHAnsi" w:cstheme="minorBidi"/>
           <w:smallCaps w:val="0"/>
           <w:noProof/>
           <w:sz w:val="22"/>
@@ -4049,7 +4137,7 @@
           <w:lang w:eastAsia="es-EC"/>
         </w:rPr>
       </w:pPr>
-      <w:hyperlink w:anchor="_Toc227178533" w:history="1">
+      <w:hyperlink w:anchor="_Toc227683171" w:history="1">
         <w:r>
           <w:rPr>
             <w:rStyle w:val="Hipervnculo"/>
@@ -4059,7 +4147,7 @@
         </w:r>
         <w:r>
           <w:rPr>
-            <w:rFonts w:ascii="Calibri" w:hAnsi="Calibri"/>
+            <w:rFonts w:asciiTheme="minorHAnsi" w:eastAsiaTheme="minorEastAsia" w:hAnsiTheme="minorHAnsi" w:cstheme="minorBidi"/>
             <w:smallCaps w:val="0"/>
             <w:noProof/>
             <w:sz w:val="22"/>
@@ -4094,7 +4182,7 @@
             <w:noProof/>
             <w:webHidden/>
           </w:rPr>
-          <w:instrText xml:space="preserve"> PAGEREF _Toc227178533 \h </w:instrText>
+          <w:instrText xml:space="preserve"> PAGEREF _Toc227683171 \h </w:instrText>
         </w:r>
         <w:r>
           <w:rPr>
@@ -4114,7 +4202,7 @@
             <w:noProof/>
             <w:webHidden/>
           </w:rPr>
-          <w:t>3</w:t>
+          <w:t>5</w:t>
         </w:r>
         <w:r>
           <w:rPr>
@@ -4133,7 +4221,7 @@
           <w:tab w:val="right" w:leader="dot" w:pos="8776"/>
         </w:tabs>
         <w:rPr>
-          <w:rFonts w:ascii="Calibri" w:hAnsi="Calibri"/>
+          <w:rFonts w:asciiTheme="minorHAnsi" w:eastAsiaTheme="minorEastAsia" w:hAnsiTheme="minorHAnsi" w:cstheme="minorBidi"/>
           <w:b w:val="0"/>
           <w:bCs w:val="0"/>
           <w:caps w:val="0"/>
@@ -4143,7 +4231,7 @@
           <w:lang w:eastAsia="es-EC"/>
         </w:rPr>
       </w:pPr>
-      <w:hyperlink w:anchor="_Toc227178534" w:history="1">
+      <w:hyperlink w:anchor="_Toc227683172" w:history="1">
         <w:r>
           <w:rPr>
             <w:rStyle w:val="Hipervnculo"/>
@@ -4153,7 +4241,7 @@
         </w:r>
         <w:r>
           <w:rPr>
-            <w:rFonts w:ascii="Calibri" w:hAnsi="Calibri"/>
+            <w:rFonts w:asciiTheme="minorHAnsi" w:eastAsiaTheme="minorEastAsia" w:hAnsiTheme="minorHAnsi" w:cstheme="minorBidi"/>
             <w:b w:val="0"/>
             <w:bCs w:val="0"/>
             <w:caps w:val="0"/>
@@ -4190,7 +4278,7 @@
             <w:noProof/>
             <w:webHidden/>
           </w:rPr>
-          <w:instrText xml:space="preserve"> PAGEREF _Toc227178534 \h </w:instrText>
+          <w:instrText xml:space="preserve"> PAGEREF _Toc227683172 \h </w:instrText>
         </w:r>
         <w:r>
           <w:rPr>
@@ -4210,7 +4298,7 @@
             <w:noProof/>
             <w:webHidden/>
           </w:rPr>
-          <w:t>4</w:t>
+          <w:t>5</w:t>
         </w:r>
         <w:r>
           <w:rPr>
@@ -4229,7 +4317,7 @@
           <w:tab w:val="right" w:leader="dot" w:pos="8776"/>
         </w:tabs>
         <w:rPr>
-          <w:rFonts w:ascii="Calibri" w:hAnsi="Calibri"/>
+          <w:rFonts w:asciiTheme="minorHAnsi" w:eastAsiaTheme="minorEastAsia" w:hAnsiTheme="minorHAnsi" w:cstheme="minorBidi"/>
           <w:b w:val="0"/>
           <w:bCs w:val="0"/>
           <w:caps w:val="0"/>
@@ -4239,7 +4327,7 @@
           <w:lang w:eastAsia="es-EC"/>
         </w:rPr>
       </w:pPr>
-      <w:hyperlink w:anchor="_Toc227178535" w:history="1">
+      <w:hyperlink w:anchor="_Toc227683173" w:history="1">
         <w:r>
           <w:rPr>
             <w:rStyle w:val="Hipervnculo"/>
@@ -4249,7 +4337,7 @@
         </w:r>
         <w:r>
           <w:rPr>
-            <w:rFonts w:ascii="Calibri" w:hAnsi="Calibri"/>
+            <w:rFonts w:asciiTheme="minorHAnsi" w:eastAsiaTheme="minorEastAsia" w:hAnsiTheme="minorHAnsi" w:cstheme="minorBidi"/>
             <w:b w:val="0"/>
             <w:bCs w:val="0"/>
             <w:caps w:val="0"/>
@@ -4286,7 +4374,7 @@
             <w:noProof/>
             <w:webHidden/>
           </w:rPr>
-          <w:instrText xml:space="preserve"> PAGEREF _Toc227178535 \h </w:instrText>
+          <w:instrText xml:space="preserve"> PAGEREF _Toc227683173 \h </w:instrText>
         </w:r>
         <w:r>
           <w:rPr>
@@ -4306,7 +4394,7 @@
             <w:noProof/>
             <w:webHidden/>
           </w:rPr>
-          <w:t>4</w:t>
+          <w:t>5</w:t>
         </w:r>
         <w:r>
           <w:rPr>
@@ -4325,7 +4413,7 @@
           <w:tab w:val="right" w:leader="dot" w:pos="8776"/>
         </w:tabs>
         <w:rPr>
-          <w:rFonts w:ascii="Calibri" w:hAnsi="Calibri"/>
+          <w:rFonts w:asciiTheme="minorHAnsi" w:eastAsiaTheme="minorEastAsia" w:hAnsiTheme="minorHAnsi" w:cstheme="minorBidi"/>
           <w:b w:val="0"/>
           <w:bCs w:val="0"/>
           <w:caps w:val="0"/>
@@ -4335,7 +4423,7 @@
           <w:lang w:eastAsia="es-EC"/>
         </w:rPr>
       </w:pPr>
-      <w:hyperlink w:anchor="_Toc227178536" w:history="1">
+      <w:hyperlink w:anchor="_Toc227683174" w:history="1">
         <w:r>
           <w:rPr>
             <w:rStyle w:val="Hipervnculo"/>
@@ -4345,7 +4433,7 @@
         </w:r>
         <w:r>
           <w:rPr>
-            <w:rFonts w:ascii="Calibri" w:hAnsi="Calibri"/>
+            <w:rFonts w:asciiTheme="minorHAnsi" w:eastAsiaTheme="minorEastAsia" w:hAnsiTheme="minorHAnsi" w:cstheme="minorBidi"/>
             <w:b w:val="0"/>
             <w:bCs w:val="0"/>
             <w:caps w:val="0"/>
@@ -4382,7 +4470,7 @@
             <w:noProof/>
             <w:webHidden/>
           </w:rPr>
-          <w:instrText xml:space="preserve"> PAGEREF _Toc227178536 \h </w:instrText>
+          <w:instrText xml:space="preserve"> PAGEREF _Toc227683174 \h </w:instrText>
         </w:r>
         <w:r>
           <w:rPr>
@@ -4402,7 +4490,7 @@
             <w:noProof/>
             <w:webHidden/>
           </w:rPr>
-          <w:t>4</w:t>
+          <w:t>5</w:t>
         </w:r>
         <w:r>
           <w:rPr>
@@ -4421,7 +4509,7 @@
           <w:tab w:val="right" w:leader="dot" w:pos="8776"/>
         </w:tabs>
         <w:rPr>
-          <w:rFonts w:ascii="Calibri" w:hAnsi="Calibri"/>
+          <w:rFonts w:asciiTheme="minorHAnsi" w:eastAsiaTheme="minorEastAsia" w:hAnsiTheme="minorHAnsi" w:cstheme="minorBidi"/>
           <w:smallCaps w:val="0"/>
           <w:noProof/>
           <w:sz w:val="22"/>
@@ -4429,7 +4517,7 @@
           <w:lang w:eastAsia="es-EC"/>
         </w:rPr>
       </w:pPr>
-      <w:hyperlink w:anchor="_Toc227178537" w:history="1">
+      <w:hyperlink w:anchor="_Toc227683175" w:history="1">
         <w:r>
           <w:rPr>
             <w:rStyle w:val="Hipervnculo"/>
@@ -4439,7 +4527,7 @@
         </w:r>
         <w:r>
           <w:rPr>
-            <w:rFonts w:ascii="Calibri" w:hAnsi="Calibri"/>
+            <w:rFonts w:asciiTheme="minorHAnsi" w:eastAsiaTheme="minorEastAsia" w:hAnsiTheme="minorHAnsi" w:cstheme="minorBidi"/>
             <w:smallCaps w:val="0"/>
             <w:noProof/>
             <w:sz w:val="22"/>
@@ -4474,7 +4562,7 @@
             <w:noProof/>
             <w:webHidden/>
           </w:rPr>
-          <w:instrText xml:space="preserve"> PAGEREF _Toc227178537 \h </w:instrText>
+          <w:instrText xml:space="preserve"> PAGEREF _Toc227683175 \h </w:instrText>
         </w:r>
         <w:r>
           <w:rPr>
@@ -4494,7 +4582,7 @@
             <w:noProof/>
             <w:webHidden/>
           </w:rPr>
-          <w:t>4</w:t>
+          <w:t>5</w:t>
         </w:r>
         <w:r>
           <w:rPr>
@@ -4513,7 +4601,7 @@
           <w:tab w:val="right" w:leader="dot" w:pos="8776"/>
         </w:tabs>
         <w:rPr>
-          <w:rFonts w:ascii="Calibri" w:hAnsi="Calibri"/>
+          <w:rFonts w:asciiTheme="minorHAnsi" w:eastAsiaTheme="minorEastAsia" w:hAnsiTheme="minorHAnsi" w:cstheme="minorBidi"/>
           <w:b w:val="0"/>
           <w:bCs w:val="0"/>
           <w:caps w:val="0"/>
@@ -4523,7 +4611,7 @@
           <w:lang w:eastAsia="es-EC"/>
         </w:rPr>
       </w:pPr>
-      <w:hyperlink w:anchor="_Toc227178538" w:history="1">
+      <w:hyperlink w:anchor="_Toc227683176" w:history="1">
         <w:r>
           <w:rPr>
             <w:rStyle w:val="Hipervnculo"/>
@@ -4533,7 +4621,7 @@
         </w:r>
         <w:r>
           <w:rPr>
-            <w:rFonts w:ascii="Calibri" w:hAnsi="Calibri"/>
+            <w:rFonts w:asciiTheme="minorHAnsi" w:eastAsiaTheme="minorEastAsia" w:hAnsiTheme="minorHAnsi" w:cstheme="minorBidi"/>
             <w:b w:val="0"/>
             <w:bCs w:val="0"/>
             <w:caps w:val="0"/>
@@ -4570,7 +4658,7 @@
             <w:noProof/>
             <w:webHidden/>
           </w:rPr>
-          <w:instrText xml:space="preserve"> PAGEREF _Toc227178538 \h </w:instrText>
+          <w:instrText xml:space="preserve"> PAGEREF _Toc227683176 \h </w:instrText>
         </w:r>
         <w:r>
           <w:rPr>
@@ -4590,7 +4678,7 @@
             <w:noProof/>
             <w:webHidden/>
           </w:rPr>
-          <w:t>4</w:t>
+          <w:t>5</w:t>
         </w:r>
         <w:r>
           <w:rPr>
@@ -4609,7 +4697,7 @@
           <w:tab w:val="right" w:leader="dot" w:pos="8776"/>
         </w:tabs>
         <w:rPr>
-          <w:rFonts w:ascii="Calibri" w:hAnsi="Calibri"/>
+          <w:rFonts w:asciiTheme="minorHAnsi" w:eastAsiaTheme="minorEastAsia" w:hAnsiTheme="minorHAnsi" w:cstheme="minorBidi"/>
           <w:smallCaps w:val="0"/>
           <w:noProof/>
           <w:sz w:val="22"/>
@@ -4617,7 +4705,7 @@
           <w:lang w:eastAsia="es-EC"/>
         </w:rPr>
       </w:pPr>
-      <w:hyperlink w:anchor="_Toc227178539" w:history="1">
+      <w:hyperlink w:anchor="_Toc227683177" w:history="1">
         <w:r>
           <w:rPr>
             <w:rStyle w:val="Hipervnculo"/>
@@ -4627,7 +4715,7 @@
         </w:r>
         <w:r>
           <w:rPr>
-            <w:rFonts w:ascii="Calibri" w:hAnsi="Calibri"/>
+            <w:rFonts w:asciiTheme="minorHAnsi" w:eastAsiaTheme="minorEastAsia" w:hAnsiTheme="minorHAnsi" w:cstheme="minorBidi"/>
             <w:smallCaps w:val="0"/>
             <w:noProof/>
             <w:sz w:val="22"/>
@@ -4662,7 +4750,7 @@
             <w:noProof/>
             <w:webHidden/>
           </w:rPr>
-          <w:instrText xml:space="preserve"> PAGEREF _Toc227178539 \h </w:instrText>
+          <w:instrText xml:space="preserve"> PAGEREF _Toc227683177 \h </w:instrText>
         </w:r>
         <w:r>
           <w:rPr>
@@ -4682,7 +4770,7 @@
             <w:noProof/>
             <w:webHidden/>
           </w:rPr>
-          <w:t>4</w:t>
+          <w:t>6</w:t>
         </w:r>
         <w:r>
           <w:rPr>
@@ -4818,9 +4906,9 @@
       </w:pPr>
       <w:bookmarkStart w:id="0" w:name="_Toc425054504"/>
       <w:bookmarkStart w:id="1" w:name="_Toc423410238"/>
-      <w:bookmarkStart w:id="2" w:name="_Toc227178511"/>
-      <w:r>
-        <w:t>Registrar Consumo de mediante QR</w:t>
+      <w:bookmarkStart w:id="2" w:name="_Toc227683148"/>
+      <w:r>
+        <w:t>Registrar Usuario</w:t>
       </w:r>
       <w:bookmarkEnd w:id="2"/>
     </w:p>
@@ -4839,7 +4927,7 @@
       </w:pPr>
       <w:bookmarkStart w:id="3" w:name="_Toc535910785"/>
       <w:bookmarkStart w:id="4" w:name="_Toc296587023"/>
-      <w:bookmarkStart w:id="5" w:name="_Toc227178512"/>
+      <w:bookmarkStart w:id="5" w:name="_Toc227683149"/>
       <w:bookmarkEnd w:id="0"/>
       <w:bookmarkEnd w:id="1"/>
       <w:r>
@@ -4866,7 +4954,7 @@
         <w:rPr>
           <w:color w:val="000000"/>
         </w:rPr>
-        <w:t>Permite registrar de forma automática el consumo de comida de un empleado mediante la validación de un código QR en el sistema MesaPass. El proceso es ejecutado por el restaurante dentro de la plataforma, donde el sistema valida la información del empleado, verifica la existencia de un convenio activo y registra el consumo en la base de datos.</w:t>
+        <w:t>Permite registrar un nuevo usuario en el sistema MesaPass, creando automáticamente un tenant asociado (en caso de ser usuario inicial) o vinculándolo a un tenant existente mediante invitación. El sistema valida la información ingresada, asegura la unicidad del usuario y genera las credenciales de acceso.</w:t>
       </w:r>
     </w:p>
     <w:p>
@@ -4877,17 +4965,47 @@
         </w:tabs>
         <w:spacing w:before="480"/>
       </w:pPr>
-      <w:bookmarkStart w:id="6" w:name="_Toc535910786"/>
-      <w:bookmarkStart w:id="7" w:name="_Toc296587024"/>
-      <w:bookmarkStart w:id="8" w:name="_Toc227178513"/>
+      <w:bookmarkStart w:id="6" w:name="_Toc296587024"/>
+      <w:bookmarkStart w:id="7" w:name="_Toc535910786"/>
+      <w:bookmarkStart w:id="8" w:name="_Toc227683150"/>
       <w:r>
         <w:t>Definiciones, Acrónimos, Abreviaturas</w:t>
       </w:r>
-      <w:bookmarkEnd w:id="7"/>
+      <w:bookmarkEnd w:id="6"/>
       <w:bookmarkEnd w:id="8"/>
       <w:r>
         <w:t xml:space="preserve">   </w:t>
       </w:r>
+    </w:p>
+    <w:p>
+      <w:pPr>
+        <w:pStyle w:val="Textoindependiente"/>
+        <w:spacing w:line="276" w:lineRule="auto"/>
+        <w:rPr>
+          <w:rFonts w:cs="Arial"/>
+          <w:color w:val="000000" w:themeColor="text1"/>
+        </w:rPr>
+      </w:pPr>
+      <w:bookmarkStart w:id="9" w:name="_Toc296587026"/>
+      <w:r>
+        <w:rPr>
+          <w:rFonts w:cs="Arial"/>
+          <w:color w:val="000000" w:themeColor="text1"/>
+        </w:rPr>
+        <w:t>En este apartado se definen los términos clave utilizados dentro del caso de uso, con el objetivo de facilitar la comprensión del proceso y evitar ambigüedades en la interpretación.</w:t>
+      </w:r>
+    </w:p>
+    <w:p>
+      <w:pPr>
+        <w:pStyle w:val="Textoindependiente"/>
+        <w:spacing w:line="276" w:lineRule="auto"/>
+        <w:rPr>
+          <w:rFonts w:cs="Arial"/>
+          <w:b/>
+          <w:color w:val="000000" w:themeColor="text1"/>
+          <w:lang w:val="es-ES" w:eastAsia="en-US"/>
+        </w:rPr>
+      </w:pPr>
     </w:p>
     <w:p>
       <w:pPr>
@@ -4896,26 +5014,22 @@
           <w:ilvl w:val="0"/>
           <w:numId w:val="5"/>
         </w:numPr>
-        <w:rPr>
-          <w:color w:val="000000"/>
+        <w:spacing w:line="276" w:lineRule="auto"/>
+        <w:rPr>
+          <w:rFonts w:cs="Arial"/>
+          <w:b/>
+          <w:color w:val="000000" w:themeColor="text1"/>
           <w:lang w:val="es-ES" w:eastAsia="en-US"/>
         </w:rPr>
       </w:pPr>
-      <w:bookmarkStart w:id="9" w:name="_Toc296587026"/>
-      <w:r>
-        <w:rPr>
+      <w:r>
+        <w:rPr>
+          <w:rFonts w:cs="Arial"/>
           <w:b/>
-          <w:color w:val="000000"/>
+          <w:color w:val="000000" w:themeColor="text1"/>
           <w:lang w:val="es-ES" w:eastAsia="en-US"/>
         </w:rPr>
-        <w:t>QR:</w:t>
-      </w:r>
-      <w:r>
-        <w:rPr>
-          <w:color w:val="000000"/>
-          <w:lang w:val="es-ES" w:eastAsia="en-US"/>
-        </w:rPr>
-        <w:t xml:space="preserve"> Código de respuesta rápida utilizado para identificar al empleado</w:t>
+        <w:t>Usuario: Persona que accede al sistema MesaPass</w:t>
       </w:r>
     </w:p>
     <w:p>
@@ -4925,25 +5039,22 @@
           <w:ilvl w:val="0"/>
           <w:numId w:val="5"/>
         </w:numPr>
-        <w:rPr>
-          <w:color w:val="000000"/>
+        <w:spacing w:line="276" w:lineRule="auto"/>
+        <w:rPr>
+          <w:rFonts w:cs="Arial"/>
+          <w:b/>
+          <w:color w:val="000000" w:themeColor="text1"/>
           <w:lang w:val="es-ES" w:eastAsia="en-US"/>
         </w:rPr>
       </w:pPr>
       <w:r>
         <w:rPr>
+          <w:rFonts w:cs="Arial"/>
           <w:b/>
-          <w:color w:val="000000"/>
+          <w:color w:val="000000" w:themeColor="text1"/>
           <w:lang w:val="es-ES" w:eastAsia="en-US"/>
         </w:rPr>
-        <w:t>Convenio:</w:t>
-      </w:r>
-      <w:r>
-        <w:rPr>
-          <w:color w:val="000000"/>
-          <w:lang w:val="es-ES" w:eastAsia="en-US"/>
-        </w:rPr>
-        <w:t xml:space="preserve"> Acuerdo entre una empresa y un restaurante que define condiciones de consumo</w:t>
+        <w:t>Tenant: Espacio aislado que representa una organización dentro del sistema</w:t>
       </w:r>
     </w:p>
     <w:p>
@@ -4953,25 +5064,22 @@
           <w:ilvl w:val="0"/>
           <w:numId w:val="5"/>
         </w:numPr>
-        <w:rPr>
-          <w:color w:val="000000"/>
+        <w:spacing w:line="276" w:lineRule="auto"/>
+        <w:rPr>
+          <w:rFonts w:cs="Arial"/>
+          <w:b/>
+          <w:color w:val="000000" w:themeColor="text1"/>
           <w:lang w:val="es-ES" w:eastAsia="en-US"/>
         </w:rPr>
       </w:pPr>
       <w:r>
         <w:rPr>
+          <w:rFonts w:cs="Arial"/>
           <w:b/>
-          <w:color w:val="000000"/>
+          <w:color w:val="000000" w:themeColor="text1"/>
           <w:lang w:val="es-ES" w:eastAsia="en-US"/>
         </w:rPr>
-        <w:t>Consumo:</w:t>
-      </w:r>
-      <w:r>
-        <w:rPr>
-          <w:color w:val="000000"/>
-          <w:lang w:val="es-ES" w:eastAsia="en-US"/>
-        </w:rPr>
-        <w:t xml:space="preserve"> Registro de una comida realizada por un empleado</w:t>
+        <w:t>JWT: JSON Web Token utilizado para autenticación</w:t>
       </w:r>
     </w:p>
     <w:p>
@@ -4981,25 +5089,22 @@
           <w:ilvl w:val="0"/>
           <w:numId w:val="5"/>
         </w:numPr>
-        <w:rPr>
-          <w:color w:val="000000"/>
+        <w:spacing w:line="276" w:lineRule="auto"/>
+        <w:rPr>
+          <w:rFonts w:cs="Arial"/>
+          <w:b/>
+          <w:color w:val="000000" w:themeColor="text1"/>
           <w:lang w:val="es-ES" w:eastAsia="en-US"/>
         </w:rPr>
       </w:pPr>
       <w:r>
         <w:rPr>
+          <w:rFonts w:cs="Arial"/>
           <w:b/>
-          <w:color w:val="000000"/>
+          <w:color w:val="000000" w:themeColor="text1"/>
           <w:lang w:val="es-ES" w:eastAsia="en-US"/>
         </w:rPr>
-        <w:t>RUC:</w:t>
-      </w:r>
-      <w:r>
-        <w:rPr>
-          <w:color w:val="000000"/>
-          <w:lang w:val="es-ES" w:eastAsia="en-US"/>
-        </w:rPr>
-        <w:t xml:space="preserve"> Registro Único de Contribuyentes de una empresa</w:t>
+        <w:t>Registro: Proceso de creación de un nuevo usuario</w:t>
       </w:r>
     </w:p>
     <w:p>
@@ -5009,25 +5114,22 @@
           <w:ilvl w:val="0"/>
           <w:numId w:val="5"/>
         </w:numPr>
-        <w:rPr>
-          <w:color w:val="000000"/>
+        <w:spacing w:line="276" w:lineRule="auto"/>
+        <w:rPr>
+          <w:rFonts w:cs="Arial"/>
+          <w:b/>
+          <w:color w:val="000000" w:themeColor="text1"/>
           <w:lang w:val="es-ES" w:eastAsia="en-US"/>
         </w:rPr>
       </w:pPr>
       <w:r>
         <w:rPr>
+          <w:rFonts w:cs="Arial"/>
           <w:b/>
-          <w:color w:val="000000"/>
+          <w:color w:val="000000" w:themeColor="text1"/>
           <w:lang w:val="es-ES" w:eastAsia="en-US"/>
         </w:rPr>
-        <w:t>Empleado:</w:t>
-      </w:r>
-      <w:r>
-        <w:rPr>
-          <w:color w:val="000000"/>
-          <w:lang w:val="es-ES" w:eastAsia="en-US"/>
-        </w:rPr>
-        <w:t xml:space="preserve"> Usuario registrado que consume servicios de alimentación</w:t>
+        <w:t>Invitación: Código que permite unirse a un tenant existente</w:t>
       </w:r>
     </w:p>
     <w:p>
@@ -5037,25 +5139,22 @@
           <w:ilvl w:val="0"/>
           <w:numId w:val="5"/>
         </w:numPr>
-        <w:rPr>
-          <w:color w:val="000000"/>
+        <w:spacing w:line="276" w:lineRule="auto"/>
+        <w:rPr>
+          <w:rFonts w:cs="Arial"/>
+          <w:b/>
+          <w:color w:val="000000" w:themeColor="text1"/>
           <w:lang w:val="es-ES" w:eastAsia="en-US"/>
         </w:rPr>
       </w:pPr>
       <w:r>
         <w:rPr>
+          <w:rFonts w:cs="Arial"/>
           <w:b/>
-          <w:color w:val="000000"/>
+          <w:color w:val="000000" w:themeColor="text1"/>
           <w:lang w:val="es-ES" w:eastAsia="en-US"/>
         </w:rPr>
-        <w:t>Restaurante:</w:t>
-      </w:r>
-      <w:r>
-        <w:rPr>
-          <w:color w:val="000000"/>
-          <w:lang w:val="es-ES" w:eastAsia="en-US"/>
-        </w:rPr>
-        <w:t xml:space="preserve"> Proveedor autorizado para registrar consumos en el sistema</w:t>
+        <w:t>Sistema MesaPass: Plataforma SaaS multi-tenant</w:t>
       </w:r>
     </w:p>
     <w:p>
@@ -5065,54 +5164,22 @@
           <w:ilvl w:val="0"/>
           <w:numId w:val="5"/>
         </w:numPr>
-        <w:rPr>
-          <w:color w:val="000000"/>
+        <w:spacing w:line="276" w:lineRule="auto"/>
+        <w:rPr>
+          <w:rFonts w:cs="Arial"/>
+          <w:b/>
+          <w:color w:val="000000" w:themeColor="text1"/>
           <w:lang w:val="es-ES" w:eastAsia="en-US"/>
         </w:rPr>
       </w:pPr>
       <w:r>
         <w:rPr>
+          <w:rFonts w:cs="Arial"/>
           <w:b/>
-          <w:color w:val="000000"/>
+          <w:color w:val="000000" w:themeColor="text1"/>
           <w:lang w:val="es-ES" w:eastAsia="en-US"/>
         </w:rPr>
-        <w:t>Sistema MesaPass:</w:t>
-      </w:r>
-      <w:r>
-        <w:rPr>
-          <w:color w:val="000000"/>
-          <w:lang w:val="es-ES" w:eastAsia="en-US"/>
-        </w:rPr>
-        <w:t xml:space="preserve"> Plataforma que gestiona usuarios, consumos y convenios</w:t>
-      </w:r>
-    </w:p>
-    <w:p>
-      <w:pPr>
-        <w:pStyle w:val="Textoindependiente"/>
-        <w:numPr>
-          <w:ilvl w:val="0"/>
-          <w:numId w:val="5"/>
-        </w:numPr>
-        <w:rPr>
-          <w:b/>
-          <w:color w:val="000000"/>
-          <w:lang w:val="es-ES" w:eastAsia="en-US"/>
-        </w:rPr>
-      </w:pPr>
-      <w:r>
-        <w:rPr>
-          <w:b/>
-          <w:color w:val="000000"/>
-          <w:lang w:val="es-ES" w:eastAsia="en-US"/>
-        </w:rPr>
-        <w:t xml:space="preserve">UC##: </w:t>
-      </w:r>
-      <w:r>
-        <w:rPr>
-          <w:color w:val="000000"/>
-          <w:lang w:val="es-ES" w:eastAsia="en-US"/>
-        </w:rPr>
-        <w:t>Casos de uso</w:t>
+        <w:t>UC##: Casos de uso</w:t>
       </w:r>
     </w:p>
     <w:p>
@@ -5122,14 +5189,23 @@
           <w:tab w:val="left" w:pos="425"/>
         </w:tabs>
         <w:spacing w:before="480"/>
-      </w:pPr>
-      <w:bookmarkStart w:id="10" w:name="_Toc227178514"/>
-      <w:r>
+        <w:rPr>
+          <w:color w:val="000000" w:themeColor="text1"/>
+        </w:rPr>
+      </w:pPr>
+      <w:bookmarkStart w:id="10" w:name="_Toc227683151"/>
+      <w:r>
+        <w:rPr>
+          <w:color w:val="000000" w:themeColor="text1"/>
+        </w:rPr>
         <w:t>Actores</w:t>
       </w:r>
       <w:bookmarkEnd w:id="9"/>
       <w:bookmarkEnd w:id="10"/>
       <w:r>
+        <w:rPr>
+          <w:color w:val="000000" w:themeColor="text1"/>
+        </w:rPr>
         <w:t xml:space="preserve"> </w:t>
       </w:r>
     </w:p>
@@ -5147,17 +5223,8 @@
           <w:rStyle w:val="Textoennegrita"/>
           <w:b w:val="0"/>
         </w:rPr>
-        <w:t>En este caso de uso intervienen directamente el empleado, el restaurante y el sistema MesaPass, quienes ejecutan el proceso de registro de consumo mediante la validación de un código QR. Adicionalmente, participan de forma indirecta actores como el administrador, el administrador de la empresa y el usuario, quienes previamente configuran la información necesaria, como el registro de empleados, restaurantes, convenios y cuentas dentro del sistema.</w:t>
-      </w:r>
-    </w:p>
-    <w:p>
-      <w:pPr>
-        <w:spacing w:line="276" w:lineRule="auto"/>
-        <w:rPr>
-          <w:rStyle w:val="Textoennegrita"/>
-          <w:b w:val="0"/>
-        </w:rPr>
-      </w:pPr>
+        <w:t>En este caso de uso intervienen principalmente el usuario final y el sistema MesaPass. El usuario inicia el proceso proporcionando sus datos, mientras que el sistema se encarga de validar la información, crear la cuenta y gestionar la asociación con un tenant.</w:t>
+      </w:r>
     </w:p>
     <w:p>
       <w:pPr>
@@ -5168,20 +5235,22 @@
         <w:spacing w:line="276" w:lineRule="auto"/>
         <w:rPr>
           <w:rStyle w:val="Textoennegrita"/>
+          <w:b w:val="0"/>
         </w:rPr>
       </w:pPr>
       <w:r>
         <w:rPr>
           <w:rStyle w:val="Textoennegrita"/>
-        </w:rPr>
-        <w:t xml:space="preserve">Empleado: </w:t>
+          <w:bCs w:val="0"/>
+        </w:rPr>
+        <w:t>Usuario:</w:t>
       </w:r>
       <w:r>
         <w:rPr>
           <w:rStyle w:val="Textoennegrita"/>
           <w:b w:val="0"/>
         </w:rPr>
-        <w:t>Presenta el código QR para el consumo</w:t>
+        <w:t xml:space="preserve"> Ingresa sus datos para registrarse en el sistema</w:t>
       </w:r>
     </w:p>
     <w:p>
@@ -5193,20 +5262,49 @@
         <w:spacing w:line="276" w:lineRule="auto"/>
         <w:rPr>
           <w:rStyle w:val="Textoennegrita"/>
+          <w:b w:val="0"/>
         </w:rPr>
       </w:pPr>
       <w:r>
         <w:rPr>
           <w:rStyle w:val="Textoennegrita"/>
-        </w:rPr>
-        <w:t xml:space="preserve">Restaurante: </w:t>
+          <w:bCs w:val="0"/>
+        </w:rPr>
+        <w:t>Sistema MesaPass:</w:t>
       </w:r>
       <w:r>
         <w:rPr>
           <w:rStyle w:val="Textoennegrita"/>
           <w:b w:val="0"/>
         </w:rPr>
-        <w:t>Escanea el QR y confirma el consumo</w:t>
+        <w:t xml:space="preserve"> Procesa la información y crea el usuario</w:t>
+      </w:r>
+    </w:p>
+    <w:p>
+      <w:pPr>
+        <w:spacing w:line="276" w:lineRule="auto"/>
+        <w:ind w:left="720"/>
+        <w:rPr>
+          <w:rStyle w:val="Textoennegrita"/>
+          <w:b w:val="0"/>
+        </w:rPr>
+      </w:pPr>
+    </w:p>
+    <w:p>
+      <w:pPr>
+        <w:spacing w:line="276" w:lineRule="auto"/>
+        <w:ind w:left="360"/>
+        <w:rPr>
+          <w:rStyle w:val="Textoennegrita"/>
+          <w:bCs w:val="0"/>
+        </w:rPr>
+      </w:pPr>
+      <w:r>
+        <w:rPr>
+          <w:rStyle w:val="Textoennegrita"/>
+          <w:bCs w:val="0"/>
+        </w:rPr>
+        <w:t>Actores indirectos que participan en la configuración previa del sistema:</w:t>
       </w:r>
     </w:p>
     <w:p>
@@ -5218,20 +5316,22 @@
         <w:spacing w:line="276" w:lineRule="auto"/>
         <w:rPr>
           <w:rStyle w:val="Textoennegrita"/>
+          <w:b w:val="0"/>
         </w:rPr>
       </w:pPr>
       <w:r>
         <w:rPr>
           <w:rStyle w:val="Textoennegrita"/>
-        </w:rPr>
-        <w:t xml:space="preserve">Sistema MesaPass: </w:t>
+          <w:bCs w:val="0"/>
+        </w:rPr>
+        <w:t>Admin:</w:t>
       </w:r>
       <w:r>
         <w:rPr>
           <w:rStyle w:val="Textoennegrita"/>
           <w:b w:val="0"/>
         </w:rPr>
-        <w:t>Valida la información y registra el consumo</w:t>
+        <w:t xml:space="preserve"> Gestiona usuarios y configuraciones globales</w:t>
       </w:r>
     </w:p>
     <w:p>
@@ -5242,72 +5342,30 @@
         </w:numPr>
         <w:spacing w:line="276" w:lineRule="auto"/>
         <w:rPr>
+          <w:b/>
+          <w:bCs/>
+        </w:rPr>
+      </w:pPr>
+      <w:r>
+        <w:rPr>
           <w:rStyle w:val="Textoennegrita"/>
-        </w:rPr>
-      </w:pPr>
-      <w:r>
-        <w:rPr>
-          <w:rStyle w:val="Textoennegrita"/>
-        </w:rPr>
-        <w:t xml:space="preserve">Admin: </w:t>
+          <w:bCs w:val="0"/>
+        </w:rPr>
+        <w:t>Company Admin:</w:t>
       </w:r>
       <w:r>
         <w:rPr>
           <w:rStyle w:val="Textoennegrita"/>
           <w:b w:val="0"/>
         </w:rPr>
-        <w:t>Participa de forma indirecta (configura restaurantes y convenios previamente)</w:t>
-      </w:r>
-    </w:p>
-    <w:p>
-      <w:pPr>
-        <w:numPr>
-          <w:ilvl w:val="0"/>
-          <w:numId w:val="6"/>
-        </w:numPr>
-        <w:spacing w:line="276" w:lineRule="auto"/>
-        <w:rPr>
-          <w:rStyle w:val="Textoennegrita"/>
-        </w:rPr>
-      </w:pPr>
-      <w:r>
-        <w:rPr>
-          <w:rStyle w:val="Textoennegrita"/>
-        </w:rPr>
-        <w:t xml:space="preserve">Company Admin: </w:t>
+        <w:t xml:space="preserve"> Puede generar invitaciones para nuevos usuarios</w:t>
       </w:r>
       <w:r>
         <w:rPr>
           <w:rStyle w:val="Textoennegrita"/>
           <w:b w:val="0"/>
         </w:rPr>
-        <w:t>Participa de forma indirecta (registra empleados y genera códigos QR)</w:t>
-      </w:r>
-    </w:p>
-    <w:p>
-      <w:pPr>
-        <w:numPr>
-          <w:ilvl w:val="0"/>
-          <w:numId w:val="6"/>
-        </w:numPr>
-        <w:spacing w:line="276" w:lineRule="auto"/>
-        <w:rPr>
-          <w:b/>
-          <w:bCs/>
-        </w:rPr>
-      </w:pPr>
-      <w:r>
-        <w:rPr>
-          <w:rStyle w:val="Textoennegrita"/>
-        </w:rPr>
-        <w:t xml:space="preserve">Usuario: </w:t>
-      </w:r>
-      <w:r>
-        <w:rPr>
-          <w:rStyle w:val="Textoennegrita"/>
-          <w:b w:val="0"/>
-        </w:rPr>
-        <w:t>Participa de forma indirecta (registro inicial en el sistema)</w:t>
+        <w:t>)</w:t>
       </w:r>
     </w:p>
     <w:p>
@@ -5318,7 +5376,7 @@
         </w:tabs>
         <w:spacing w:before="480"/>
       </w:pPr>
-      <w:bookmarkStart w:id="12" w:name="_Toc227178515"/>
+      <w:bookmarkStart w:id="12" w:name="_Toc227683152"/>
       <w:r>
         <w:t>Precondiciones</w:t>
       </w:r>
@@ -5331,27 +5389,47 @@
       </w:pPr>
       <w:bookmarkStart w:id="13" w:name="_Toc296587030"/>
       <w:r>
-        <w:t>• El empleado debe estar registrado en el sistema</w:t>
-      </w:r>
-      <w:r>
-        <w:br/>
-        <w:t>• El empleado debe contar con un código QR válido</w:t>
-      </w:r>
-      <w:r>
-        <w:br/>
-        <w:t>• El restaurante debe estar registrado en el sistema</w:t>
-      </w:r>
-      <w:r>
-        <w:br/>
-        <w:t>• Debe existir un convenio activo entre la empresa y el restaurante</w:t>
-      </w:r>
-      <w:r>
-        <w:br/>
-        <w:t>• El sistema debe estar operativo y accesible</w:t>
-      </w:r>
-      <w:r>
-        <w:br/>
-        <w:t>• El usuario del restaurante debe estar autenticado en la plataforma</w:t>
+        <w:t>Para que el proceso de registro se lleve a cabo correctamente, es necesario que se cumplan ciertas condiciones iniciales relacionadas con la disponibilidad del sistema y la validez de los datos ingresados por el usuario.</w:t>
+      </w:r>
+    </w:p>
+    <w:p>
+      <w:pPr>
+        <w:ind w:left="425"/>
+      </w:pPr>
+    </w:p>
+    <w:p>
+      <w:pPr>
+        <w:ind w:left="425"/>
+      </w:pPr>
+      <w:r>
+        <w:t>• El usuario no debe estar previamente registrado</w:t>
+      </w:r>
+    </w:p>
+    <w:p>
+      <w:pPr>
+        <w:ind w:left="425"/>
+      </w:pPr>
+      <w:r>
+        <w:t>• El sistema debe estar operativo</w:t>
+      </w:r>
+    </w:p>
+    <w:p>
+      <w:pPr>
+        <w:ind w:left="425"/>
+      </w:pPr>
+      <w:r>
+        <w:t>• El usuario debe ingresar datos válidos (email, contraseña, etc.)</w:t>
+      </w:r>
+    </w:p>
+    <w:p>
+      <w:pPr>
+        <w:ind w:left="425"/>
+      </w:pPr>
+      <w:r>
+        <w:t>• El usuario puede contar opcionalmente con un código de invitación válido</w:t>
+      </w:r>
+      <w:r>
+        <w:t>.</w:t>
       </w:r>
     </w:p>
     <w:p>
@@ -5362,12 +5440,12 @@
         </w:tabs>
         <w:spacing w:before="480"/>
       </w:pPr>
-      <w:bookmarkStart w:id="14" w:name="_Toc227178516"/>
+      <w:bookmarkStart w:id="14" w:name="_Toc227683153"/>
       <w:r>
         <w:lastRenderedPageBreak/>
         <w:t>Flujo de Eventos</w:t>
       </w:r>
-      <w:bookmarkEnd w:id="6"/>
+      <w:bookmarkEnd w:id="7"/>
       <w:bookmarkEnd w:id="13"/>
       <w:bookmarkEnd w:id="14"/>
     </w:p>
@@ -5386,7 +5464,7 @@
       </w:pPr>
       <w:bookmarkStart w:id="15" w:name="_Toc535910787"/>
       <w:bookmarkStart w:id="16" w:name="_Toc296587031"/>
-      <w:bookmarkStart w:id="17" w:name="_Toc227178517"/>
+      <w:bookmarkStart w:id="17" w:name="_Toc227683154"/>
       <w:r>
         <w:rPr>
           <w:i w:val="0"/>
@@ -5398,101 +5476,6 @@
       <w:bookmarkEnd w:id="15"/>
       <w:bookmarkEnd w:id="16"/>
       <w:bookmarkEnd w:id="17"/>
-    </w:p>
-    <w:p>
-      <w:bookmarkStart w:id="18" w:name="_Toc296587032"/>
-      <w:bookmarkStart w:id="19" w:name="_Toc535910788"/>
-      <w:r>
-        <w:t>5.1 Flujo Básico</w:t>
-      </w:r>
-    </w:p>
-    <w:p>
-      <w:pPr>
-        <w:numPr>
-          <w:ilvl w:val="0"/>
-          <w:numId w:val="8"/>
-        </w:numPr>
-      </w:pPr>
-      <w:r>
-        <w:t>El caso de uso inicia cuando el Empleado presenta su código QR en el restaurante.</w:t>
-      </w:r>
-    </w:p>
-    <w:p>
-      <w:pPr>
-        <w:numPr>
-          <w:ilvl w:val="0"/>
-          <w:numId w:val="8"/>
-        </w:numPr>
-      </w:pPr>
-      <w:r>
-        <w:t>El Restaurante escanea el código QR utilizando la aplicación del sistema MesaPass.</w:t>
-      </w:r>
-    </w:p>
-    <w:p>
-      <w:pPr>
-        <w:numPr>
-          <w:ilvl w:val="0"/>
-          <w:numId w:val="8"/>
-        </w:numPr>
-      </w:pPr>
-      <w:r>
-        <w:t>El Sistema MesaPass recibe el código QR y valida su autenticidad (verifica que corresponda a un empleado registrado).</w:t>
-      </w:r>
-    </w:p>
-    <w:p>
-      <w:pPr>
-        <w:numPr>
-          <w:ilvl w:val="0"/>
-          <w:numId w:val="8"/>
-        </w:numPr>
-      </w:pPr>
-      <w:r>
-        <w:t>El Sistema obtiene los datos del empleado asociados al código QR.</w:t>
-      </w:r>
-    </w:p>
-    <w:p>
-      <w:pPr>
-        <w:numPr>
-          <w:ilvl w:val="0"/>
-          <w:numId w:val="8"/>
-        </w:numPr>
-      </w:pPr>
-      <w:r>
-        <w:t>El Restaurante confirma el consumo ingresando detalles de la comida (tipo de comida y valor).</w:t>
-      </w:r>
-    </w:p>
-    <w:p>
-      <w:pPr>
-        <w:numPr>
-          <w:ilvl w:val="0"/>
-          <w:numId w:val="8"/>
-        </w:numPr>
-      </w:pPr>
-      <w:r>
-        <w:t>El Sistema verifica que exista un convenio activo entre la empresa del empleado y el restaurante.</w:t>
-      </w:r>
-    </w:p>
-    <w:p>
-      <w:pPr>
-        <w:numPr>
-          <w:ilvl w:val="0"/>
-          <w:numId w:val="8"/>
-        </w:numPr>
-      </w:pPr>
-      <w:r>
-        <w:t>El Sistema calcula el monto a cobrar según el tipo de convenio (prepago, postpago o mixto).</w:t>
-      </w:r>
-    </w:p>
-    <w:p>
-      <w:pPr>
-        <w:numPr>
-          <w:ilvl w:val="0"/>
-          <w:numId w:val="8"/>
-        </w:numPr>
-      </w:pPr>
-      <w:r>
-        <w:t>El Sistema registra el consumo con los datos proporcionados.</w:t>
-      </w:r>
     </w:p>
     <w:p>
       <w:pPr>
@@ -5502,8 +5485,10 @@
         </w:numPr>
         <w:spacing w:line="276" w:lineRule="auto"/>
       </w:pPr>
-      <w:r>
-        <w:t>El Sistema guarda el registro del consumo en la base de datos.</w:t>
+      <w:bookmarkStart w:id="18" w:name="_Toc296587032"/>
+      <w:bookmarkStart w:id="19" w:name="_Toc535910788"/>
+      <w:r>
+        <w:t>El flujo básico describe el comportamiento estándar del sistema durante el proceso de registro de un usuario, cuando no se presentan errores ni excepciones. Este flujo inicia cuando el usuario accede al formulario de registro dentro de la plataforma MesaPass y finaliza cuando la cuenta es creada exitosamente, permitiendo al usuario autenticarse y comenzar a utilizar el sistema.</w:t>
       </w:r>
     </w:p>
     <w:p>
@@ -5515,7 +5500,191 @@
         <w:spacing w:line="276" w:lineRule="auto"/>
       </w:pPr>
       <w:r>
-        <w:t>El Sistema informa al Restaurante que el consumo ha sido registrado correctamente.</w:t>
+        <w:t>Durante este proceso, el sistema no solo valida la información ingresada, sino que también garantiza la integridad de los datos, la unicidad del usuario y la correcta asociación a un tenant, ya sea mediante creación automática o vinculación existente. Además, se asegura de asignar un rol adecuado y generar los mecanismos de autenticación necesarios para el acceso inmediato.</w:t>
+      </w:r>
+    </w:p>
+    <w:p>
+      <w:pPr>
+        <w:spacing w:line="276" w:lineRule="auto"/>
+        <w:rPr>
+          <w:b/>
+          <w:bCs/>
+        </w:rPr>
+      </w:pPr>
+      <w:r>
+        <w:rPr>
+          <w:b/>
+          <w:bCs/>
+        </w:rPr>
+        <w:t>Secuencia de eventos:</w:t>
+      </w:r>
+    </w:p>
+    <w:p>
+      <w:pPr>
+        <w:numPr>
+          <w:ilvl w:val="0"/>
+          <w:numId w:val="8"/>
+        </w:numPr>
+        <w:spacing w:line="276" w:lineRule="auto"/>
+      </w:pPr>
+      <w:r>
+        <w:t>El Usuario accede al formulario de registro desde la interfaz de la plataforma.</w:t>
+      </w:r>
+    </w:p>
+    <w:p>
+      <w:pPr>
+        <w:numPr>
+          <w:ilvl w:val="0"/>
+          <w:numId w:val="8"/>
+        </w:numPr>
+        <w:spacing w:line="276" w:lineRule="auto"/>
+      </w:pPr>
+      <w:r>
+        <w:t>El Usuario ingresa sus datos personales requeridos (correo electrónico, contraseña, nombre, entre otros).</w:t>
+      </w:r>
+    </w:p>
+    <w:p>
+      <w:pPr>
+        <w:numPr>
+          <w:ilvl w:val="0"/>
+          <w:numId w:val="8"/>
+        </w:numPr>
+        <w:spacing w:line="276" w:lineRule="auto"/>
+      </w:pPr>
+      <w:r>
+        <w:t>El Usuario envía la solicitud de registro al sistema.</w:t>
+      </w:r>
+    </w:p>
+    <w:p>
+      <w:pPr>
+        <w:numPr>
+          <w:ilvl w:val="0"/>
+          <w:numId w:val="8"/>
+        </w:numPr>
+        <w:spacing w:line="276" w:lineRule="auto"/>
+      </w:pPr>
+      <w:r>
+        <w:t>El Sistema recibe la solicitud y realiza la validación inicial de los datos ingresados.</w:t>
+      </w:r>
+    </w:p>
+    <w:p>
+      <w:pPr>
+        <w:numPr>
+          <w:ilvl w:val="0"/>
+          <w:numId w:val="8"/>
+        </w:numPr>
+        <w:spacing w:line="276" w:lineRule="auto"/>
+      </w:pPr>
+      <w:r>
+        <w:t>El Sistema verifica que el correo electrónico no esté previamente registrado en la base de datos.</w:t>
+      </w:r>
+    </w:p>
+    <w:p>
+      <w:pPr>
+        <w:numPr>
+          <w:ilvl w:val="0"/>
+          <w:numId w:val="8"/>
+        </w:numPr>
+        <w:spacing w:line="276" w:lineRule="auto"/>
+      </w:pPr>
+      <w:r>
+        <w:t>El Sistema valida el formato, consistencia y reglas de negocio asociadas a los datos.</w:t>
+      </w:r>
+    </w:p>
+    <w:p>
+      <w:pPr>
+        <w:numPr>
+          <w:ilvl w:val="0"/>
+          <w:numId w:val="8"/>
+        </w:numPr>
+        <w:spacing w:line="276" w:lineRule="auto"/>
+      </w:pPr>
+      <w:r>
+        <w:t>El Sistema crea el nuevo usuario en la base de datos.</w:t>
+      </w:r>
+    </w:p>
+    <w:p>
+      <w:pPr>
+        <w:numPr>
+          <w:ilvl w:val="0"/>
+          <w:numId w:val="8"/>
+        </w:numPr>
+        <w:spacing w:line="276" w:lineRule="auto"/>
+      </w:pPr>
+      <w:r>
+        <w:t>El Sistema evalúa si existe un código de invitación:</w:t>
+      </w:r>
+    </w:p>
+    <w:p>
+      <w:pPr>
+        <w:numPr>
+          <w:ilvl w:val="0"/>
+          <w:numId w:val="8"/>
+        </w:numPr>
+        <w:spacing w:line="276" w:lineRule="auto"/>
+      </w:pPr>
+      <w:r>
+        <w:t xml:space="preserve">    – Si existe, asocia al usuario con el tenant correspondiente.</w:t>
+      </w:r>
+    </w:p>
+    <w:p>
+      <w:pPr>
+        <w:numPr>
+          <w:ilvl w:val="0"/>
+          <w:numId w:val="8"/>
+        </w:numPr>
+        <w:spacing w:line="276" w:lineRule="auto"/>
+      </w:pPr>
+      <w:r>
+        <w:t xml:space="preserve">    – Si no existe, crea automáticamente un nuevo tenant.</w:t>
+      </w:r>
+    </w:p>
+    <w:p>
+      <w:pPr>
+        <w:numPr>
+          <w:ilvl w:val="0"/>
+          <w:numId w:val="8"/>
+        </w:numPr>
+        <w:spacing w:line="276" w:lineRule="auto"/>
+      </w:pPr>
+      <w:r>
+        <w:t>El Sistema asigna un rol al usuario dentro del tenant.</w:t>
+      </w:r>
+    </w:p>
+    <w:p>
+      <w:pPr>
+        <w:numPr>
+          <w:ilvl w:val="0"/>
+          <w:numId w:val="8"/>
+        </w:numPr>
+        <w:spacing w:line="276" w:lineRule="auto"/>
+      </w:pPr>
+      <w:r>
+        <w:t>El Sistema genera los tokens de autenticación (JWT) para la sesión del usuario.</w:t>
+      </w:r>
+    </w:p>
+    <w:p>
+      <w:pPr>
+        <w:numPr>
+          <w:ilvl w:val="0"/>
+          <w:numId w:val="8"/>
+        </w:numPr>
+        <w:spacing w:line="276" w:lineRule="auto"/>
+      </w:pPr>
+      <w:r>
+        <w:t>El Sistema devuelve una respuesta de éxito confirmando el registro.</w:t>
+      </w:r>
+    </w:p>
+    <w:p>
+      <w:pPr>
+        <w:numPr>
+          <w:ilvl w:val="0"/>
+          <w:numId w:val="8"/>
+        </w:numPr>
+        <w:spacing w:line="276" w:lineRule="auto"/>
+      </w:pPr>
+      <w:r>
+        <w:t>El Usuario queda autenticado y puede acceder a la plataforma.</w:t>
       </w:r>
     </w:p>
     <w:p>
@@ -5531,7 +5700,7 @@
           <w:szCs w:val="24"/>
         </w:rPr>
       </w:pPr>
-      <w:bookmarkStart w:id="20" w:name="_Toc227178518"/>
+      <w:bookmarkStart w:id="20" w:name="_Toc227683155"/>
       <w:r>
         <w:rPr>
           <w:i w:val="0"/>
@@ -5552,35 +5721,99 @@
       </w:r>
     </w:p>
     <w:p>
+      <w:r>
+        <w:t xml:space="preserve">Los </w:t>
+      </w:r>
+      <w:proofErr w:type="spellStart"/>
+      <w:r>
+        <w:t>sub-flujos</w:t>
+      </w:r>
+      <w:proofErr w:type="spellEnd"/>
+      <w:r>
+        <w:t xml:space="preserve"> describen procesos específicos que forman parte del flujo principal, permitiendo modularizar la lógica del sistema y detallar operaciones clave como validaciones y creación de entidades relacionadas.</w:t>
+      </w:r>
+    </w:p>
+    <w:p>
       <w:pPr>
         <w:pStyle w:val="Ttulo3"/>
-        <w:spacing w:line="276" w:lineRule="auto"/>
-        <w:rPr>
-          <w:sz w:val="20"/>
-          <w:szCs w:val="20"/>
-          <w:lang w:val="es-ES"/>
-        </w:rPr>
       </w:pPr>
       <w:bookmarkStart w:id="21" w:name="_Toc296587033"/>
-      <w:bookmarkStart w:id="22" w:name="_Toc227178519"/>
-      <w:r>
-        <w:rPr>
-          <w:sz w:val="20"/>
-          <w:szCs w:val="20"/>
-          <w:lang w:val="es-ES"/>
-        </w:rPr>
+      <w:bookmarkStart w:id="22" w:name="_Toc227683156"/>
+      <w:r>
         <w:t xml:space="preserve">SF01. </w:t>
       </w:r>
       <w:bookmarkEnd w:id="21"/>
       <w:r>
-        <w:rPr>
-          <w:sz w:val="20"/>
-          <w:szCs w:val="20"/>
-          <w:lang w:val="es-ES"/>
-        </w:rPr>
-        <w:t>Registro de Consumo</w:t>
-      </w:r>
+        <w:t>VALIDACION DE DATOS</w:t>
+      </w:r>
+      <w:bookmarkStart w:id="23" w:name="_Toc296587034"/>
       <w:bookmarkEnd w:id="22"/>
+    </w:p>
+    <w:p>
+      <w:pPr>
+        <w:rPr>
+          <w:rFonts w:cs="Arial"/>
+          <w:lang w:eastAsia="es-EC"/>
+        </w:rPr>
+      </w:pPr>
+      <w:r>
+        <w:rPr>
+          <w:rFonts w:cs="Arial"/>
+          <w:lang w:eastAsia="es-EC"/>
+        </w:rPr>
+        <w:t>Este subflujo se encarga de verificar que la información ingresada por el usuario cumpla con todos los requisitos funcionales y de negocio definidos por el sistema antes de permitir la creación de la cuenta. Su objetivo principal es garantizar la integridad, consistencia y seguridad de los datos, evitando registros inválidos o duplicados.</w:t>
+      </w:r>
+    </w:p>
+    <w:p>
+      <w:pPr>
+        <w:rPr>
+          <w:rFonts w:cs="Arial"/>
+          <w:lang w:eastAsia="es-EC"/>
+        </w:rPr>
+      </w:pPr>
+      <w:r>
+        <w:rPr>
+          <w:rFonts w:cs="Arial"/>
+          <w:lang w:eastAsia="es-EC"/>
+        </w:rPr>
+        <w:t>Durante esta etapa, el sistema analiza cada uno de los campos proporcionados por el usuario y aplica reglas de validación tanto a nivel de formato como de lógica de negocio. En caso de detectar inconsistencias, el proceso se interrumpe y se notifica al usuario para su corrección.</w:t>
+      </w:r>
+    </w:p>
+    <w:p>
+      <w:pPr>
+        <w:rPr>
+          <w:rFonts w:cs="Arial"/>
+          <w:lang w:eastAsia="es-EC"/>
+        </w:rPr>
+      </w:pPr>
+    </w:p>
+    <w:p>
+      <w:pPr>
+        <w:rPr>
+          <w:rFonts w:cs="Arial"/>
+          <w:lang w:eastAsia="es-EC"/>
+        </w:rPr>
+      </w:pPr>
+    </w:p>
+    <w:p>
+      <w:pPr>
+        <w:rPr>
+          <w:rFonts w:cs="Arial"/>
+          <w:b/>
+          <w:bCs/>
+          <w:lang w:eastAsia="es-EC"/>
+        </w:rPr>
+      </w:pPr>
+      <w:r>
+        <w:rPr>
+          <w:rFonts w:cs="Arial"/>
+          <w:b/>
+          <w:bCs/>
+          <w:lang w:eastAsia="es-EC"/>
+        </w:rPr>
+        <w:lastRenderedPageBreak/>
+        <w:t>Secuencia del subflujo:</w:t>
+      </w:r>
     </w:p>
     <w:p>
       <w:pPr>
@@ -5588,20 +5821,17 @@
           <w:ilvl w:val="0"/>
           <w:numId w:val="10"/>
         </w:numPr>
-        <w:suppressAutoHyphens w:val="0"/>
-        <w:jc w:val="left"/>
         <w:rPr>
           <w:rFonts w:cs="Arial"/>
           <w:lang w:eastAsia="es-EC"/>
         </w:rPr>
       </w:pPr>
-      <w:bookmarkStart w:id="23" w:name="_Toc296587034"/>
       <w:r>
         <w:rPr>
           <w:rFonts w:cs="Arial"/>
           <w:lang w:eastAsia="es-EC"/>
         </w:rPr>
-        <w:t xml:space="preserve">El Sistema valida que exista un convenio activo entre la empresa y el restaurante. </w:t>
+        <w:t>El Sistema valida que el formato del correo electrónico sea correcto (estructura válida).</w:t>
       </w:r>
     </w:p>
     <w:p>
@@ -5610,8 +5840,6 @@
           <w:ilvl w:val="0"/>
           <w:numId w:val="10"/>
         </w:numPr>
-        <w:suppressAutoHyphens w:val="0"/>
-        <w:jc w:val="left"/>
         <w:rPr>
           <w:rFonts w:cs="Arial"/>
           <w:lang w:eastAsia="es-EC"/>
@@ -5622,7 +5850,7 @@
           <w:rFonts w:cs="Arial"/>
           <w:lang w:eastAsia="es-EC"/>
         </w:rPr>
-        <w:t xml:space="preserve">El Sistema verifica las condiciones del convenio (prepago, postpago o mixto). </w:t>
+        <w:t>El Sistema verifica que la contraseña cumpla con los criterios de seguridad (longitud mínima, complejidad, etc.).</w:t>
       </w:r>
     </w:p>
     <w:p>
@@ -5631,8 +5859,6 @@
           <w:ilvl w:val="0"/>
           <w:numId w:val="10"/>
         </w:numPr>
-        <w:suppressAutoHyphens w:val="0"/>
-        <w:jc w:val="left"/>
         <w:rPr>
           <w:rFonts w:cs="Arial"/>
           <w:lang w:eastAsia="es-EC"/>
@@ -5643,7 +5869,7 @@
           <w:rFonts w:cs="Arial"/>
           <w:lang w:eastAsia="es-EC"/>
         </w:rPr>
-        <w:t xml:space="preserve">El Sistema calcula el monto correspondiente al consumo. </w:t>
+        <w:t>El Sistema comprueba que el correo electrónico no exista previamente en la base de datos (unicidad).</w:t>
       </w:r>
     </w:p>
     <w:p>
@@ -5652,8 +5878,6 @@
           <w:ilvl w:val="0"/>
           <w:numId w:val="10"/>
         </w:numPr>
-        <w:suppressAutoHyphens w:val="0"/>
-        <w:jc w:val="left"/>
         <w:rPr>
           <w:rFonts w:cs="Arial"/>
           <w:lang w:eastAsia="es-EC"/>
@@ -5664,7 +5888,7 @@
           <w:rFonts w:cs="Arial"/>
           <w:lang w:eastAsia="es-EC"/>
         </w:rPr>
-        <w:t xml:space="preserve">El Sistema registra el consumo con los datos del empleado y del restaurante. </w:t>
+        <w:t>El Sistema valida la presencia de todos los campos obligatorios.</w:t>
       </w:r>
     </w:p>
     <w:p>
@@ -5673,8 +5897,6 @@
           <w:ilvl w:val="0"/>
           <w:numId w:val="10"/>
         </w:numPr>
-        <w:suppressAutoHyphens w:val="0"/>
-        <w:jc w:val="left"/>
         <w:rPr>
           <w:rFonts w:cs="Arial"/>
           <w:lang w:eastAsia="es-EC"/>
@@ -5685,7 +5907,7 @@
           <w:rFonts w:cs="Arial"/>
           <w:lang w:eastAsia="es-EC"/>
         </w:rPr>
-        <w:t xml:space="preserve">El Sistema almacena el registro en la base de datos. </w:t>
+        <w:t>En caso de error, el Sistema retorna mensajes de validación al Usuario.</w:t>
       </w:r>
     </w:p>
     <w:p>
@@ -5696,6 +5918,7 @@
         </w:numPr>
         <w:rPr>
           <w:rFonts w:cs="Arial"/>
+          <w:lang w:eastAsia="es-EC"/>
         </w:rPr>
       </w:pPr>
       <w:r>
@@ -5703,7 +5926,191 @@
           <w:rFonts w:cs="Arial"/>
           <w:lang w:eastAsia="es-EC"/>
         </w:rPr>
-        <w:t>El flujo retorna al proceso principal.</w:t>
+        <w:t>Si todas las validaciones son correctas, el flujo retorna al proceso principal.</w:t>
+      </w:r>
+    </w:p>
+    <w:p>
+      <w:pPr>
+        <w:ind w:left="785"/>
+        <w:rPr>
+          <w:rFonts w:cs="Arial"/>
+          <w:lang w:eastAsia="es-EC"/>
+        </w:rPr>
+      </w:pPr>
+    </w:p>
+    <w:p>
+      <w:pPr>
+        <w:pStyle w:val="Ttulo3"/>
+        <w:rPr>
+          <w:lang w:eastAsia="es-EC"/>
+        </w:rPr>
+      </w:pPr>
+      <w:bookmarkStart w:id="24" w:name="_Toc227683157"/>
+      <w:r>
+        <w:rPr>
+          <w:lang w:eastAsia="es-EC"/>
+        </w:rPr>
+        <w:t>SF02. Creación de Tenant</w:t>
+      </w:r>
+      <w:bookmarkEnd w:id="24"/>
+    </w:p>
+    <w:p>
+      <w:pPr>
+        <w:ind w:left="785"/>
+        <w:rPr>
+          <w:rFonts w:cs="Arial"/>
+          <w:lang w:eastAsia="es-EC"/>
+        </w:rPr>
+      </w:pPr>
+    </w:p>
+    <w:p>
+      <w:pPr>
+        <w:rPr>
+          <w:rFonts w:cs="Arial"/>
+          <w:lang w:eastAsia="es-EC"/>
+        </w:rPr>
+      </w:pPr>
+      <w:r>
+        <w:rPr>
+          <w:rFonts w:cs="Arial"/>
+          <w:lang w:eastAsia="es-EC"/>
+        </w:rPr>
+        <w:t>Este subflujo se ejecuta cuando el usuario no proporciona un código de invitación válido y, por lo tanto, no pertenece a ninguna organización existente. En este caso, el sistema crea automáticamente un nuevo tenant, garantizando el aislamiento de datos y la correcta organización dentro de la arquitectura multi-tenant.</w:t>
+      </w:r>
+    </w:p>
+    <w:p>
+      <w:pPr>
+        <w:rPr>
+          <w:rFonts w:cs="Arial"/>
+          <w:lang w:eastAsia="es-EC"/>
+        </w:rPr>
+      </w:pPr>
+      <w:r>
+        <w:rPr>
+          <w:rFonts w:cs="Arial"/>
+          <w:lang w:eastAsia="es-EC"/>
+        </w:rPr>
+        <w:t>Además, el usuario que inicia el registro pasa a ser el propietario o administrador principal del tenant creado, lo que le otorga permisos para gestionar la organización.</w:t>
+      </w:r>
+    </w:p>
+    <w:p>
+      <w:pPr>
+        <w:rPr>
+          <w:rFonts w:cs="Arial"/>
+          <w:b/>
+          <w:bCs/>
+          <w:lang w:eastAsia="es-EC"/>
+        </w:rPr>
+      </w:pPr>
+      <w:r>
+        <w:rPr>
+          <w:rFonts w:cs="Arial"/>
+          <w:b/>
+          <w:bCs/>
+          <w:lang w:eastAsia="es-EC"/>
+        </w:rPr>
+        <w:t>Secuencia del subflujo:</w:t>
+      </w:r>
+    </w:p>
+    <w:p>
+      <w:pPr>
+        <w:numPr>
+          <w:ilvl w:val="0"/>
+          <w:numId w:val="10"/>
+        </w:numPr>
+        <w:rPr>
+          <w:rFonts w:cs="Arial"/>
+          <w:lang w:eastAsia="es-EC"/>
+        </w:rPr>
+      </w:pPr>
+      <w:r>
+        <w:rPr>
+          <w:rFonts w:cs="Arial"/>
+          <w:lang w:eastAsia="es-EC"/>
+        </w:rPr>
+        <w:t>El Sistema determina que no existe un código de invitación válido asociado a la solicitud.</w:t>
+      </w:r>
+    </w:p>
+    <w:p>
+      <w:pPr>
+        <w:numPr>
+          <w:ilvl w:val="0"/>
+          <w:numId w:val="10"/>
+        </w:numPr>
+        <w:rPr>
+          <w:rFonts w:cs="Arial"/>
+          <w:lang w:eastAsia="es-EC"/>
+        </w:rPr>
+      </w:pPr>
+      <w:r>
+        <w:rPr>
+          <w:rFonts w:cs="Arial"/>
+          <w:lang w:eastAsia="es-EC"/>
+        </w:rPr>
+        <w:t>El Sistema crea un nuevo tenant en la base de datos.</w:t>
+      </w:r>
+    </w:p>
+    <w:p>
+      <w:pPr>
+        <w:numPr>
+          <w:ilvl w:val="0"/>
+          <w:numId w:val="10"/>
+        </w:numPr>
+        <w:rPr>
+          <w:rFonts w:cs="Arial"/>
+          <w:lang w:eastAsia="es-EC"/>
+        </w:rPr>
+      </w:pPr>
+      <w:r>
+        <w:rPr>
+          <w:rFonts w:cs="Arial"/>
+          <w:lang w:eastAsia="es-EC"/>
+        </w:rPr>
+        <w:t>El Sistema asigna al usuario como propietario o administrador del tenant.</w:t>
+      </w:r>
+    </w:p>
+    <w:p>
+      <w:pPr>
+        <w:numPr>
+          <w:ilvl w:val="0"/>
+          <w:numId w:val="10"/>
+        </w:numPr>
+        <w:rPr>
+          <w:rFonts w:cs="Arial"/>
+          <w:lang w:eastAsia="es-EC"/>
+        </w:rPr>
+      </w:pPr>
+      <w:r>
+        <w:rPr>
+          <w:rFonts w:cs="Arial"/>
+          <w:lang w:eastAsia="es-EC"/>
+        </w:rPr>
+        <w:t>El Sistema inicializa configuraciones básicas del tenant (si aplica).</w:t>
+      </w:r>
+    </w:p>
+    <w:p>
+      <w:pPr>
+        <w:numPr>
+          <w:ilvl w:val="0"/>
+          <w:numId w:val="10"/>
+        </w:numPr>
+        <w:rPr>
+          <w:rFonts w:cs="Arial"/>
+        </w:rPr>
+      </w:pPr>
+      <w:r>
+        <w:rPr>
+          <w:rFonts w:cs="Arial"/>
+          <w:lang w:eastAsia="es-EC"/>
+        </w:rPr>
+        <w:t xml:space="preserve">El flujo retorna al proceso principal para continuar con la asignación de rol y </w:t>
+      </w:r>
+      <w:r>
+        <w:rPr>
+          <w:rFonts w:cs="Arial"/>
+          <w:lang w:eastAsia="es-EC"/>
+        </w:rPr>
+        <w:t>autenticación.</w:t>
       </w:r>
     </w:p>
     <w:p>
@@ -5719,7 +6126,7 @@
           <w:szCs w:val="24"/>
         </w:rPr>
       </w:pPr>
-      <w:bookmarkStart w:id="24" w:name="_Toc227178520"/>
+      <w:bookmarkStart w:id="25" w:name="_Toc227683158"/>
       <w:r>
         <w:rPr>
           <w:i w:val="0"/>
@@ -5738,7 +6145,30 @@
         <w:t>os</w:t>
       </w:r>
       <w:bookmarkEnd w:id="23"/>
-      <w:bookmarkEnd w:id="24"/>
+      <w:bookmarkEnd w:id="25"/>
+    </w:p>
+    <w:p>
+      <w:pPr>
+        <w:pStyle w:val="NormalWeb"/>
+        <w:jc w:val="both"/>
+        <w:rPr>
+          <w:rFonts w:ascii="Arial" w:hAnsi="Arial" w:cs="Arial"/>
+          <w:lang w:eastAsia="es-EC"/>
+        </w:rPr>
+      </w:pPr>
+      <w:r>
+        <w:rPr>
+          <w:rFonts w:ascii="Arial" w:hAnsi="Arial" w:cs="Arial"/>
+        </w:rPr>
+        <w:t>Los flujos alternos describen escenarios en los cuales el proceso de registro no sigue el camino estándar debido a errores, validaciones fallidas o condiciones especiales. Estos flujos permiten gestionar excepciones de manera controlada, garantizando una adecuada retroalimentación al usuario y la integridad del sistema.</w:t>
+      </w:r>
+    </w:p>
+    <w:p>
+      <w:pPr>
+        <w:rPr>
+          <w:lang w:val="es-ES"/>
+        </w:rPr>
+      </w:pPr>
     </w:p>
     <w:p>
       <w:pPr>
@@ -5750,31 +6180,67 @@
         <w:spacing w:before="200" w:line="240" w:lineRule="atLeast"/>
         <w:ind w:left="720" w:hanging="720"/>
         <w:rPr>
-          <w:sz w:val="20"/>
-          <w:szCs w:val="20"/>
+          <w:szCs w:val="24"/>
           <w:lang w:val="es-ES"/>
         </w:rPr>
       </w:pPr>
-      <w:bookmarkStart w:id="25" w:name="_Toc535910789"/>
-      <w:bookmarkStart w:id="26" w:name="_Toc455894748"/>
-      <w:bookmarkStart w:id="27" w:name="_Toc425054508"/>
-      <w:bookmarkStart w:id="28" w:name="_Toc423410242"/>
-      <w:bookmarkStart w:id="29" w:name="_Toc296587035"/>
-      <w:bookmarkStart w:id="30" w:name="_Toc227178521"/>
-      <w:r>
-        <w:rPr>
-          <w:sz w:val="20"/>
-          <w:szCs w:val="20"/>
+      <w:bookmarkStart w:id="26" w:name="_Toc535910789"/>
+      <w:bookmarkStart w:id="27" w:name="_Toc455894748"/>
+      <w:bookmarkStart w:id="28" w:name="_Toc425054508"/>
+      <w:bookmarkStart w:id="29" w:name="_Toc423410242"/>
+      <w:bookmarkStart w:id="30" w:name="_Toc296587035"/>
+      <w:bookmarkStart w:id="31" w:name="_Toc227683159"/>
+      <w:r>
+        <w:rPr>
+          <w:szCs w:val="24"/>
           <w:lang w:val="es-ES"/>
         </w:rPr>
-        <w:t>FA01. &lt; Primer Flujo Alterno &gt;</w:t>
-      </w:r>
-      <w:bookmarkEnd w:id="25"/>
+        <w:t xml:space="preserve">FA01. &lt; </w:t>
+      </w:r>
+      <w:r>
+        <w:rPr>
+          <w:szCs w:val="24"/>
+        </w:rPr>
+        <w:t>Email ya registrado</w:t>
+      </w:r>
+      <w:r>
+        <w:rPr>
+          <w:szCs w:val="24"/>
+          <w:lang w:val="es-ES"/>
+        </w:rPr>
+        <w:t>&gt;</w:t>
+      </w:r>
       <w:bookmarkEnd w:id="26"/>
       <w:bookmarkEnd w:id="27"/>
       <w:bookmarkEnd w:id="28"/>
       <w:bookmarkEnd w:id="29"/>
       <w:bookmarkEnd w:id="30"/>
+      <w:bookmarkEnd w:id="31"/>
+    </w:p>
+    <w:p>
+      <w:r>
+        <w:t>Este flujo alterno se activa cuando el sistema detecta que el correo electrónico ingresado por el usuario ya se encuentra asociado a una cuenta existente dentro de la plataforma. En este caso, se impide la creación de un nuevo usuario con el mismo identificador único.</w:t>
+      </w:r>
+    </w:p>
+    <w:p>
+      <w:pPr>
+        <w:ind w:left="720"/>
+      </w:pPr>
+    </w:p>
+    <w:p>
+      <w:pPr>
+        <w:rPr>
+          <w:b/>
+          <w:bCs/>
+        </w:rPr>
+      </w:pPr>
+      <w:r>
+        <w:rPr>
+          <w:b/>
+          <w:bCs/>
+        </w:rPr>
+        <w:t>Secuencia del flujo:</w:t>
+      </w:r>
     </w:p>
     <w:p>
       <w:pPr>
@@ -5784,7 +6250,7 @@
         </w:numPr>
       </w:pPr>
       <w:r>
-        <w:t>El Sistema detecta que el código QR no es válido o no existe.</w:t>
+        <w:t>El Sistema consulta la base de datos para verificar la unicidad del correo electrónico.</w:t>
       </w:r>
     </w:p>
     <w:p>
@@ -5795,7 +6261,7 @@
         </w:numPr>
       </w:pPr>
       <w:r>
-        <w:t>El Sistema muestra un mensaje de error al restaurante.</w:t>
+        <w:t>El Sistema detecta que el email ya está registrado.</w:t>
       </w:r>
     </w:p>
     <w:p>
@@ -5806,7 +6272,40 @@
         </w:numPr>
       </w:pPr>
       <w:r>
-        <w:t>El proceso finaliza sin registrar el consumo.</w:t>
+        <w:t>El Sistema bloquea el proceso de creación del usuario.</w:t>
+      </w:r>
+    </w:p>
+    <w:p>
+      <w:pPr>
+        <w:numPr>
+          <w:ilvl w:val="0"/>
+          <w:numId w:val="11"/>
+        </w:numPr>
+      </w:pPr>
+      <w:r>
+        <w:t>El Sistema muestra un mensaje de error indicando que el correo ya está en uso.</w:t>
+      </w:r>
+    </w:p>
+    <w:p>
+      <w:pPr>
+        <w:numPr>
+          <w:ilvl w:val="0"/>
+          <w:numId w:val="11"/>
+        </w:numPr>
+      </w:pPr>
+      <w:r>
+        <w:t>El Sistema puede sugerir al Usuario iniciar sesión o recuperar su contraseña.</w:t>
+      </w:r>
+    </w:p>
+    <w:p>
+      <w:pPr>
+        <w:numPr>
+          <w:ilvl w:val="0"/>
+          <w:numId w:val="11"/>
+        </w:numPr>
+      </w:pPr>
+      <w:r>
+        <w:t>El proceso finaliza sin registrar un nuevo usuario.</w:t>
       </w:r>
     </w:p>
     <w:p>
@@ -5819,148 +6318,294 @@
         <w:spacing w:before="200" w:line="240" w:lineRule="atLeast"/>
         <w:ind w:left="720" w:hanging="720"/>
         <w:rPr>
-          <w:sz w:val="20"/>
-          <w:szCs w:val="20"/>
+          <w:szCs w:val="24"/>
           <w:lang w:val="es-ES"/>
         </w:rPr>
       </w:pPr>
-      <w:bookmarkStart w:id="31" w:name="_Toc535910790"/>
-      <w:bookmarkStart w:id="32" w:name="_Toc455894749"/>
-      <w:bookmarkStart w:id="33" w:name="_Toc425054509"/>
-      <w:bookmarkStart w:id="34" w:name="_Toc423410243"/>
-      <w:bookmarkStart w:id="35" w:name="_Toc296587036"/>
-      <w:bookmarkStart w:id="36" w:name="_Toc227178522"/>
-      <w:r>
-        <w:rPr>
-          <w:sz w:val="20"/>
-          <w:szCs w:val="20"/>
+      <w:bookmarkStart w:id="32" w:name="_Toc535910790"/>
+      <w:bookmarkStart w:id="33" w:name="_Toc455894749"/>
+      <w:bookmarkStart w:id="34" w:name="_Toc425054509"/>
+      <w:bookmarkStart w:id="35" w:name="_Toc423410243"/>
+      <w:bookmarkStart w:id="36" w:name="_Toc296587036"/>
+      <w:bookmarkStart w:id="37" w:name="_Toc227683160"/>
+      <w:r>
+        <w:rPr>
+          <w:szCs w:val="24"/>
           <w:lang w:val="es-ES"/>
         </w:rPr>
-        <w:t>FA02. &lt; Segundo Flujo Alterno &gt;</w:t>
-      </w:r>
-      <w:bookmarkEnd w:id="31"/>
+        <w:lastRenderedPageBreak/>
+        <w:t xml:space="preserve">FA02. &lt; </w:t>
+      </w:r>
+      <w:r>
+        <w:rPr>
+          <w:szCs w:val="24"/>
+        </w:rPr>
+        <w:t>Datos inválidos</w:t>
+      </w:r>
+      <w:r>
+        <w:rPr>
+          <w:szCs w:val="24"/>
+          <w:lang w:val="es-ES"/>
+        </w:rPr>
+        <w:t>&gt;</w:t>
+      </w:r>
       <w:bookmarkEnd w:id="32"/>
       <w:bookmarkEnd w:id="33"/>
       <w:bookmarkEnd w:id="34"/>
       <w:bookmarkEnd w:id="35"/>
       <w:bookmarkEnd w:id="36"/>
-    </w:p>
-    <w:p>
-      <w:pPr>
-        <w:numPr>
-          <w:ilvl w:val="0"/>
-          <w:numId w:val="12"/>
-        </w:numPr>
+      <w:bookmarkEnd w:id="37"/>
+    </w:p>
+    <w:p>
+      <w:pPr>
+        <w:pStyle w:val="NormalWeb"/>
+        <w:jc w:val="both"/>
+        <w:rPr>
+          <w:rFonts w:ascii="Arial" w:hAnsi="Arial" w:cs="Arial"/>
+          <w:lang w:eastAsia="es-EC"/>
+        </w:rPr>
+      </w:pPr>
+      <w:bookmarkStart w:id="38" w:name="_Toc296587037"/>
+      <w:bookmarkStart w:id="39" w:name="_Toc535910791"/>
+      <w:r>
+        <w:rPr>
+          <w:rFonts w:ascii="Arial" w:hAnsi="Arial" w:cs="Arial"/>
+        </w:rPr>
+        <w:t>Este flujo se activa cuando uno o más campos ingresados por el usuario no cumplen con las reglas de validación establecidas, ya sea por formato incorrecto, campos vacíos o incumplimiento de políticas de seguridad.</w:t>
+      </w:r>
+    </w:p>
+    <w:p>
+      <w:pPr>
+        <w:pStyle w:val="NormalWeb"/>
+        <w:jc w:val="both"/>
+        <w:rPr>
+          <w:rFonts w:ascii="Arial" w:hAnsi="Arial" w:cs="Arial"/>
+        </w:rPr>
+      </w:pPr>
+      <w:r>
+        <w:rPr>
+          <w:rStyle w:val="Textoennegrita"/>
+          <w:rFonts w:ascii="Arial" w:hAnsi="Arial" w:cs="Arial"/>
+        </w:rPr>
+        <w:t>Secuencia del flujo:</w:t>
+      </w:r>
+    </w:p>
+    <w:p>
+      <w:pPr>
+        <w:pStyle w:val="NormalWeb"/>
+        <w:jc w:val="both"/>
+        <w:rPr>
+          <w:rFonts w:ascii="Arial" w:hAnsi="Arial" w:cs="Arial"/>
+        </w:rPr>
+      </w:pPr>
+      <w:r>
+        <w:rPr>
+          <w:rFonts w:ascii="Arial" w:hAnsi="Arial" w:cs="Arial"/>
+        </w:rPr>
+        <w:t>• El Sistema ejecuta las validaciones definidas sobre los datos ingresados.</w:t>
+      </w:r>
+      <w:r>
+        <w:rPr>
+          <w:rFonts w:ascii="Arial" w:hAnsi="Arial" w:cs="Arial"/>
+        </w:rPr>
+        <w:br/>
+        <w:t>• El Sistema identifica uno o varios errores en la información proporcionada.</w:t>
+      </w:r>
+      <w:r>
+        <w:rPr>
+          <w:rFonts w:ascii="Arial" w:hAnsi="Arial" w:cs="Arial"/>
+        </w:rPr>
+        <w:br/>
+        <w:t>• El Sistema detalla los errores encontrados (por ejemplo: email inválido, contraseña débil, campos obligatorios vacíos).</w:t>
+      </w:r>
+      <w:r>
+        <w:rPr>
+          <w:rFonts w:ascii="Arial" w:hAnsi="Arial" w:cs="Arial"/>
+        </w:rPr>
+        <w:br/>
+        <w:t>• El Sistema muestra los mensajes de error al Usuario en la interfaz.</w:t>
+      </w:r>
+      <w:r>
+        <w:rPr>
+          <w:rFonts w:ascii="Arial" w:hAnsi="Arial" w:cs="Arial"/>
+        </w:rPr>
+        <w:br/>
+        <w:t>• El Usuario corrige la información según las indicaciones.</w:t>
+      </w:r>
+      <w:r>
+        <w:rPr>
+          <w:rFonts w:ascii="Arial" w:hAnsi="Arial" w:cs="Arial"/>
+        </w:rPr>
+        <w:br/>
+        <w:t>• El flujo retorna al paso de ingreso de datos dentro del flujo principal.</w:t>
+      </w:r>
+    </w:p>
+    <w:p>
+      <w:pPr>
+        <w:rPr>
+          <w:rFonts w:cs="Arial"/>
+          <w:lang w:val="es-ES" w:eastAsia="es-EC"/>
+        </w:rPr>
+      </w:pPr>
+    </w:p>
+    <w:p>
+      <w:pPr>
+        <w:pStyle w:val="Ttulo3"/>
+        <w:tabs>
+          <w:tab w:val="clear" w:pos="709"/>
+        </w:tabs>
         <w:suppressAutoHyphens w:val="0"/>
-        <w:jc w:val="left"/>
-        <w:rPr>
-          <w:rFonts w:cs="Arial"/>
+        <w:spacing w:before="200" w:line="240" w:lineRule="atLeast"/>
+        <w:ind w:left="720" w:hanging="720"/>
+        <w:rPr>
+          <w:szCs w:val="24"/>
+          <w:lang w:val="es-ES"/>
+        </w:rPr>
+      </w:pPr>
+      <w:r>
+        <w:rPr>
+          <w:szCs w:val="24"/>
+          <w:lang w:val="es-ES"/>
+        </w:rPr>
+        <w:t>FA0</w:t>
+      </w:r>
+      <w:r>
+        <w:rPr>
+          <w:szCs w:val="24"/>
+          <w:lang w:val="es-ES"/>
+        </w:rPr>
+        <w:t>3</w:t>
+      </w:r>
+      <w:r>
+        <w:rPr>
+          <w:szCs w:val="24"/>
+          <w:lang w:val="es-ES"/>
+        </w:rPr>
+        <w:t xml:space="preserve">. &lt; </w:t>
+      </w:r>
+      <w:r>
+        <w:rPr>
+          <w:szCs w:val="24"/>
+        </w:rPr>
+        <w:t>Invitación inválida</w:t>
+      </w:r>
+      <w:r>
+        <w:rPr>
+          <w:szCs w:val="24"/>
+          <w:lang w:val="es-ES"/>
+        </w:rPr>
+        <w:t>&gt;</w:t>
+      </w:r>
+    </w:p>
+    <w:p>
+      <w:pPr>
+        <w:pStyle w:val="NormalWeb"/>
+        <w:jc w:val="both"/>
+        <w:rPr>
+          <w:rFonts w:ascii="Arial" w:hAnsi="Arial" w:cs="Arial"/>
           <w:lang w:eastAsia="es-EC"/>
         </w:rPr>
       </w:pPr>
-      <w:bookmarkStart w:id="37" w:name="_Toc535910791"/>
-      <w:bookmarkStart w:id="38" w:name="_Toc296587037"/>
-      <w:r>
-        <w:rPr>
-          <w:rFonts w:cs="Arial"/>
-          <w:lang w:eastAsia="es-EC"/>
-        </w:rPr>
-        <w:t xml:space="preserve">El Sistema detecta que no existe un convenio vigente entre la empresa y el restaurante. </w:t>
-      </w:r>
-    </w:p>
-    <w:p>
-      <w:pPr>
-        <w:numPr>
-          <w:ilvl w:val="0"/>
-          <w:numId w:val="12"/>
-        </w:numPr>
-        <w:suppressAutoHyphens w:val="0"/>
-        <w:jc w:val="left"/>
-        <w:rPr>
-          <w:rFonts w:cs="Arial"/>
-          <w:lang w:eastAsia="es-EC"/>
-        </w:rPr>
-      </w:pPr>
-      <w:r>
-        <w:rPr>
-          <w:rFonts w:cs="Arial"/>
-          <w:lang w:eastAsia="es-EC"/>
-        </w:rPr>
-        <w:t xml:space="preserve">El Sistema muestra una notificación indicando que no se puede realizar el consumo. </w:t>
-      </w:r>
-    </w:p>
-    <w:p>
-      <w:pPr>
-        <w:numPr>
-          <w:ilvl w:val="0"/>
-          <w:numId w:val="12"/>
-        </w:numPr>
+      <w:r>
+        <w:rPr>
+          <w:rFonts w:ascii="Arial" w:hAnsi="Arial" w:cs="Arial"/>
+        </w:rPr>
+        <w:t>Este flujo ocurre cuando el usuario proporciona un código de invitación que no existe, ha expirado o ya ha sido utilizado, impidiendo su correcta vinculación a un tenant existente.</w:t>
+      </w:r>
+    </w:p>
+    <w:p>
+      <w:pPr>
+        <w:pStyle w:val="NormalWeb"/>
+        <w:jc w:val="both"/>
+        <w:rPr>
+          <w:rFonts w:ascii="Arial" w:hAnsi="Arial" w:cs="Arial"/>
+        </w:rPr>
+      </w:pPr>
+      <w:r>
+        <w:rPr>
+          <w:rStyle w:val="Textoennegrita"/>
+          <w:rFonts w:ascii="Arial" w:hAnsi="Arial" w:cs="Arial"/>
+        </w:rPr>
+        <w:t>Secuencia del flujo:</w:t>
+      </w:r>
+    </w:p>
+    <w:p>
+      <w:pPr>
+        <w:pStyle w:val="NormalWeb"/>
+        <w:jc w:val="both"/>
+        <w:rPr>
+          <w:rFonts w:ascii="Arial" w:hAnsi="Arial" w:cs="Arial"/>
+        </w:rPr>
+      </w:pPr>
+      <w:r>
+        <w:rPr>
+          <w:rFonts w:ascii="Arial" w:hAnsi="Arial" w:cs="Arial"/>
+        </w:rPr>
+        <w:t>• El Sistema valida el código de invitación ingresado.</w:t>
+      </w:r>
+      <w:r>
+        <w:rPr>
+          <w:rFonts w:ascii="Arial" w:hAnsi="Arial" w:cs="Arial"/>
+        </w:rPr>
+        <w:br/>
+        <w:t>• El Sistema detecta que la invitación es inválida (inexistente, expirada o ya utilizada).</w:t>
+      </w:r>
+      <w:r>
+        <w:rPr>
+          <w:rFonts w:ascii="Arial" w:hAnsi="Arial" w:cs="Arial"/>
+        </w:rPr>
+        <w:br/>
+        <w:t>• El Sistema notifica al Usuario que el código no es válido.</w:t>
+      </w:r>
+      <w:r>
+        <w:rPr>
+          <w:rFonts w:ascii="Arial" w:hAnsi="Arial" w:cs="Arial"/>
+        </w:rPr>
+        <w:br/>
+        <w:t>• El Sistema ofrece dos posibles acciones:</w:t>
+      </w:r>
+      <w:r>
+        <w:rPr>
+          <w:rFonts w:ascii="Arial" w:hAnsi="Arial" w:cs="Arial"/>
+        </w:rPr>
+        <w:br/>
+        <w:t>    – Permitir continuar el registro sin invitación.</w:t>
+      </w:r>
+      <w:r>
+        <w:rPr>
+          <w:rFonts w:ascii="Arial" w:hAnsi="Arial" w:cs="Arial"/>
+        </w:rPr>
+        <w:br/>
+        <w:t>    – Solicitar el ingreso de un nuevo código válido.</w:t>
+      </w:r>
+      <w:r>
+        <w:rPr>
+          <w:rFonts w:ascii="Arial" w:hAnsi="Arial" w:cs="Arial"/>
+        </w:rPr>
+        <w:br/>
+        <w:t>• Dependiendo de la acción seleccionada:</w:t>
+      </w:r>
+      <w:r>
+        <w:rPr>
+          <w:rFonts w:ascii="Arial" w:hAnsi="Arial" w:cs="Arial"/>
+        </w:rPr>
+        <w:br/>
+        <w:t>    – El flujo continúa hacia la creación de un nuevo tenant.</w:t>
+      </w:r>
+      <w:r>
+        <w:rPr>
+          <w:rFonts w:ascii="Arial" w:hAnsi="Arial" w:cs="Arial"/>
+        </w:rPr>
+        <w:br/>
+        <w:t>    – O retorna al ingreso del código de invitación.</w:t>
+      </w:r>
+    </w:p>
+    <w:p>
+      <w:pPr>
         <w:rPr>
           <w:rFonts w:cs="Arial"/>
           <w:sz w:val="16"/>
-        </w:rPr>
-      </w:pPr>
-      <w:r>
-        <w:rPr>
-          <w:rFonts w:cs="Arial"/>
-          <w:lang w:eastAsia="es-EC"/>
-        </w:rPr>
-        <w:t>El proceso finaliza sin registrar el consumo.</w:t>
-      </w:r>
-    </w:p>
-    <w:p>
-      <w:pPr>
-        <w:rPr>
-          <w:rFonts w:cs="Arial"/>
-          <w:lang w:eastAsia="es-EC"/>
-        </w:rPr>
-      </w:pPr>
-    </w:p>
-    <w:p>
-      <w:pPr>
-        <w:rPr>
-          <w:rFonts w:cs="Arial"/>
-          <w:lang w:eastAsia="es-EC"/>
-        </w:rPr>
-      </w:pPr>
-    </w:p>
-    <w:p>
-      <w:pPr>
-        <w:rPr>
-          <w:rFonts w:cs="Arial"/>
-          <w:lang w:eastAsia="es-EC"/>
-        </w:rPr>
-      </w:pPr>
-    </w:p>
-    <w:p>
-      <w:pPr>
-        <w:rPr>
-          <w:rFonts w:cs="Arial"/>
-          <w:lang w:eastAsia="es-EC"/>
-        </w:rPr>
-      </w:pPr>
-    </w:p>
-    <w:p>
-      <w:pPr>
-        <w:rPr>
-          <w:rFonts w:cs="Arial"/>
-          <w:lang w:eastAsia="es-EC"/>
-        </w:rPr>
-      </w:pPr>
-    </w:p>
-    <w:p>
-      <w:pPr>
-        <w:rPr>
-          <w:rFonts w:cs="Arial"/>
-          <w:lang w:eastAsia="es-EC"/>
-        </w:rPr>
-      </w:pPr>
-    </w:p>
-    <w:p>
-      <w:pPr>
-        <w:rPr>
-          <w:rFonts w:cs="Arial"/>
-          <w:sz w:val="16"/>
+          <w:lang w:val="es-ES"/>
         </w:rPr>
       </w:pPr>
     </w:p>
@@ -5972,12 +6617,17 @@
         </w:tabs>
         <w:spacing w:before="480"/>
       </w:pPr>
-      <w:bookmarkStart w:id="39" w:name="_Toc227178523"/>
+      <w:bookmarkStart w:id="40" w:name="_Toc227683161"/>
       <w:r>
         <w:t>Reglas del Negocio</w:t>
       </w:r>
       <w:bookmarkEnd w:id="38"/>
-      <w:bookmarkEnd w:id="39"/>
+      <w:bookmarkEnd w:id="40"/>
+    </w:p>
+    <w:p>
+      <w:r>
+        <w:t>Las reglas del negocio establecen las condiciones obligatorias que deben cumplirse durante el proceso de registro de usuarios, con el fin de garantizar la consistencia de la información, la seguridad del sistema y el correcto funcionamiento dentro de la arquitectura multi-tenant de MesaPass.</w:t>
+      </w:r>
     </w:p>
     <w:p>
       <w:pPr>
@@ -5988,24 +6638,25 @@
           <w:szCs w:val="24"/>
         </w:rPr>
       </w:pPr>
-      <w:bookmarkStart w:id="40" w:name="_Toc296587038"/>
-      <w:bookmarkStart w:id="41" w:name="_Toc227178524"/>
+      <w:bookmarkStart w:id="41" w:name="_Toc296587038"/>
+      <w:bookmarkStart w:id="42" w:name="_Toc227683162"/>
       <w:r>
         <w:rPr>
           <w:sz w:val="24"/>
           <w:szCs w:val="24"/>
         </w:rPr>
+        <w:lastRenderedPageBreak/>
         <w:t xml:space="preserve">RN01. </w:t>
       </w:r>
+      <w:bookmarkEnd w:id="42"/>
       <w:r>
         <w:rPr>
           <w:i w:val="0"/>
           <w:sz w:val="24"/>
           <w:szCs w:val="24"/>
         </w:rPr>
-        <w:t>Validación de Código QR</w:t>
-      </w:r>
-      <w:bookmarkEnd w:id="41"/>
+        <w:t>Unicidad de Usuario</w:t>
+      </w:r>
     </w:p>
     <w:p>
       <w:pPr>
@@ -6018,7 +6669,77 @@
         <w:rPr>
           <w:sz w:val="24"/>
         </w:rPr>
-        <w:t>El sistema solo permitirá registrar el consumo si el código QR es válido y pertenece a un empleado registrado.</w:t>
+        <w:t>El sistema debe garantizar que cada usuario registrado posea un correo electrónico único, el cual actúa como identificador principal dentro de la plataforma.</w:t>
+      </w:r>
+    </w:p>
+    <w:p>
+      <w:pPr>
+        <w:ind w:left="425"/>
+        <w:rPr>
+          <w:sz w:val="24"/>
+        </w:rPr>
+      </w:pPr>
+    </w:p>
+    <w:p>
+      <w:pPr>
+        <w:ind w:left="425"/>
+        <w:rPr>
+          <w:sz w:val="24"/>
+        </w:rPr>
+      </w:pPr>
+      <w:r>
+        <w:rPr>
+          <w:sz w:val="24"/>
+        </w:rPr>
+        <w:t>• No se permite el registro de múltiples cuentas con el mismo correo electrónico.</w:t>
+      </w:r>
+    </w:p>
+    <w:p>
+      <w:pPr>
+        <w:ind w:left="425"/>
+        <w:rPr>
+          <w:sz w:val="24"/>
+        </w:rPr>
+      </w:pPr>
+      <w:r>
+        <w:rPr>
+          <w:sz w:val="24"/>
+        </w:rPr>
+        <w:t>• La validación de unicidad debe realizarse antes de la creación del usuario.</w:t>
+      </w:r>
+    </w:p>
+    <w:p>
+      <w:pPr>
+        <w:ind w:left="425"/>
+        <w:rPr>
+          <w:sz w:val="24"/>
+        </w:rPr>
+      </w:pPr>
+      <w:r>
+        <w:rPr>
+          <w:sz w:val="24"/>
+        </w:rPr>
+        <w:t>• En caso de duplicidad, el sistema debe rechazar la solicitud y notificar al usuario.</w:t>
+      </w:r>
+    </w:p>
+    <w:p>
+      <w:pPr>
+        <w:ind w:left="425"/>
+        <w:rPr>
+          <w:sz w:val="24"/>
+        </w:rPr>
+      </w:pPr>
+      <w:r>
+        <w:rPr>
+          <w:sz w:val="24"/>
+        </w:rPr>
+        <w:t>• Esta regla aplica a nivel global del sistema, independientemente del tenant</w:t>
+      </w:r>
+      <w:r>
+        <w:rPr>
+          <w:sz w:val="24"/>
+        </w:rPr>
+        <w:t>.</w:t>
       </w:r>
     </w:p>
     <w:p>
@@ -6029,21 +6750,21 @@
           <w:szCs w:val="24"/>
         </w:rPr>
       </w:pPr>
-      <w:bookmarkStart w:id="42" w:name="_Toc227178525"/>
+      <w:bookmarkStart w:id="43" w:name="_Toc227683163"/>
       <w:r>
         <w:rPr>
           <w:sz w:val="24"/>
           <w:szCs w:val="24"/>
         </w:rPr>
-        <w:t>RN02. Convenio Activo</w:t>
-      </w:r>
-      <w:bookmarkEnd w:id="42"/>
+        <w:t xml:space="preserve">RN02. </w:t>
+      </w:r>
+      <w:bookmarkEnd w:id="43"/>
       <w:r>
         <w:rPr>
           <w:sz w:val="24"/>
           <w:szCs w:val="24"/>
         </w:rPr>
-        <w:t xml:space="preserve">  </w:t>
+        <w:t>Seguridad de Contraseña</w:t>
       </w:r>
     </w:p>
     <w:p>
@@ -6057,7 +6778,77 @@
         <w:rPr>
           <w:sz w:val="24"/>
         </w:rPr>
-        <w:t>El consumo solo podrá registrarse si existe un convenio activo entre la empresa del empleado y el restaurante.</w:t>
+        <w:t>El sistema debe asegurar que las contraseñas definidas por los usuarios cumplan con estándares mínimos de seguridad para proteger el acceso a las cuentas.</w:t>
+      </w:r>
+    </w:p>
+    <w:p>
+      <w:pPr>
+        <w:ind w:left="425"/>
+        <w:rPr>
+          <w:sz w:val="24"/>
+        </w:rPr>
+      </w:pPr>
+    </w:p>
+    <w:p>
+      <w:pPr>
+        <w:ind w:left="425"/>
+        <w:rPr>
+          <w:sz w:val="24"/>
+        </w:rPr>
+      </w:pPr>
+      <w:r>
+        <w:rPr>
+          <w:sz w:val="24"/>
+        </w:rPr>
+        <w:t>• La contraseña debe tener una longitud mínima definida (por ejemplo, 8 caracteres).</w:t>
+      </w:r>
+    </w:p>
+    <w:p>
+      <w:pPr>
+        <w:ind w:left="425"/>
+        <w:rPr>
+          <w:sz w:val="24"/>
+        </w:rPr>
+      </w:pPr>
+      <w:r>
+        <w:rPr>
+          <w:sz w:val="24"/>
+        </w:rPr>
+        <w:t>• Debe incluir una combinación de letras, números y caracteres especiales (según política definida).</w:t>
+      </w:r>
+    </w:p>
+    <w:p>
+      <w:pPr>
+        <w:ind w:left="425"/>
+        <w:rPr>
+          <w:sz w:val="24"/>
+        </w:rPr>
+      </w:pPr>
+      <w:r>
+        <w:rPr>
+          <w:sz w:val="24"/>
+        </w:rPr>
+        <w:t>• No se permiten contraseñas comunes o fácilmente vulnerables.</w:t>
+      </w:r>
+    </w:p>
+    <w:p>
+      <w:pPr>
+        <w:ind w:left="425"/>
+        <w:rPr>
+          <w:sz w:val="24"/>
+        </w:rPr>
+      </w:pPr>
+      <w:r>
+        <w:rPr>
+          <w:sz w:val="24"/>
+        </w:rPr>
+        <w:t>• La contraseña debe almacenarse de forma encriptada</w:t>
+      </w:r>
+      <w:r>
+        <w:rPr>
+          <w:sz w:val="24"/>
+        </w:rPr>
+        <w:t>.</w:t>
       </w:r>
     </w:p>
     <w:p>
@@ -6068,21 +6859,21 @@
           <w:szCs w:val="24"/>
         </w:rPr>
       </w:pPr>
-      <w:bookmarkStart w:id="43" w:name="_Toc227178526"/>
+      <w:bookmarkStart w:id="44" w:name="_Toc227683164"/>
       <w:r>
         <w:rPr>
           <w:sz w:val="24"/>
           <w:szCs w:val="24"/>
         </w:rPr>
-        <w:t>RN03. Cálculo de Consumo</w:t>
-      </w:r>
-      <w:bookmarkEnd w:id="43"/>
+        <w:t xml:space="preserve">RN03. </w:t>
+      </w:r>
+      <w:bookmarkEnd w:id="44"/>
       <w:r>
         <w:rPr>
           <w:sz w:val="24"/>
           <w:szCs w:val="24"/>
         </w:rPr>
-        <w:t xml:space="preserve"> </w:t>
+        <w:t>Creación de Tenant</w:t>
       </w:r>
     </w:p>
     <w:p>
@@ -6096,7 +6887,77 @@
         <w:rPr>
           <w:sz w:val="24"/>
         </w:rPr>
-        <w:t>El monto del consumo debe calcularse en función del tipo de convenio establecido (prepago, postpago o mixto).</w:t>
+        <w:t>El sistema debe gestionar automáticamente la creación de un tenant cuando el usuario no esté asociado a una organización existente mediante invitación.</w:t>
+      </w:r>
+    </w:p>
+    <w:p>
+      <w:pPr>
+        <w:ind w:left="425"/>
+        <w:rPr>
+          <w:sz w:val="24"/>
+        </w:rPr>
+      </w:pPr>
+    </w:p>
+    <w:p>
+      <w:pPr>
+        <w:ind w:left="425"/>
+        <w:rPr>
+          <w:sz w:val="24"/>
+        </w:rPr>
+      </w:pPr>
+      <w:r>
+        <w:rPr>
+          <w:sz w:val="24"/>
+        </w:rPr>
+        <w:t>• Si el usuario no proporciona un código de invitación válido, se debe crear un nuevo tenant.</w:t>
+      </w:r>
+    </w:p>
+    <w:p>
+      <w:pPr>
+        <w:ind w:left="425"/>
+        <w:rPr>
+          <w:sz w:val="24"/>
+        </w:rPr>
+      </w:pPr>
+      <w:r>
+        <w:rPr>
+          <w:sz w:val="24"/>
+        </w:rPr>
+        <w:t>• El tenant creado debe ser único y correctamente identificado en el sistema.</w:t>
+      </w:r>
+    </w:p>
+    <w:p>
+      <w:pPr>
+        <w:ind w:left="425"/>
+        <w:rPr>
+          <w:sz w:val="24"/>
+        </w:rPr>
+      </w:pPr>
+      <w:r>
+        <w:rPr>
+          <w:sz w:val="24"/>
+        </w:rPr>
+        <w:t>• El usuario que inicia el registro debe quedar asociado como propietario del tenant.</w:t>
+      </w:r>
+    </w:p>
+    <w:p>
+      <w:pPr>
+        <w:ind w:left="425"/>
+        <w:rPr>
+          <w:sz w:val="24"/>
+        </w:rPr>
+      </w:pPr>
+      <w:r>
+        <w:rPr>
+          <w:sz w:val="24"/>
+        </w:rPr>
+        <w:t>• El tenant debe inicializarse con configuraciones básicas por defecto (si aplica</w:t>
+      </w:r>
+      <w:r>
+        <w:rPr>
+          <w:sz w:val="24"/>
+        </w:rPr>
+        <w:t>).</w:t>
       </w:r>
     </w:p>
     <w:p>
@@ -6107,22 +6968,22 @@
           <w:szCs w:val="24"/>
         </w:rPr>
       </w:pPr>
-      <w:bookmarkStart w:id="44" w:name="_Toc227178527"/>
+      <w:bookmarkStart w:id="45" w:name="_Toc227683165"/>
       <w:r>
         <w:rPr>
           <w:sz w:val="24"/>
           <w:szCs w:val="24"/>
         </w:rPr>
-        <w:t>RN04. Registro Único de Consum</w:t>
-      </w:r>
+        <w:t xml:space="preserve">RN04. </w:t>
+      </w:r>
+      <w:bookmarkEnd w:id="45"/>
       <w:r>
         <w:rPr>
           <w:sz w:val="24"/>
           <w:szCs w:val="24"/>
         </w:rPr>
-        <w:t>o</w:t>
-      </w:r>
-      <w:bookmarkEnd w:id="44"/>
+        <w:t>Asignación de Rol</w:t>
+      </w:r>
     </w:p>
     <w:p>
       <w:pPr>
@@ -6135,7 +6996,100 @@
         <w:rPr>
           <w:sz w:val="24"/>
         </w:rPr>
-        <w:t>Cada consumo debe registrarse una única vez y quedar asociado al empleado, restaurante y convenio correspondiente.</w:t>
+        <w:t>El sistema debe garantizar que todo usuario registrado tenga un rol asignado que defina sus permisos y nivel de acceso dentro del tenant.</w:t>
+      </w:r>
+    </w:p>
+    <w:p>
+      <w:pPr>
+        <w:ind w:left="425"/>
+        <w:rPr>
+          <w:sz w:val="24"/>
+        </w:rPr>
+      </w:pPr>
+    </w:p>
+    <w:p>
+      <w:pPr>
+        <w:ind w:left="425"/>
+        <w:rPr>
+          <w:sz w:val="24"/>
+        </w:rPr>
+      </w:pPr>
+      <w:r>
+        <w:rPr>
+          <w:sz w:val="24"/>
+        </w:rPr>
+        <w:t>• Todo usuario debe tener al menos un rol asignado al momento de su creación.</w:t>
+      </w:r>
+    </w:p>
+    <w:p>
+      <w:pPr>
+        <w:ind w:left="425"/>
+        <w:rPr>
+          <w:sz w:val="24"/>
+        </w:rPr>
+      </w:pPr>
+      <w:r>
+        <w:rPr>
+          <w:sz w:val="24"/>
+        </w:rPr>
+        <w:t>• El rol asignado depende del contexto del registro:</w:t>
+      </w:r>
+    </w:p>
+    <w:p>
+      <w:pPr>
+        <w:ind w:left="425"/>
+        <w:rPr>
+          <w:sz w:val="24"/>
+        </w:rPr>
+      </w:pPr>
+      <w:r>
+        <w:rPr>
+          <w:sz w:val="24"/>
+        </w:rPr>
+        <w:t xml:space="preserve">    – Propietario/Admin, si crea un nuevo tenant.</w:t>
+      </w:r>
+    </w:p>
+    <w:p>
+      <w:pPr>
+        <w:ind w:left="425"/>
+        <w:rPr>
+          <w:sz w:val="24"/>
+        </w:rPr>
+      </w:pPr>
+      <w:r>
+        <w:rPr>
+          <w:sz w:val="24"/>
+        </w:rPr>
+        <w:lastRenderedPageBreak/>
+        <w:t xml:space="preserve">    – Rol definido por la invitación, si se une a uno existente.</w:t>
+      </w:r>
+    </w:p>
+    <w:p>
+      <w:pPr>
+        <w:ind w:left="425"/>
+        <w:rPr>
+          <w:sz w:val="24"/>
+        </w:rPr>
+      </w:pPr>
+      <w:r>
+        <w:rPr>
+          <w:sz w:val="24"/>
+        </w:rPr>
+        <w:t>• El sistema debe impedir la creación de usuarios sin rol.</w:t>
+      </w:r>
+    </w:p>
+    <w:p>
+      <w:pPr>
+        <w:ind w:left="425"/>
+        <w:rPr>
+          <w:sz w:val="24"/>
+        </w:rPr>
+      </w:pPr>
+      <w:r>
+        <w:rPr>
+          <w:sz w:val="24"/>
+        </w:rPr>
+        <w:t>• Los roles deben estar previamente definidos en el sistema.</w:t>
       </w:r>
     </w:p>
     <w:p>
@@ -6146,15 +7100,20 @@
         </w:tabs>
         <w:spacing w:before="480"/>
       </w:pPr>
-      <w:bookmarkStart w:id="45" w:name="_Toc296587039"/>
-      <w:bookmarkStart w:id="46" w:name="_Toc227178528"/>
-      <w:bookmarkEnd w:id="40"/>
+      <w:bookmarkStart w:id="46" w:name="_Toc296587039"/>
+      <w:bookmarkStart w:id="47" w:name="_Toc227683166"/>
+      <w:bookmarkEnd w:id="41"/>
       <w:r>
         <w:t>Requerimientos Especiales</w:t>
       </w:r>
-      <w:bookmarkEnd w:id="37"/>
-      <w:bookmarkEnd w:id="45"/>
+      <w:bookmarkEnd w:id="39"/>
       <w:bookmarkEnd w:id="46"/>
+      <w:bookmarkEnd w:id="47"/>
+    </w:p>
+    <w:p>
+      <w:r>
+        <w:t>Los requerimientos especiales describen condiciones no funcionales orientadas al negocio que el sistema debe cumplir para garantizar una experiencia de usuario adecuada, confiabilidad en el servicio y soporte a la operación de la plataforma MesaPass.</w:t>
+      </w:r>
     </w:p>
     <w:p>
       <w:pPr>
@@ -6168,7 +7127,7 @@
           <w:szCs w:val="24"/>
         </w:rPr>
       </w:pPr>
-      <w:bookmarkStart w:id="47" w:name="_Toc227178529"/>
+      <w:bookmarkStart w:id="48" w:name="_Toc227683167"/>
       <w:r>
         <w:rPr>
           <w:sz w:val="24"/>
@@ -6176,11 +7135,27 @@
         </w:rPr>
         <w:t>RE01. Seguridad</w:t>
       </w:r>
-      <w:bookmarkEnd w:id="47"/>
-    </w:p>
-    <w:p>
-      <w:r>
-        <w:t>El sistema debe garantizar autenticación y autorización mediante mecanismos seguros para evitar accesos no autorizados.</w:t>
+      <w:bookmarkEnd w:id="48"/>
+    </w:p>
+    <w:p>
+      <w:r>
+        <w:t>El sistema debe garantizar la protección de la información del usuario y generar confianza en el proceso de registro.</w:t>
+      </w:r>
+    </w:p>
+    <w:p/>
+    <w:p>
+      <w:r>
+        <w:t>• La información personal del usuario debe ser tratada de forma segura y confidencial.</w:t>
+      </w:r>
+    </w:p>
+    <w:p>
+      <w:r>
+        <w:t>• El sistema debe prevenir accesos no autorizados a las cuentas.</w:t>
+      </w:r>
+    </w:p>
+    <w:p>
+      <w:r>
+        <w:t>• El usuario debe percibir que su información está protegida durante el registro.)</w:t>
       </w:r>
     </w:p>
     <w:p>
@@ -6195,7 +7170,7 @@
           <w:szCs w:val="24"/>
         </w:rPr>
       </w:pPr>
-      <w:bookmarkStart w:id="48" w:name="_Toc227178530"/>
+      <w:bookmarkStart w:id="49" w:name="_Toc227683168"/>
       <w:r>
         <w:rPr>
           <w:sz w:val="24"/>
@@ -6203,11 +7178,30 @@
         </w:rPr>
         <w:t>RE02. Rendimiento</w:t>
       </w:r>
-      <w:bookmarkEnd w:id="48"/>
-    </w:p>
-    <w:p>
-      <w:r>
-        <w:t>La validación del código QR y el registro del consumo deben ejecutarse en un tiempo menor a 2 segundos.</w:t>
+      <w:bookmarkEnd w:id="49"/>
+    </w:p>
+    <w:p>
+      <w:r>
+        <w:t>El sistema debe ofrecer una experiencia rápida y fluida durante el proceso de registro, evitando demoras que puedan afectar la conversión de usuarios.</w:t>
+      </w:r>
+    </w:p>
+    <w:p/>
+    <w:p>
+      <w:r>
+        <w:t>• El registro debe completarse en un tiempo percibido como inmediato por el usuario.</w:t>
+      </w:r>
+    </w:p>
+    <w:p>
+      <w:r>
+        <w:t>• El sistema debe responder sin retrasos que generen frustración o abandono del proceso.</w:t>
+      </w:r>
+    </w:p>
+    <w:p>
+      <w:r>
+        <w:t>• El tiempo de espera no debe impactar negativamente la experiencia del usuario</w:t>
+      </w:r>
+      <w:r>
+        <w:t>.</w:t>
       </w:r>
     </w:p>
     <w:p>
@@ -6222,7 +7216,7 @@
           <w:szCs w:val="24"/>
         </w:rPr>
       </w:pPr>
-      <w:bookmarkStart w:id="49" w:name="_Toc227178531"/>
+      <w:bookmarkStart w:id="50" w:name="_Toc227683169"/>
       <w:r>
         <w:rPr>
           <w:sz w:val="24"/>
@@ -6230,12 +7224,36 @@
         </w:rPr>
         <w:t>RE03. Disponibilidad</w:t>
       </w:r>
-      <w:bookmarkEnd w:id="49"/>
-    </w:p>
-    <w:p>
-      <w:r>
-        <w:t>El sistema debe estar disponible para el registro de consumos en horarios operativos sin interrupciones.</w:t>
-      </w:r>
+      <w:bookmarkEnd w:id="50"/>
+    </w:p>
+    <w:p>
+      <w:r>
+        <w:t>El sistema debe estar disponible para permitir el registro de nuevos usuarios en cualquier momento, asegurando continuidad del servicio.</w:t>
+      </w:r>
+    </w:p>
+    <w:p/>
+    <w:p>
+      <w:r>
+        <w:t>• Los usuarios deben poder registrarse en cualquier momento sin restricciones de horario.</w:t>
+      </w:r>
+    </w:p>
+    <w:p>
+      <w:r>
+        <w:t>• El sistema debe minimizar interrupciones que impidan el registro.</w:t>
+      </w:r>
+    </w:p>
+    <w:p>
+      <w:r>
+        <w:t xml:space="preserve">• La disponibilidad del servicio impacta directamente en la captación de nuevos </w:t>
+      </w:r>
+      <w:proofErr w:type="gramStart"/>
+      <w:r>
+        <w:t>usuarios.</w:t>
+      </w:r>
+      <w:r>
+        <w:t>.</w:t>
+      </w:r>
+      <w:proofErr w:type="gramEnd"/>
     </w:p>
     <w:p>
       <w:pPr>
@@ -6249,7 +7267,7 @@
           <w:szCs w:val="24"/>
         </w:rPr>
       </w:pPr>
-      <w:bookmarkStart w:id="50" w:name="_Toc227178532"/>
+      <w:bookmarkStart w:id="51" w:name="_Toc227683170"/>
       <w:r>
         <w:rPr>
           <w:sz w:val="24"/>
@@ -6257,11 +7275,35 @@
         </w:rPr>
         <w:t>RE04. Usabilidad</w:t>
       </w:r>
-      <w:bookmarkEnd w:id="50"/>
-    </w:p>
-    <w:p>
-      <w:r>
-        <w:t>La interfaz debe ser intuitiva y permitir al restaurante realizar el registro del consumo de forma rápida y sencilla.</w:t>
+      <w:bookmarkEnd w:id="51"/>
+    </w:p>
+    <w:p>
+      <w:r>
+        <w:t>El sistema debe facilitar el proceso de registro mediante una interfaz clara y sencilla, reduciendo la fricción en la incorporación de nuevos usuarios.</w:t>
+      </w:r>
+    </w:p>
+    <w:p/>
+    <w:p>
+      <w:r>
+        <w:t>• El proceso de registro debe ser intuitivo y fácil de completar.</w:t>
+      </w:r>
+    </w:p>
+    <w:p>
+      <w:r>
+        <w:t>• El usuario debe comprender claramente qué información se le solicita.</w:t>
+      </w:r>
+    </w:p>
+    <w:p>
+      <w:r>
+        <w:t>• Los errores deben comunicarse de forma clara para facilitar su corrección.</w:t>
+      </w:r>
+    </w:p>
+    <w:p>
+      <w:r>
+        <w:t>• El flujo debe minimizar pasos innecesarios</w:t>
+      </w:r>
+      <w:r>
+        <w:t>.</w:t>
       </w:r>
     </w:p>
     <w:p>
@@ -6276,7 +7318,7 @@
           <w:szCs w:val="24"/>
         </w:rPr>
       </w:pPr>
-      <w:bookmarkStart w:id="51" w:name="_Toc227178533"/>
+      <w:bookmarkStart w:id="52" w:name="_Toc227683171"/>
       <w:r>
         <w:rPr>
           <w:sz w:val="24"/>
@@ -6284,11 +7326,35 @@
         </w:rPr>
         <w:t>RE05. Integridad de Datos</w:t>
       </w:r>
-      <w:bookmarkEnd w:id="51"/>
-    </w:p>
-    <w:p>
-      <w:r>
-        <w:t>El sistema debe garantizar que la información registrada sea consistente y no presente duplicidad en los consumos.</w:t>
+      <w:bookmarkEnd w:id="52"/>
+    </w:p>
+    <w:p>
+      <w:r>
+        <w:t>El sistema debe garantizar que la información registrada sea confiable y consistente, permitiendo una correcta gestión de usuarios dentro del negocio.</w:t>
+      </w:r>
+    </w:p>
+    <w:p/>
+    <w:p>
+      <w:r>
+        <w:t>• Los datos registrados deben ser precisos y coherentes.</w:t>
+      </w:r>
+    </w:p>
+    <w:p>
+      <w:r>
+        <w:t>• El sistema debe evitar duplicidades que afecten la gestión de usuarios.</w:t>
+      </w:r>
+    </w:p>
+    <w:p>
+      <w:r>
+        <w:t>• La información debe mantenerse consistente para soportar procesos posteriores (</w:t>
+      </w:r>
+      <w:proofErr w:type="spellStart"/>
+      <w:r>
+        <w:t>login</w:t>
+      </w:r>
+      <w:proofErr w:type="spellEnd"/>
+      <w:r>
+        <w:t>, gestión, etc.)</w:t>
       </w:r>
     </w:p>
     <w:p>
@@ -6299,13 +7365,55 @@
         </w:tabs>
         <w:spacing w:before="480"/>
       </w:pPr>
-      <w:bookmarkStart w:id="52" w:name="_Toc296587041"/>
-      <w:bookmarkStart w:id="53" w:name="_Toc227178534"/>
-      <w:r>
+      <w:bookmarkStart w:id="53" w:name="_Toc296587041"/>
+      <w:bookmarkStart w:id="54" w:name="_Toc227683172"/>
+      <w:proofErr w:type="spellStart"/>
+      <w:r>
+        <w:lastRenderedPageBreak/>
         <w:t>Poscondiciones</w:t>
       </w:r>
-      <w:bookmarkEnd w:id="52"/>
       <w:bookmarkEnd w:id="53"/>
+      <w:bookmarkEnd w:id="54"/>
+      <w:proofErr w:type="spellEnd"/>
+    </w:p>
+    <w:p>
+      <w:bookmarkStart w:id="55" w:name="_Toc296587043"/>
+      <w:r>
+        <w:t xml:space="preserve">Las </w:t>
+      </w:r>
+      <w:proofErr w:type="spellStart"/>
+      <w:r>
+        <w:t>poscondiciones</w:t>
+      </w:r>
+      <w:proofErr w:type="spellEnd"/>
+      <w:r>
+        <w:t xml:space="preserve"> describen el estado del sistema una vez que el proceso de registro ha finalizado exitosamente. Estas condiciones aseguran que el usuario ha sido incorporado correctamente a la plataforma y que puede interactuar con las funcionalidades disponibles según su rol y contexto dentro del sistema.</w:t>
+      </w:r>
+    </w:p>
+    <w:p>
+      <w:r>
+        <w:t>Al completarse el registro, el sistema garantiza la correcta creación, almacenamiento y habilitación del usuario dentro de la plataforma, así como su vinculación a una organización (tenant), permitiendo su acceso inmediato.</w:t>
+      </w:r>
+    </w:p>
+    <w:p>
+      <w:pPr>
+        <w:rPr>
+          <w:b/>
+          <w:bCs/>
+        </w:rPr>
+      </w:pPr>
+      <w:r>
+        <w:rPr>
+          <w:b/>
+          <w:bCs/>
+        </w:rPr>
+        <w:t>Resultados del proceso:</w:t>
+      </w:r>
+    </w:p>
+    <w:p>
+      <w:pPr>
+        <w:ind w:left="720"/>
+      </w:pPr>
     </w:p>
     <w:p>
       <w:pPr>
@@ -6314,9 +7422,8 @@
           <w:numId w:val="13"/>
         </w:numPr>
       </w:pPr>
-      <w:bookmarkStart w:id="54" w:name="_Toc296587043"/>
-      <w:r>
-        <w:t>El consumo queda registrado correctamente en el sistema</w:t>
+      <w:r>
+        <w:t>El usuario queda registrado de forma única dentro del sistema.</w:t>
       </w:r>
     </w:p>
     <w:p>
@@ -6327,7 +7434,7 @@
         </w:numPr>
       </w:pPr>
       <w:r>
-        <w:t>La información del consumo se almacena en la base de datos</w:t>
+        <w:t>El usuario puede acceder a la plataforma utilizando sus credenciales.</w:t>
       </w:r>
     </w:p>
     <w:p>
@@ -6338,7 +7445,7 @@
         </w:numPr>
       </w:pPr>
       <w:r>
-        <w:t>El consumo queda asociado al empleado, restaurante y convenio</w:t>
+        <w:t>El usuario queda asociado a un tenant existente o a uno nuevo creado durante el proceso.</w:t>
       </w:r>
     </w:p>
     <w:p>
@@ -6349,7 +7456,7 @@
         </w:numPr>
       </w:pPr>
       <w:r>
-        <w:t>Se actualizan los datos para reportes y facturación</w:t>
+        <w:t>El usuario cuenta con un rol asignado que define sus permisos dentro del sistema.</w:t>
       </w:r>
     </w:p>
     <w:p>
@@ -6360,7 +7467,29 @@
         </w:numPr>
       </w:pPr>
       <w:r>
-        <w:t>El sistema confirma la finalización del proceso al usuario</w:t>
+        <w:t>El sistema habilita la sesión del usuario (autenticación activa).</w:t>
+      </w:r>
+    </w:p>
+    <w:p>
+      <w:pPr>
+        <w:numPr>
+          <w:ilvl w:val="0"/>
+          <w:numId w:val="13"/>
+        </w:numPr>
+      </w:pPr>
+      <w:r>
+        <w:t>La información del usuario y su relación con el tenant quedan almacenadas de forma consistente.</w:t>
+      </w:r>
+    </w:p>
+    <w:p>
+      <w:pPr>
+        <w:numPr>
+          <w:ilvl w:val="0"/>
+          <w:numId w:val="13"/>
+        </w:numPr>
+      </w:pPr>
+      <w:r>
+        <w:t>El usuario queda en capacidad de utilizar las funcionalidades básicas de la plataforma según su rol.</w:t>
       </w:r>
     </w:p>
     <w:p>
@@ -6371,40 +7500,34 @@
         </w:tabs>
         <w:spacing w:before="480"/>
       </w:pPr>
-      <w:bookmarkStart w:id="55" w:name="_Toc227178535"/>
+      <w:bookmarkStart w:id="56" w:name="_Toc227683173"/>
       <w:r>
         <w:t>Relaciones</w:t>
       </w:r>
-      <w:bookmarkEnd w:id="54"/>
       <w:bookmarkEnd w:id="55"/>
+      <w:bookmarkEnd w:id="56"/>
     </w:p>
     <w:tbl>
       <w:tblPr>
+        <w:tblStyle w:val="Tablaconcuadrcula3-nfasis5"/>
         <w:tblW w:w="0" w:type="auto"/>
-        <w:tblInd w:w="1101" w:type="dxa"/>
-        <w:tblBorders>
-          <w:top w:val="single" w:sz="4" w:space="0" w:color="auto"/>
-          <w:left w:val="single" w:sz="4" w:space="0" w:color="auto"/>
-          <w:bottom w:val="single" w:sz="4" w:space="0" w:color="auto"/>
-          <w:right w:val="single" w:sz="4" w:space="0" w:color="auto"/>
-          <w:insideH w:val="single" w:sz="4" w:space="0" w:color="auto"/>
-          <w:insideV w:val="single" w:sz="4" w:space="0" w:color="auto"/>
-        </w:tblBorders>
-        <w:tblLook w:val="01E0" w:firstRow="1" w:lastRow="1" w:firstColumn="1" w:lastColumn="1" w:noHBand="0" w:noVBand="0"/>
+        <w:jc w:val="center"/>
+        <w:tblLook w:val="04A0" w:firstRow="1" w:lastRow="0" w:firstColumn="1" w:lastColumn="0" w:noHBand="0" w:noVBand="1"/>
       </w:tblPr>
       <w:tblGrid>
-        <w:gridCol w:w="3554"/>
-        <w:gridCol w:w="3720"/>
+        <w:gridCol w:w="2270"/>
+        <w:gridCol w:w="1777"/>
       </w:tblGrid>
       <w:tr>
         <w:trPr>
-          <w:trHeight w:val="333"/>
+          <w:cnfStyle w:val="100000000000" w:firstRow="1" w:lastRow="0" w:firstColumn="0" w:lastColumn="0" w:oddVBand="0" w:evenVBand="0" w:oddHBand="0" w:evenHBand="0" w:firstRowFirstColumn="0" w:firstRowLastColumn="0" w:lastRowFirstColumn="0" w:lastRowLastColumn="0"/>
+          <w:jc w:val="center"/>
         </w:trPr>
         <w:tc>
           <w:tcPr>
-            <w:tcW w:w="3554" w:type="dxa"/>
-            <w:shd w:val="clear" w:color="auto" w:fill="B8CCE4"/>
-            <w:vAlign w:val="center"/>
+            <w:cnfStyle w:val="001000000100" w:firstRow="0" w:lastRow="0" w:firstColumn="1" w:lastColumn="0" w:oddVBand="0" w:evenVBand="0" w:oddHBand="0" w:evenHBand="0" w:firstRowFirstColumn="1" w:firstRowLastColumn="0" w:lastRowFirstColumn="0" w:lastRowLastColumn="0"/>
+            <w:tcW w:w="0" w:type="auto"/>
+            <w:hideMark/>
           </w:tcPr>
           <w:p>
             <w:pPr>
@@ -6412,15 +7535,15 @@
               <w:jc w:val="center"/>
               <w:rPr>
                 <w:rFonts w:ascii="Times New Roman" w:hAnsi="Times New Roman"/>
-                <w:b/>
-                <w:bCs/>
+                <w:sz w:val="24"/>
                 <w:lang w:eastAsia="es-EC"/>
               </w:rPr>
             </w:pPr>
             <w:r>
               <w:rPr>
-                <w:b/>
-                <w:bCs/>
+                <w:rFonts w:ascii="Times New Roman" w:hAnsi="Times New Roman"/>
+                <w:sz w:val="24"/>
+                <w:lang w:eastAsia="es-EC"/>
               </w:rPr>
               <w:t>Nombre Caso de uso</w:t>
             </w:r>
@@ -6428,22 +7551,25 @@
         </w:tc>
         <w:tc>
           <w:tcPr>
-            <w:tcW w:w="3720" w:type="dxa"/>
-            <w:shd w:val="clear" w:color="auto" w:fill="B8CCE4"/>
-            <w:vAlign w:val="center"/>
+            <w:tcW w:w="0" w:type="auto"/>
+            <w:hideMark/>
           </w:tcPr>
           <w:p>
             <w:pPr>
+              <w:suppressAutoHyphens w:val="0"/>
               <w:jc w:val="center"/>
+              <w:cnfStyle w:val="100000000000" w:firstRow="1" w:lastRow="0" w:firstColumn="0" w:lastColumn="0" w:oddVBand="0" w:evenVBand="0" w:oddHBand="0" w:evenHBand="0" w:firstRowFirstColumn="0" w:firstRowLastColumn="0" w:lastRowFirstColumn="0" w:lastRowLastColumn="0"/>
               <w:rPr>
-                <w:b/>
-                <w:bCs/>
+                <w:rFonts w:ascii="Times New Roman" w:hAnsi="Times New Roman"/>
+                <w:sz w:val="24"/>
+                <w:lang w:eastAsia="es-EC"/>
               </w:rPr>
             </w:pPr>
             <w:r>
               <w:rPr>
-                <w:b/>
-                <w:bCs/>
+                <w:rFonts w:ascii="Times New Roman" w:hAnsi="Times New Roman"/>
+                <w:sz w:val="24"/>
+                <w:lang w:eastAsia="es-EC"/>
               </w:rPr>
               <w:t>Obligatoriedad</w:t>
             </w:r>
@@ -6452,29 +7578,239 @@
       </w:tr>
       <w:tr>
         <w:trPr>
-          <w:trHeight w:val="355"/>
+          <w:cnfStyle w:val="000000100000" w:firstRow="0" w:lastRow="0" w:firstColumn="0" w:lastColumn="0" w:oddVBand="0" w:evenVBand="0" w:oddHBand="1" w:evenHBand="0" w:firstRowFirstColumn="0" w:firstRowLastColumn="0" w:lastRowFirstColumn="0" w:lastRowLastColumn="0"/>
+          <w:jc w:val="center"/>
         </w:trPr>
         <w:tc>
           <w:tcPr>
-            <w:tcW w:w="3554" w:type="dxa"/>
-            <w:vAlign w:val="center"/>
+            <w:cnfStyle w:val="001000000000" w:firstRow="0" w:lastRow="0" w:firstColumn="1" w:lastColumn="0" w:oddVBand="0" w:evenVBand="0" w:oddHBand="0" w:evenHBand="0" w:firstRowFirstColumn="0" w:firstRowLastColumn="0" w:lastRowFirstColumn="0" w:lastRowLastColumn="0"/>
+            <w:tcW w:w="0" w:type="auto"/>
+            <w:hideMark/>
           </w:tcPr>
           <w:p>
             <w:pPr>
+              <w:suppressAutoHyphens w:val="0"/>
               <w:jc w:val="left"/>
+              <w:rPr>
+                <w:rFonts w:ascii="Times New Roman" w:hAnsi="Times New Roman"/>
+                <w:sz w:val="24"/>
+                <w:lang w:eastAsia="es-EC"/>
+              </w:rPr>
             </w:pPr>
+            <w:proofErr w:type="spellStart"/>
             <w:r>
-              <w:t>Registro de usuario</w:t>
+              <w:rPr>
+                <w:rFonts w:ascii="Times New Roman" w:hAnsi="Times New Roman"/>
+                <w:sz w:val="24"/>
+                <w:lang w:eastAsia="es-EC"/>
+              </w:rPr>
+              <w:t>Login</w:t>
+            </w:r>
+            <w:proofErr w:type="spellEnd"/>
+            <w:r>
+              <w:rPr>
+                <w:rFonts w:ascii="Times New Roman" w:hAnsi="Times New Roman"/>
+                <w:sz w:val="24"/>
+                <w:lang w:eastAsia="es-EC"/>
+              </w:rPr>
+              <w:t xml:space="preserve"> de usuario</w:t>
             </w:r>
           </w:p>
         </w:tc>
         <w:tc>
           <w:tcPr>
-            <w:tcW w:w="3720" w:type="dxa"/>
-            <w:vAlign w:val="center"/>
+            <w:tcW w:w="0" w:type="auto"/>
+            <w:hideMark/>
           </w:tcPr>
           <w:p>
+            <w:pPr>
+              <w:suppressAutoHyphens w:val="0"/>
+              <w:jc w:val="left"/>
+              <w:cnfStyle w:val="000000100000" w:firstRow="0" w:lastRow="0" w:firstColumn="0" w:lastColumn="0" w:oddVBand="0" w:evenVBand="0" w:oddHBand="1" w:evenHBand="0" w:firstRowFirstColumn="0" w:firstRowLastColumn="0" w:lastRowFirstColumn="0" w:lastRowLastColumn="0"/>
+              <w:rPr>
+                <w:rFonts w:ascii="Times New Roman" w:hAnsi="Times New Roman"/>
+                <w:sz w:val="24"/>
+                <w:lang w:eastAsia="es-EC"/>
+              </w:rPr>
+            </w:pPr>
             <w:r>
+              <w:rPr>
+                <w:rFonts w:ascii="Times New Roman" w:hAnsi="Times New Roman"/>
+                <w:sz w:val="24"/>
+                <w:lang w:eastAsia="es-EC"/>
+              </w:rPr>
+              <w:t>Obligatorio</w:t>
+            </w:r>
+          </w:p>
+        </w:tc>
+      </w:tr>
+      <w:tr>
+        <w:trPr>
+          <w:jc w:val="center"/>
+        </w:trPr>
+        <w:tc>
+          <w:tcPr>
+            <w:cnfStyle w:val="001000000000" w:firstRow="0" w:lastRow="0" w:firstColumn="1" w:lastColumn="0" w:oddVBand="0" w:evenVBand="0" w:oddHBand="0" w:evenHBand="0" w:firstRowFirstColumn="0" w:firstRowLastColumn="0" w:lastRowFirstColumn="0" w:lastRowLastColumn="0"/>
+            <w:tcW w:w="0" w:type="auto"/>
+            <w:hideMark/>
+          </w:tcPr>
+          <w:p>
+            <w:pPr>
+              <w:suppressAutoHyphens w:val="0"/>
+              <w:jc w:val="left"/>
+              <w:rPr>
+                <w:rFonts w:ascii="Times New Roman" w:hAnsi="Times New Roman"/>
+                <w:sz w:val="24"/>
+                <w:lang w:eastAsia="es-EC"/>
+              </w:rPr>
+            </w:pPr>
+            <w:r>
+              <w:rPr>
+                <w:rFonts w:ascii="Times New Roman" w:hAnsi="Times New Roman"/>
+                <w:sz w:val="24"/>
+                <w:lang w:eastAsia="es-EC"/>
+              </w:rPr>
+              <w:t>Creación de tenant</w:t>
+            </w:r>
+          </w:p>
+        </w:tc>
+        <w:tc>
+          <w:tcPr>
+            <w:tcW w:w="0" w:type="auto"/>
+            <w:hideMark/>
+          </w:tcPr>
+          <w:p>
+            <w:pPr>
+              <w:suppressAutoHyphens w:val="0"/>
+              <w:jc w:val="left"/>
+              <w:cnfStyle w:val="000000000000" w:firstRow="0" w:lastRow="0" w:firstColumn="0" w:lastColumn="0" w:oddVBand="0" w:evenVBand="0" w:oddHBand="0" w:evenHBand="0" w:firstRowFirstColumn="0" w:firstRowLastColumn="0" w:lastRowFirstColumn="0" w:lastRowLastColumn="0"/>
+              <w:rPr>
+                <w:rFonts w:ascii="Times New Roman" w:hAnsi="Times New Roman"/>
+                <w:sz w:val="24"/>
+                <w:lang w:eastAsia="es-EC"/>
+              </w:rPr>
+            </w:pPr>
+            <w:r>
+              <w:rPr>
+                <w:rFonts w:ascii="Times New Roman" w:hAnsi="Times New Roman"/>
+                <w:sz w:val="24"/>
+                <w:lang w:eastAsia="es-EC"/>
+              </w:rPr>
+              <w:t>Obligatorio</w:t>
+            </w:r>
+          </w:p>
+        </w:tc>
+      </w:tr>
+      <w:tr>
+        <w:trPr>
+          <w:cnfStyle w:val="000000100000" w:firstRow="0" w:lastRow="0" w:firstColumn="0" w:lastColumn="0" w:oddVBand="0" w:evenVBand="0" w:oddHBand="1" w:evenHBand="0" w:firstRowFirstColumn="0" w:firstRowLastColumn="0" w:lastRowFirstColumn="0" w:lastRowLastColumn="0"/>
+          <w:jc w:val="center"/>
+        </w:trPr>
+        <w:tc>
+          <w:tcPr>
+            <w:cnfStyle w:val="001000000000" w:firstRow="0" w:lastRow="0" w:firstColumn="1" w:lastColumn="0" w:oddVBand="0" w:evenVBand="0" w:oddHBand="0" w:evenHBand="0" w:firstRowFirstColumn="0" w:firstRowLastColumn="0" w:lastRowFirstColumn="0" w:lastRowLastColumn="0"/>
+            <w:tcW w:w="0" w:type="auto"/>
+            <w:hideMark/>
+          </w:tcPr>
+          <w:p>
+            <w:pPr>
+              <w:suppressAutoHyphens w:val="0"/>
+              <w:jc w:val="left"/>
+              <w:rPr>
+                <w:rFonts w:ascii="Times New Roman" w:hAnsi="Times New Roman"/>
+                <w:sz w:val="24"/>
+                <w:lang w:eastAsia="es-EC"/>
+              </w:rPr>
+            </w:pPr>
+            <w:r>
+              <w:rPr>
+                <w:rFonts w:ascii="Times New Roman" w:hAnsi="Times New Roman"/>
+                <w:sz w:val="24"/>
+                <w:lang w:eastAsia="es-EC"/>
+              </w:rPr>
+              <w:t>Asignación de roles</w:t>
+            </w:r>
+          </w:p>
+        </w:tc>
+        <w:tc>
+          <w:tcPr>
+            <w:tcW w:w="0" w:type="auto"/>
+            <w:hideMark/>
+          </w:tcPr>
+          <w:p>
+            <w:pPr>
+              <w:suppressAutoHyphens w:val="0"/>
+              <w:jc w:val="left"/>
+              <w:cnfStyle w:val="000000100000" w:firstRow="0" w:lastRow="0" w:firstColumn="0" w:lastColumn="0" w:oddVBand="0" w:evenVBand="0" w:oddHBand="1" w:evenHBand="0" w:firstRowFirstColumn="0" w:firstRowLastColumn="0" w:lastRowFirstColumn="0" w:lastRowLastColumn="0"/>
+              <w:rPr>
+                <w:rFonts w:ascii="Times New Roman" w:hAnsi="Times New Roman"/>
+                <w:sz w:val="24"/>
+                <w:lang w:eastAsia="es-EC"/>
+              </w:rPr>
+            </w:pPr>
+            <w:r>
+              <w:rPr>
+                <w:rFonts w:ascii="Times New Roman" w:hAnsi="Times New Roman"/>
+                <w:sz w:val="24"/>
+                <w:lang w:eastAsia="es-EC"/>
+              </w:rPr>
+              <w:t>Obligatorio</w:t>
+            </w:r>
+          </w:p>
+        </w:tc>
+      </w:tr>
+      <w:tr>
+        <w:trPr>
+          <w:jc w:val="center"/>
+        </w:trPr>
+        <w:tc>
+          <w:tcPr>
+            <w:cnfStyle w:val="001000000000" w:firstRow="0" w:lastRow="0" w:firstColumn="1" w:lastColumn="0" w:oddVBand="0" w:evenVBand="0" w:oddHBand="0" w:evenHBand="0" w:firstRowFirstColumn="0" w:firstRowLastColumn="0" w:lastRowFirstColumn="0" w:lastRowLastColumn="0"/>
+            <w:tcW w:w="0" w:type="auto"/>
+            <w:hideMark/>
+          </w:tcPr>
+          <w:p>
+            <w:pPr>
+              <w:suppressAutoHyphens w:val="0"/>
+              <w:jc w:val="left"/>
+              <w:rPr>
+                <w:rFonts w:ascii="Times New Roman" w:hAnsi="Times New Roman"/>
+                <w:sz w:val="24"/>
+                <w:lang w:eastAsia="es-EC"/>
+              </w:rPr>
+            </w:pPr>
+            <w:r>
+              <w:rPr>
+                <w:rFonts w:ascii="Times New Roman" w:hAnsi="Times New Roman"/>
+                <w:sz w:val="24"/>
+                <w:lang w:eastAsia="es-EC"/>
+              </w:rPr>
+              <w:t>Invitación de usuario</w:t>
+            </w:r>
+          </w:p>
+        </w:tc>
+        <w:tc>
+          <w:tcPr>
+            <w:tcW w:w="0" w:type="auto"/>
+            <w:hideMark/>
+          </w:tcPr>
+          <w:p>
+            <w:pPr>
+              <w:suppressAutoHyphens w:val="0"/>
+              <w:jc w:val="left"/>
+              <w:cnfStyle w:val="000000000000" w:firstRow="0" w:lastRow="0" w:firstColumn="0" w:lastColumn="0" w:oddVBand="0" w:evenVBand="0" w:oddHBand="0" w:evenHBand="0" w:firstRowFirstColumn="0" w:firstRowLastColumn="0" w:lastRowFirstColumn="0" w:lastRowLastColumn="0"/>
+              <w:rPr>
+                <w:rFonts w:ascii="Times New Roman" w:hAnsi="Times New Roman"/>
+                <w:sz w:val="24"/>
+                <w:lang w:eastAsia="es-EC"/>
+              </w:rPr>
+            </w:pPr>
+            <w:r>
+              <w:rPr>
+                <w:rFonts w:ascii="Times New Roman" w:hAnsi="Times New Roman"/>
+                <w:sz w:val="24"/>
+                <w:lang w:eastAsia="es-EC"/>
+              </w:rPr>
               <w:t>Opcional</w:t>
             </w:r>
           </w:p>
@@ -6482,167 +7818,64 @@
       </w:tr>
       <w:tr>
         <w:trPr>
-          <w:trHeight w:val="355"/>
+          <w:cnfStyle w:val="000000100000" w:firstRow="0" w:lastRow="0" w:firstColumn="0" w:lastColumn="0" w:oddVBand="0" w:evenVBand="0" w:oddHBand="1" w:evenHBand="0" w:firstRowFirstColumn="0" w:firstRowLastColumn="0" w:lastRowFirstColumn="0" w:lastRowLastColumn="0"/>
+          <w:jc w:val="center"/>
         </w:trPr>
         <w:tc>
           <w:tcPr>
-            <w:tcW w:w="3554" w:type="dxa"/>
-            <w:vAlign w:val="center"/>
+            <w:cnfStyle w:val="001000000000" w:firstRow="0" w:lastRow="0" w:firstColumn="1" w:lastColumn="0" w:oddVBand="0" w:evenVBand="0" w:oddHBand="0" w:evenHBand="0" w:firstRowFirstColumn="0" w:firstRowLastColumn="0" w:lastRowFirstColumn="0" w:lastRowLastColumn="0"/>
+            <w:tcW w:w="0" w:type="auto"/>
+            <w:hideMark/>
           </w:tcPr>
           <w:p>
+            <w:pPr>
+              <w:suppressAutoHyphens w:val="0"/>
+              <w:jc w:val="left"/>
+              <w:rPr>
+                <w:rFonts w:ascii="Times New Roman" w:hAnsi="Times New Roman"/>
+                <w:sz w:val="24"/>
+                <w:lang w:eastAsia="es-EC"/>
+              </w:rPr>
+            </w:pPr>
             <w:r>
-              <w:t>Registro de empresa</w:t>
+              <w:rPr>
+                <w:rFonts w:ascii="Times New Roman" w:hAnsi="Times New Roman"/>
+                <w:sz w:val="24"/>
+                <w:lang w:eastAsia="es-EC"/>
+              </w:rPr>
+              <w:t>Gestión de usuarios</w:t>
             </w:r>
           </w:p>
         </w:tc>
         <w:tc>
           <w:tcPr>
-            <w:tcW w:w="3720" w:type="dxa"/>
-            <w:vAlign w:val="center"/>
+            <w:tcW w:w="0" w:type="auto"/>
+            <w:hideMark/>
           </w:tcPr>
           <w:p>
+            <w:pPr>
+              <w:suppressAutoHyphens w:val="0"/>
+              <w:jc w:val="left"/>
+              <w:cnfStyle w:val="000000100000" w:firstRow="0" w:lastRow="0" w:firstColumn="0" w:lastColumn="0" w:oddVBand="0" w:evenVBand="0" w:oddHBand="1" w:evenHBand="0" w:firstRowFirstColumn="0" w:firstRowLastColumn="0" w:lastRowFirstColumn="0" w:lastRowLastColumn="0"/>
+              <w:rPr>
+                <w:rFonts w:ascii="Times New Roman" w:hAnsi="Times New Roman"/>
+                <w:sz w:val="24"/>
+                <w:lang w:eastAsia="es-EC"/>
+              </w:rPr>
+            </w:pPr>
             <w:r>
-              <w:t>Opcional</w:t>
-            </w:r>
-          </w:p>
-        </w:tc>
-      </w:tr>
-      <w:tr>
-        <w:trPr>
-          <w:trHeight w:val="355"/>
-        </w:trPr>
-        <w:tc>
-          <w:tcPr>
-            <w:tcW w:w="3554" w:type="dxa"/>
-            <w:vAlign w:val="center"/>
-          </w:tcPr>
-          <w:p>
-            <w:r>
-              <w:t>Registro de empleados</w:t>
-            </w:r>
-          </w:p>
-        </w:tc>
-        <w:tc>
-          <w:tcPr>
-            <w:tcW w:w="3720" w:type="dxa"/>
-            <w:vAlign w:val="center"/>
-          </w:tcPr>
-          <w:p>
-            <w:r>
-              <w:t>Obligatorio</w:t>
-            </w:r>
-          </w:p>
-        </w:tc>
-      </w:tr>
-      <w:tr>
-        <w:trPr>
-          <w:trHeight w:val="355"/>
-        </w:trPr>
-        <w:tc>
-          <w:tcPr>
-            <w:tcW w:w="3554" w:type="dxa"/>
-            <w:vAlign w:val="center"/>
-          </w:tcPr>
-          <w:p>
-            <w:r>
-              <w:t>Generación de código QR</w:t>
-            </w:r>
-          </w:p>
-        </w:tc>
-        <w:tc>
-          <w:tcPr>
-            <w:tcW w:w="3720" w:type="dxa"/>
-            <w:vAlign w:val="center"/>
-          </w:tcPr>
-          <w:p>
-            <w:r>
-              <w:t>Obligatorio</w:t>
-            </w:r>
-          </w:p>
-        </w:tc>
-      </w:tr>
-      <w:tr>
-        <w:trPr>
-          <w:trHeight w:val="355"/>
-        </w:trPr>
-        <w:tc>
-          <w:tcPr>
-            <w:tcW w:w="3554" w:type="dxa"/>
-            <w:vAlign w:val="center"/>
-          </w:tcPr>
-          <w:p>
-            <w:r>
-              <w:t>Registro de restaurante</w:t>
-            </w:r>
-          </w:p>
-        </w:tc>
-        <w:tc>
-          <w:tcPr>
-            <w:tcW w:w="3720" w:type="dxa"/>
-            <w:vAlign w:val="center"/>
-          </w:tcPr>
-          <w:p>
-            <w:r>
-              <w:t>Obligatorio</w:t>
-            </w:r>
-          </w:p>
-        </w:tc>
-      </w:tr>
-      <w:tr>
-        <w:trPr>
-          <w:trHeight w:val="355"/>
-        </w:trPr>
-        <w:tc>
-          <w:tcPr>
-            <w:tcW w:w="3554" w:type="dxa"/>
-            <w:vAlign w:val="center"/>
-          </w:tcPr>
-          <w:p>
-            <w:r>
-              <w:t>Configuración de convenio</w:t>
-            </w:r>
-          </w:p>
-        </w:tc>
-        <w:tc>
-          <w:tcPr>
-            <w:tcW w:w="3720" w:type="dxa"/>
-            <w:vAlign w:val="center"/>
-          </w:tcPr>
-          <w:p>
-            <w:r>
-              <w:t>Obligatorio</w:t>
-            </w:r>
-          </w:p>
-        </w:tc>
-      </w:tr>
-      <w:tr>
-        <w:trPr>
-          <w:trHeight w:val="355"/>
-        </w:trPr>
-        <w:tc>
-          <w:tcPr>
-            <w:tcW w:w="3554" w:type="dxa"/>
-            <w:vAlign w:val="center"/>
-          </w:tcPr>
-          <w:p>
-            <w:r>
-              <w:t>Consulta de reportes</w:t>
-            </w:r>
-          </w:p>
-        </w:tc>
-        <w:tc>
-          <w:tcPr>
-            <w:tcW w:w="3720" w:type="dxa"/>
-            <w:vAlign w:val="center"/>
-          </w:tcPr>
-          <w:p>
-            <w:r>
+              <w:rPr>
+                <w:rFonts w:ascii="Times New Roman" w:hAnsi="Times New Roman"/>
+                <w:sz w:val="24"/>
+                <w:lang w:eastAsia="es-EC"/>
+              </w:rPr>
               <w:t>Opcional</w:t>
             </w:r>
           </w:p>
         </w:tc>
       </w:tr>
     </w:tbl>
+    <w:p/>
     <w:p>
       <w:pPr>
         <w:pStyle w:val="Ttulo1"/>
@@ -6651,13 +7884,13 @@
         </w:tabs>
         <w:spacing w:before="480"/>
       </w:pPr>
-      <w:bookmarkStart w:id="56" w:name="_Toc296587050"/>
-      <w:bookmarkStart w:id="57" w:name="_Toc227178536"/>
+      <w:bookmarkStart w:id="57" w:name="_Toc296587050"/>
+      <w:bookmarkStart w:id="58" w:name="_Toc227683174"/>
       <w:r>
         <w:t>Modelamiento</w:t>
       </w:r>
-      <w:bookmarkEnd w:id="56"/>
       <w:bookmarkEnd w:id="57"/>
+      <w:bookmarkEnd w:id="58"/>
       <w:r>
         <w:t xml:space="preserve"> </w:t>
       </w:r>
@@ -6671,7 +7904,7 @@
           <w:szCs w:val="24"/>
         </w:rPr>
       </w:pPr>
-      <w:bookmarkStart w:id="58" w:name="_Toc296587053"/>
+      <w:bookmarkStart w:id="59" w:name="_Toc296587053"/>
       <w:r>
         <w:rPr>
           <w:sz w:val="24"/>
@@ -6679,7 +7912,7 @@
         </w:rPr>
         <w:t xml:space="preserve"> </w:t>
       </w:r>
-      <w:bookmarkStart w:id="59" w:name="_Toc227178537"/>
+      <w:bookmarkStart w:id="60" w:name="_Toc227683175"/>
       <w:r>
         <w:rPr>
           <w:sz w:val="24"/>
@@ -6687,7 +7920,7 @@
         </w:rPr>
         <w:t xml:space="preserve">Diagrama de Estados </w:t>
       </w:r>
-      <w:bookmarkEnd w:id="58"/>
+      <w:bookmarkEnd w:id="59"/>
       <w:r>
         <w:rPr>
           <w:sz w:val="24"/>
@@ -6700,209 +7933,798 @@
           <w:sz w:val="24"/>
           <w:szCs w:val="24"/>
         </w:rPr>
-        <w:t xml:space="preserve"> UC01</w:t>
-      </w:r>
-      <w:r>
         <w:t xml:space="preserve"> </w:t>
       </w:r>
-      <w:r>
-        <w:rPr>
-          <w:i w:val="0"/>
+      <w:bookmarkEnd w:id="60"/>
+      <w:r>
+        <w:rPr>
           <w:sz w:val="24"/>
           <w:szCs w:val="24"/>
         </w:rPr>
-        <w:t>Registrar Consumo de mediante QR</w:t>
-      </w:r>
-      <w:bookmarkEnd w:id="59"/>
-    </w:p>
-    <w:p>
-      <w:pPr>
+        <w:t>CU001 Registrar Usuario</w:t>
+      </w:r>
+    </w:p>
+    <w:p>
+      <w:pPr>
+        <w:pStyle w:val="NormalWeb"/>
+        <w:rPr>
+          <w:rFonts w:ascii="Arial" w:hAnsi="Arial" w:cs="Arial"/>
+        </w:rPr>
+      </w:pPr>
+      <w:bookmarkStart w:id="61" w:name="_Toc296587056"/>
+      <w:r>
+        <w:rPr>
+          <w:rFonts w:ascii="Arial" w:hAnsi="Arial" w:cs="Arial"/>
+        </w:rPr>
+        <w:t>El siguiente diagrama describe los estados por los que atraviesa un usuario durante el proceso de registro en la plataforma MesaPass, desde que inicia su ingreso de información hasta que logra acceder al sistema o el proceso se interrumpe. Cada estado representa una etapa desde la perspectiva del usuario y su interacción con la plataforma.</w:t>
+      </w:r>
+    </w:p>
+    <w:p>
+      <w:pPr>
+        <w:pStyle w:val="NormalWeb"/>
+        <w:rPr>
+          <w:rFonts w:ascii="Arial" w:hAnsi="Arial" w:cs="Arial"/>
+          <w:b/>
+          <w:bCs/>
+        </w:rPr>
+      </w:pPr>
+      <w:r>
+        <w:rPr>
+          <w:rFonts w:ascii="Arial" w:hAnsi="Arial" w:cs="Arial"/>
+          <w:b/>
+          <w:bCs/>
+        </w:rPr>
+        <w:t>Estados del proceso</w:t>
+      </w:r>
+    </w:p>
+    <w:p>
+      <w:pPr>
+        <w:pStyle w:val="NormalWeb"/>
         <w:numPr>
           <w:ilvl w:val="0"/>
-          <w:numId w:val="14"/>
+          <w:numId w:val="16"/>
         </w:numPr>
-        <w:suppressAutoHyphens w:val="0"/>
-        <w:jc w:val="left"/>
-        <w:rPr>
-          <w:rFonts w:cs="Arial"/>
-          <w:lang w:eastAsia="es-EC"/>
-        </w:rPr>
-      </w:pPr>
-      <w:bookmarkStart w:id="60" w:name="_Toc296587056"/>
-      <w:r>
-        <w:rPr>
-          <w:rFonts w:cs="Arial"/>
-          <w:lang w:eastAsia="es-EC"/>
-        </w:rPr>
-        <w:t xml:space="preserve">QR_Generado </w:t>
-      </w:r>
-    </w:p>
-    <w:p>
-      <w:pPr>
+        <w:rPr>
+          <w:rFonts w:ascii="Arial" w:hAnsi="Arial" w:cs="Arial"/>
+        </w:rPr>
+      </w:pPr>
+      <w:proofErr w:type="spellStart"/>
+      <w:r>
+        <w:rPr>
+          <w:rFonts w:ascii="Arial" w:hAnsi="Arial" w:cs="Arial"/>
+        </w:rPr>
+        <w:t>Usuario_No_Registrado</w:t>
+      </w:r>
+      <w:proofErr w:type="spellEnd"/>
+    </w:p>
+    <w:p>
+      <w:pPr>
+        <w:pStyle w:val="NormalWeb"/>
         <w:numPr>
           <w:ilvl w:val="0"/>
-          <w:numId w:val="14"/>
+          <w:numId w:val="16"/>
         </w:numPr>
-        <w:suppressAutoHyphens w:val="0"/>
-        <w:jc w:val="left"/>
-        <w:rPr>
-          <w:rFonts w:cs="Arial"/>
-          <w:lang w:eastAsia="es-EC"/>
-        </w:rPr>
-      </w:pPr>
-      <w:r>
-        <w:rPr>
-          <w:rFonts w:cs="Arial"/>
-          <w:lang w:eastAsia="es-EC"/>
-        </w:rPr>
-        <w:t xml:space="preserve">QR_Validado </w:t>
-      </w:r>
-    </w:p>
-    <w:p>
-      <w:pPr>
+        <w:rPr>
+          <w:rFonts w:ascii="Arial" w:hAnsi="Arial" w:cs="Arial"/>
+        </w:rPr>
+      </w:pPr>
+      <w:r>
+        <w:rPr>
+          <w:rFonts w:ascii="Arial" w:hAnsi="Arial" w:cs="Arial"/>
+        </w:rPr>
+        <w:t>El usuario aún no tiene una cuenta en la plataforma.</w:t>
+      </w:r>
+    </w:p>
+    <w:p>
+      <w:pPr>
+        <w:pStyle w:val="NormalWeb"/>
         <w:numPr>
           <w:ilvl w:val="0"/>
-          <w:numId w:val="14"/>
+          <w:numId w:val="16"/>
         </w:numPr>
-        <w:suppressAutoHyphens w:val="0"/>
-        <w:jc w:val="left"/>
-        <w:rPr>
-          <w:rFonts w:cs="Arial"/>
-          <w:lang w:eastAsia="es-EC"/>
-        </w:rPr>
-      </w:pPr>
-      <w:r>
-        <w:rPr>
-          <w:rFonts w:cs="Arial"/>
-          <w:lang w:eastAsia="es-EC"/>
-        </w:rPr>
-        <w:t xml:space="preserve">Convenio_Verificado </w:t>
-      </w:r>
-    </w:p>
-    <w:p>
-      <w:pPr>
+        <w:rPr>
+          <w:rFonts w:ascii="Arial" w:hAnsi="Arial" w:cs="Arial"/>
+        </w:rPr>
+      </w:pPr>
+      <w:proofErr w:type="spellStart"/>
+      <w:r>
+        <w:rPr>
+          <w:rFonts w:ascii="Arial" w:hAnsi="Arial" w:cs="Arial"/>
+        </w:rPr>
+        <w:t>Registro_en_Proceso</w:t>
+      </w:r>
+      <w:proofErr w:type="spellEnd"/>
+    </w:p>
+    <w:p>
+      <w:pPr>
+        <w:pStyle w:val="NormalWeb"/>
         <w:numPr>
           <w:ilvl w:val="0"/>
-          <w:numId w:val="14"/>
+          <w:numId w:val="16"/>
         </w:numPr>
-        <w:suppressAutoHyphens w:val="0"/>
-        <w:jc w:val="left"/>
-        <w:rPr>
-          <w:rFonts w:cs="Arial"/>
-          <w:lang w:eastAsia="es-EC"/>
-        </w:rPr>
-      </w:pPr>
-      <w:r>
-        <w:rPr>
-          <w:rFonts w:cs="Arial"/>
-          <w:lang w:eastAsia="es-EC"/>
-        </w:rPr>
-        <w:t xml:space="preserve">Consumo_Calculado </w:t>
-      </w:r>
-    </w:p>
-    <w:p>
-      <w:pPr>
+        <w:rPr>
+          <w:rFonts w:ascii="Arial" w:hAnsi="Arial" w:cs="Arial"/>
+        </w:rPr>
+      </w:pPr>
+      <w:r>
+        <w:rPr>
+          <w:rFonts w:ascii="Arial" w:hAnsi="Arial" w:cs="Arial"/>
+        </w:rPr>
+        <w:lastRenderedPageBreak/>
+        <w:t>El usuario se encuentra ingresando su información en el formulario.</w:t>
+      </w:r>
+    </w:p>
+    <w:p>
+      <w:pPr>
+        <w:pStyle w:val="NormalWeb"/>
         <w:numPr>
           <w:ilvl w:val="0"/>
-          <w:numId w:val="14"/>
+          <w:numId w:val="16"/>
         </w:numPr>
-        <w:suppressAutoHyphens w:val="0"/>
-        <w:jc w:val="left"/>
-        <w:rPr>
-          <w:rFonts w:cs="Arial"/>
-          <w:lang w:eastAsia="es-EC"/>
-        </w:rPr>
-      </w:pPr>
-      <w:r>
-        <w:rPr>
-          <w:rFonts w:cs="Arial"/>
-          <w:lang w:eastAsia="es-EC"/>
-        </w:rPr>
-        <w:t xml:space="preserve">Consumo_Registrado </w:t>
-      </w:r>
-    </w:p>
-    <w:p>
-      <w:pPr>
+        <w:rPr>
+          <w:rFonts w:ascii="Arial" w:hAnsi="Arial" w:cs="Arial"/>
+        </w:rPr>
+      </w:pPr>
+      <w:proofErr w:type="spellStart"/>
+      <w:r>
+        <w:rPr>
+          <w:rFonts w:ascii="Arial" w:hAnsi="Arial" w:cs="Arial"/>
+        </w:rPr>
+        <w:t>Registro_Válido</w:t>
+      </w:r>
+      <w:proofErr w:type="spellEnd"/>
+    </w:p>
+    <w:p>
+      <w:pPr>
+        <w:pStyle w:val="NormalWeb"/>
         <w:numPr>
           <w:ilvl w:val="0"/>
-          <w:numId w:val="14"/>
+          <w:numId w:val="16"/>
         </w:numPr>
         <w:rPr>
-          <w:rFonts w:cs="Arial"/>
-          <w:sz w:val="16"/>
-        </w:rPr>
-      </w:pPr>
-      <w:r>
-        <w:rPr>
-          <w:rFonts w:cs="Arial"/>
-          <w:lang w:eastAsia="es-EC"/>
-        </w:rPr>
-        <w:t>Consumo_Rechazado</w:t>
-      </w:r>
-    </w:p>
-    <w:p>
-      <w:pPr>
-        <w:pStyle w:val="Ttulo1"/>
-        <w:tabs>
-          <w:tab w:val="left" w:pos="425"/>
-        </w:tabs>
-        <w:spacing w:before="480"/>
-      </w:pPr>
-      <w:bookmarkStart w:id="61" w:name="_Toc227178538"/>
-      <w:r>
-        <w:t>Anexos</w:t>
-      </w:r>
-      <w:bookmarkEnd w:id="60"/>
-      <w:bookmarkEnd w:id="61"/>
-    </w:p>
-    <w:p>
-      <w:bookmarkStart w:id="62" w:name="_Toc296587057"/>
-    </w:p>
-    <w:p/>
-    <w:p/>
-    <w:p>
-      <w:pPr>
-        <w:pStyle w:val="Ttulo2"/>
+          <w:rFonts w:ascii="Arial" w:hAnsi="Arial" w:cs="Arial"/>
+        </w:rPr>
+      </w:pPr>
+      <w:r>
+        <w:rPr>
+          <w:rFonts w:ascii="Arial" w:hAnsi="Arial" w:cs="Arial"/>
+        </w:rPr>
+        <w:t>El usuario ha completado correctamente la información requerida.</w:t>
+      </w:r>
+    </w:p>
+    <w:p>
+      <w:pPr>
+        <w:pStyle w:val="NormalWeb"/>
         <w:numPr>
           <w:ilvl w:val="0"/>
-          <w:numId w:val="0"/>
+          <w:numId w:val="16"/>
         </w:numPr>
+        <w:rPr>
+          <w:rFonts w:ascii="Arial" w:hAnsi="Arial" w:cs="Arial"/>
+        </w:rPr>
+      </w:pPr>
+      <w:proofErr w:type="spellStart"/>
+      <w:r>
+        <w:rPr>
+          <w:rFonts w:ascii="Arial" w:hAnsi="Arial" w:cs="Arial"/>
+        </w:rPr>
+        <w:t>Registro_Completado</w:t>
+      </w:r>
+      <w:proofErr w:type="spellEnd"/>
+    </w:p>
+    <w:p>
+      <w:pPr>
+        <w:pStyle w:val="NormalWeb"/>
+        <w:numPr>
+          <w:ilvl w:val="0"/>
+          <w:numId w:val="16"/>
+        </w:numPr>
+        <w:rPr>
+          <w:rFonts w:ascii="Arial" w:hAnsi="Arial" w:cs="Arial"/>
+        </w:rPr>
+      </w:pPr>
+      <w:r>
+        <w:rPr>
+          <w:rFonts w:ascii="Arial" w:hAnsi="Arial" w:cs="Arial"/>
+        </w:rPr>
+        <w:t>El usuario ha finalizado exitosamente su registro.</w:t>
+      </w:r>
+    </w:p>
+    <w:p>
+      <w:pPr>
+        <w:pStyle w:val="NormalWeb"/>
+        <w:numPr>
+          <w:ilvl w:val="0"/>
+          <w:numId w:val="16"/>
+        </w:numPr>
+        <w:rPr>
+          <w:rFonts w:ascii="Arial" w:hAnsi="Arial" w:cs="Arial"/>
+        </w:rPr>
+      </w:pPr>
+      <w:proofErr w:type="spellStart"/>
+      <w:r>
+        <w:rPr>
+          <w:rFonts w:ascii="Arial" w:hAnsi="Arial" w:cs="Arial"/>
+        </w:rPr>
+        <w:t>Usuario_Asociado_a_Organización</w:t>
+      </w:r>
+      <w:proofErr w:type="spellEnd"/>
+    </w:p>
+    <w:p>
+      <w:pPr>
+        <w:pStyle w:val="NormalWeb"/>
+        <w:numPr>
+          <w:ilvl w:val="0"/>
+          <w:numId w:val="16"/>
+        </w:numPr>
+        <w:rPr>
+          <w:rFonts w:ascii="Arial" w:hAnsi="Arial" w:cs="Arial"/>
+        </w:rPr>
+      </w:pPr>
+      <w:r>
+        <w:rPr>
+          <w:rFonts w:ascii="Arial" w:hAnsi="Arial" w:cs="Arial"/>
+        </w:rPr>
+        <w:t>El usuario queda vinculado a una organización existente o a una nueva.</w:t>
+      </w:r>
+    </w:p>
+    <w:p>
+      <w:pPr>
+        <w:pStyle w:val="NormalWeb"/>
+        <w:numPr>
+          <w:ilvl w:val="0"/>
+          <w:numId w:val="16"/>
+        </w:numPr>
+        <w:rPr>
+          <w:rFonts w:ascii="Arial" w:hAnsi="Arial" w:cs="Arial"/>
+        </w:rPr>
+      </w:pPr>
+      <w:proofErr w:type="spellStart"/>
+      <w:r>
+        <w:rPr>
+          <w:rFonts w:ascii="Arial" w:hAnsi="Arial" w:cs="Arial"/>
+        </w:rPr>
+        <w:t>Usuario_Con_Acceso</w:t>
+      </w:r>
+      <w:proofErr w:type="spellEnd"/>
+    </w:p>
+    <w:p>
+      <w:pPr>
+        <w:pStyle w:val="NormalWeb"/>
+        <w:numPr>
+          <w:ilvl w:val="0"/>
+          <w:numId w:val="16"/>
+        </w:numPr>
+        <w:rPr>
+          <w:rFonts w:ascii="Arial" w:hAnsi="Arial" w:cs="Arial"/>
+        </w:rPr>
+      </w:pPr>
+      <w:r>
+        <w:rPr>
+          <w:rFonts w:ascii="Arial" w:hAnsi="Arial" w:cs="Arial"/>
+        </w:rPr>
+        <w:t>El usuario puede ingresar y utilizar la plataforma según su rol.</w:t>
+      </w:r>
+    </w:p>
+    <w:p>
+      <w:pPr>
+        <w:pStyle w:val="NormalWeb"/>
+        <w:numPr>
+          <w:ilvl w:val="0"/>
+          <w:numId w:val="16"/>
+        </w:numPr>
+        <w:rPr>
+          <w:rFonts w:ascii="Arial" w:hAnsi="Arial" w:cs="Arial"/>
+        </w:rPr>
+      </w:pPr>
+      <w:proofErr w:type="spellStart"/>
+      <w:r>
+        <w:rPr>
+          <w:rFonts w:ascii="Arial" w:hAnsi="Arial" w:cs="Arial"/>
+        </w:rPr>
+        <w:t>Registro_Fallido</w:t>
+      </w:r>
+      <w:proofErr w:type="spellEnd"/>
+    </w:p>
+    <w:p>
+      <w:pPr>
+        <w:pStyle w:val="NormalWeb"/>
+        <w:numPr>
+          <w:ilvl w:val="0"/>
+          <w:numId w:val="16"/>
+        </w:numPr>
+        <w:rPr>
+          <w:rFonts w:ascii="Arial" w:hAnsi="Arial" w:cs="Arial"/>
+        </w:rPr>
+      </w:pPr>
+      <w:r>
+        <w:rPr>
+          <w:rFonts w:ascii="Arial" w:hAnsi="Arial" w:cs="Arial"/>
+        </w:rPr>
+        <w:t>El usuario no logra completar el registro.</w:t>
+      </w:r>
+    </w:p>
+    <w:p>
+      <w:pPr>
+        <w:pStyle w:val="NormalWeb"/>
+        <w:rPr>
+          <w:rFonts w:ascii="Arial" w:hAnsi="Arial" w:cs="Arial"/>
+          <w:b/>
+          <w:bCs/>
+        </w:rPr>
+      </w:pPr>
+      <w:r>
+        <w:rPr>
+          <w:rFonts w:ascii="Arial" w:hAnsi="Arial" w:cs="Arial"/>
+          <w:b/>
+          <w:bCs/>
+        </w:rPr>
+        <w:t>Transiciones</w:t>
+      </w:r>
+    </w:p>
+    <w:p>
+      <w:pPr>
+        <w:pStyle w:val="NormalWeb"/>
+        <w:numPr>
+          <w:ilvl w:val="0"/>
+          <w:numId w:val="17"/>
+        </w:numPr>
+        <w:rPr>
+          <w:rFonts w:ascii="Arial" w:hAnsi="Arial" w:cs="Arial"/>
+        </w:rPr>
+      </w:pPr>
+      <w:proofErr w:type="spellStart"/>
+      <w:r>
+        <w:rPr>
+          <w:rFonts w:ascii="Arial" w:hAnsi="Arial" w:cs="Arial"/>
+        </w:rPr>
+        <w:t>Usuario_No_Registrado</w:t>
+      </w:r>
+      <w:proofErr w:type="spellEnd"/>
+      <w:r>
+        <w:rPr>
+          <w:rFonts w:ascii="Arial" w:hAnsi="Arial" w:cs="Arial"/>
+        </w:rPr>
+        <w:t xml:space="preserve"> → </w:t>
+      </w:r>
+      <w:proofErr w:type="spellStart"/>
+      <w:r>
+        <w:rPr>
+          <w:rFonts w:ascii="Arial" w:hAnsi="Arial" w:cs="Arial"/>
+        </w:rPr>
+        <w:t>Registro_en_Proceso</w:t>
+      </w:r>
+      <w:proofErr w:type="spellEnd"/>
+    </w:p>
+    <w:p>
+      <w:pPr>
+        <w:pStyle w:val="NormalWeb"/>
+        <w:numPr>
+          <w:ilvl w:val="0"/>
+          <w:numId w:val="17"/>
+        </w:numPr>
+        <w:rPr>
+          <w:rFonts w:ascii="Arial" w:hAnsi="Arial" w:cs="Arial"/>
+        </w:rPr>
+      </w:pPr>
+      <w:r>
+        <w:rPr>
+          <w:rFonts w:ascii="Arial" w:hAnsi="Arial" w:cs="Arial"/>
+        </w:rPr>
+        <w:t>Cuando decide registrarse e inicia el ingreso de datos.</w:t>
+      </w:r>
+    </w:p>
+    <w:p>
+      <w:pPr>
+        <w:pStyle w:val="NormalWeb"/>
+        <w:numPr>
+          <w:ilvl w:val="0"/>
+          <w:numId w:val="17"/>
+        </w:numPr>
+        <w:rPr>
+          <w:rFonts w:ascii="Arial" w:hAnsi="Arial" w:cs="Arial"/>
+        </w:rPr>
+      </w:pPr>
+      <w:proofErr w:type="spellStart"/>
+      <w:r>
+        <w:rPr>
+          <w:rFonts w:ascii="Arial" w:hAnsi="Arial" w:cs="Arial"/>
+        </w:rPr>
+        <w:t>Registro_en_Proceso</w:t>
+      </w:r>
+      <w:proofErr w:type="spellEnd"/>
+      <w:r>
+        <w:rPr>
+          <w:rFonts w:ascii="Arial" w:hAnsi="Arial" w:cs="Arial"/>
+        </w:rPr>
+        <w:t xml:space="preserve"> → </w:t>
+      </w:r>
+      <w:proofErr w:type="spellStart"/>
+      <w:r>
+        <w:rPr>
+          <w:rFonts w:ascii="Arial" w:hAnsi="Arial" w:cs="Arial"/>
+        </w:rPr>
+        <w:t>Registro_Válido</w:t>
+      </w:r>
+      <w:proofErr w:type="spellEnd"/>
+    </w:p>
+    <w:p>
+      <w:pPr>
+        <w:pStyle w:val="NormalWeb"/>
+        <w:numPr>
+          <w:ilvl w:val="0"/>
+          <w:numId w:val="17"/>
+        </w:numPr>
+        <w:rPr>
+          <w:rFonts w:ascii="Arial" w:hAnsi="Arial" w:cs="Arial"/>
+        </w:rPr>
+      </w:pPr>
+      <w:r>
+        <w:rPr>
+          <w:rFonts w:ascii="Arial" w:hAnsi="Arial" w:cs="Arial"/>
+        </w:rPr>
+        <w:t>Cuando completa correctamente la información requerida.</w:t>
+      </w:r>
+    </w:p>
+    <w:p>
+      <w:pPr>
+        <w:pStyle w:val="NormalWeb"/>
+        <w:numPr>
+          <w:ilvl w:val="0"/>
+          <w:numId w:val="17"/>
+        </w:numPr>
+        <w:rPr>
+          <w:rFonts w:ascii="Arial" w:hAnsi="Arial" w:cs="Arial"/>
+        </w:rPr>
+      </w:pPr>
+      <w:proofErr w:type="spellStart"/>
+      <w:r>
+        <w:rPr>
+          <w:rFonts w:ascii="Arial" w:hAnsi="Arial" w:cs="Arial"/>
+        </w:rPr>
+        <w:t>Registro_en_Proceso</w:t>
+      </w:r>
+      <w:proofErr w:type="spellEnd"/>
+      <w:r>
+        <w:rPr>
+          <w:rFonts w:ascii="Arial" w:hAnsi="Arial" w:cs="Arial"/>
+        </w:rPr>
+        <w:t xml:space="preserve"> → </w:t>
+      </w:r>
+      <w:proofErr w:type="spellStart"/>
+      <w:r>
+        <w:rPr>
+          <w:rFonts w:ascii="Arial" w:hAnsi="Arial" w:cs="Arial"/>
+        </w:rPr>
+        <w:t>Registro_Fallido</w:t>
+      </w:r>
+      <w:proofErr w:type="spellEnd"/>
+    </w:p>
+    <w:p>
+      <w:pPr>
+        <w:pStyle w:val="NormalWeb"/>
+        <w:numPr>
+          <w:ilvl w:val="0"/>
+          <w:numId w:val="17"/>
+        </w:numPr>
+        <w:rPr>
+          <w:rFonts w:ascii="Arial" w:hAnsi="Arial" w:cs="Arial"/>
+        </w:rPr>
+      </w:pPr>
+      <w:r>
+        <w:rPr>
+          <w:rFonts w:ascii="Arial" w:hAnsi="Arial" w:cs="Arial"/>
+        </w:rPr>
+        <w:t>Si la información es incorrecta o incompleta.</w:t>
+      </w:r>
+    </w:p>
+    <w:p>
+      <w:pPr>
+        <w:pStyle w:val="NormalWeb"/>
+        <w:numPr>
+          <w:ilvl w:val="0"/>
+          <w:numId w:val="17"/>
+        </w:numPr>
+        <w:rPr>
+          <w:rFonts w:ascii="Arial" w:hAnsi="Arial" w:cs="Arial"/>
+        </w:rPr>
+      </w:pPr>
+      <w:proofErr w:type="spellStart"/>
+      <w:r>
+        <w:rPr>
+          <w:rFonts w:ascii="Arial" w:hAnsi="Arial" w:cs="Arial"/>
+        </w:rPr>
+        <w:t>Registro_Válido</w:t>
+      </w:r>
+      <w:proofErr w:type="spellEnd"/>
+      <w:r>
+        <w:rPr>
+          <w:rFonts w:ascii="Arial" w:hAnsi="Arial" w:cs="Arial"/>
+        </w:rPr>
+        <w:t xml:space="preserve"> → </w:t>
+      </w:r>
+      <w:proofErr w:type="spellStart"/>
+      <w:r>
+        <w:rPr>
+          <w:rFonts w:ascii="Arial" w:hAnsi="Arial" w:cs="Arial"/>
+        </w:rPr>
+        <w:t>Registro_Completado</w:t>
+      </w:r>
+      <w:proofErr w:type="spellEnd"/>
+    </w:p>
+    <w:p>
+      <w:pPr>
+        <w:pStyle w:val="NormalWeb"/>
+        <w:numPr>
+          <w:ilvl w:val="0"/>
+          <w:numId w:val="17"/>
+        </w:numPr>
+        <w:rPr>
+          <w:rFonts w:ascii="Arial" w:hAnsi="Arial" w:cs="Arial"/>
+        </w:rPr>
+      </w:pPr>
+      <w:r>
+        <w:rPr>
+          <w:rFonts w:ascii="Arial" w:hAnsi="Arial" w:cs="Arial"/>
+        </w:rPr>
+        <w:t>Cuando finaliza el registro.</w:t>
+      </w:r>
+    </w:p>
+    <w:p>
+      <w:pPr>
+        <w:pStyle w:val="NormalWeb"/>
+        <w:numPr>
+          <w:ilvl w:val="0"/>
+          <w:numId w:val="17"/>
+        </w:numPr>
+        <w:rPr>
+          <w:rFonts w:ascii="Arial" w:hAnsi="Arial" w:cs="Arial"/>
+        </w:rPr>
+      </w:pPr>
+      <w:proofErr w:type="spellStart"/>
+      <w:r>
+        <w:rPr>
+          <w:rFonts w:ascii="Arial" w:hAnsi="Arial" w:cs="Arial"/>
+        </w:rPr>
+        <w:t>Registro_Completado</w:t>
+      </w:r>
+      <w:proofErr w:type="spellEnd"/>
+      <w:r>
+        <w:rPr>
+          <w:rFonts w:ascii="Arial" w:hAnsi="Arial" w:cs="Arial"/>
+        </w:rPr>
+        <w:t xml:space="preserve"> → </w:t>
+      </w:r>
+      <w:proofErr w:type="spellStart"/>
+      <w:r>
+        <w:rPr>
+          <w:rFonts w:ascii="Arial" w:hAnsi="Arial" w:cs="Arial"/>
+        </w:rPr>
+        <w:t>Usuario_Asociado_a_Organización</w:t>
+      </w:r>
+      <w:proofErr w:type="spellEnd"/>
+    </w:p>
+    <w:p>
+      <w:pPr>
+        <w:pStyle w:val="NormalWeb"/>
+        <w:numPr>
+          <w:ilvl w:val="0"/>
+          <w:numId w:val="17"/>
+        </w:numPr>
+        <w:rPr>
+          <w:rFonts w:ascii="Arial" w:hAnsi="Arial" w:cs="Arial"/>
+        </w:rPr>
+      </w:pPr>
+      <w:r>
+        <w:rPr>
+          <w:rFonts w:ascii="Arial" w:hAnsi="Arial" w:cs="Arial"/>
+        </w:rPr>
+        <w:t>Cuando se vincula a una organización o se crea una nueva.</w:t>
+      </w:r>
+    </w:p>
+    <w:p>
+      <w:pPr>
+        <w:pStyle w:val="NormalWeb"/>
+        <w:numPr>
+          <w:ilvl w:val="0"/>
+          <w:numId w:val="17"/>
+        </w:numPr>
+        <w:rPr>
+          <w:rFonts w:ascii="Arial" w:hAnsi="Arial" w:cs="Arial"/>
+        </w:rPr>
+      </w:pPr>
+      <w:proofErr w:type="spellStart"/>
+      <w:r>
+        <w:rPr>
+          <w:rFonts w:ascii="Arial" w:hAnsi="Arial" w:cs="Arial"/>
+        </w:rPr>
+        <w:t>Usuario_Asociado_a_Organización</w:t>
+      </w:r>
+      <w:proofErr w:type="spellEnd"/>
+      <w:r>
+        <w:rPr>
+          <w:rFonts w:ascii="Arial" w:hAnsi="Arial" w:cs="Arial"/>
+        </w:rPr>
+        <w:t xml:space="preserve"> → </w:t>
+      </w:r>
+      <w:proofErr w:type="spellStart"/>
+      <w:r>
+        <w:rPr>
+          <w:rFonts w:ascii="Arial" w:hAnsi="Arial" w:cs="Arial"/>
+        </w:rPr>
+        <w:t>Usuario_Con_Acceso</w:t>
+      </w:r>
+      <w:proofErr w:type="spellEnd"/>
+    </w:p>
+    <w:p>
+      <w:pPr>
+        <w:pStyle w:val="NormalWeb"/>
+        <w:numPr>
+          <w:ilvl w:val="0"/>
+          <w:numId w:val="17"/>
+        </w:numPr>
+        <w:rPr>
+          <w:rFonts w:ascii="Arial" w:hAnsi="Arial" w:cs="Arial"/>
+        </w:rPr>
+      </w:pPr>
+      <w:r>
+        <w:rPr>
+          <w:rFonts w:ascii="Arial" w:hAnsi="Arial" w:cs="Arial"/>
+        </w:rPr>
+        <w:t>Cuando obtiene acceso al sistema.</w:t>
+      </w:r>
+    </w:p>
+    <w:p>
+      <w:pPr>
+        <w:pStyle w:val="NormalWeb"/>
+        <w:numPr>
+          <w:ilvl w:val="0"/>
+          <w:numId w:val="17"/>
+        </w:numPr>
+        <w:rPr>
+          <w:rFonts w:ascii="Arial" w:hAnsi="Arial" w:cs="Arial"/>
+        </w:rPr>
+      </w:pPr>
+      <w:r>
+        <w:rPr>
+          <w:rFonts w:ascii="Arial" w:hAnsi="Arial" w:cs="Arial"/>
+        </w:rPr>
+        <w:t xml:space="preserve">Cualquier estado → </w:t>
+      </w:r>
+      <w:proofErr w:type="spellStart"/>
+      <w:r>
+        <w:rPr>
+          <w:rFonts w:ascii="Arial" w:hAnsi="Arial" w:cs="Arial"/>
+        </w:rPr>
+        <w:t>Registro_Fallido</w:t>
+      </w:r>
+      <w:proofErr w:type="spellEnd"/>
+    </w:p>
+    <w:p>
+      <w:pPr>
+        <w:pStyle w:val="NormalWeb"/>
+        <w:numPr>
+          <w:ilvl w:val="0"/>
+          <w:numId w:val="17"/>
+        </w:numPr>
+        <w:rPr>
+          <w:rFonts w:ascii="Arial" w:hAnsi="Arial" w:cs="Arial"/>
+        </w:rPr>
+      </w:pPr>
+      <w:r>
+        <w:rPr>
+          <w:rFonts w:ascii="Arial" w:hAnsi="Arial" w:cs="Arial"/>
+        </w:rPr>
+        <w:t>Si ocurre un problema que impide continuar.</w:t>
+      </w:r>
+    </w:p>
+    <w:p>
+      <w:pPr>
+        <w:pStyle w:val="NormalWeb"/>
+        <w:rPr>
+          <w:rFonts w:ascii="Arial" w:hAnsi="Arial" w:cs="Arial"/>
+        </w:rPr>
+      </w:pPr>
+    </w:p>
+    <w:p>
+      <w:pPr>
+        <w:pStyle w:val="NormalWeb"/>
+        <w:rPr>
+          <w:rFonts w:ascii="Arial" w:hAnsi="Arial" w:cs="Arial"/>
+        </w:rPr>
+      </w:pPr>
+    </w:p>
+    <w:p>
+      <w:pPr>
+        <w:pStyle w:val="NormalWeb"/>
+        <w:rPr>
+          <w:rFonts w:ascii="Arial" w:hAnsi="Arial" w:cs="Arial"/>
+        </w:rPr>
+      </w:pPr>
+    </w:p>
+    <w:p>
+      <w:pPr>
+        <w:pStyle w:val="NormalWeb"/>
+        <w:rPr>
+          <w:rFonts w:ascii="Arial" w:hAnsi="Arial" w:cs="Arial"/>
+        </w:rPr>
+      </w:pPr>
+    </w:p>
+    <w:p>
+      <w:pPr>
+        <w:pStyle w:val="NormalWeb"/>
+        <w:rPr>
+          <w:rFonts w:ascii="Arial" w:hAnsi="Arial" w:cs="Arial"/>
+        </w:rPr>
+      </w:pPr>
+    </w:p>
+    <w:p>
+      <w:pPr>
+        <w:pStyle w:val="NormalWeb"/>
+        <w:rPr>
+          <w:rFonts w:ascii="Arial" w:hAnsi="Arial" w:cs="Arial"/>
+        </w:rPr>
+      </w:pPr>
+    </w:p>
+    <w:p>
+      <w:pPr>
+        <w:pStyle w:val="NormalWeb"/>
+        <w:rPr>
+          <w:rFonts w:ascii="Arial" w:hAnsi="Arial" w:cs="Arial"/>
+        </w:rPr>
+      </w:pPr>
+    </w:p>
+    <w:p>
+      <w:pPr>
+        <w:pStyle w:val="Ttulo1"/>
         <w:tabs>
           <w:tab w:val="left" w:pos="425"/>
         </w:tabs>
-        <w:spacing w:before="200"/>
-        <w:ind w:left="425"/>
-        <w:rPr>
-          <w:i w:val="0"/>
+        <w:spacing w:before="480"/>
+      </w:pPr>
+      <w:bookmarkStart w:id="62" w:name="_Toc227683176"/>
+      <w:r>
+        <w:lastRenderedPageBreak/>
+        <w:t>Anexos</w:t>
+      </w:r>
+      <w:bookmarkEnd w:id="61"/>
+      <w:bookmarkEnd w:id="62"/>
+    </w:p>
+    <w:p>
+      <w:bookmarkStart w:id="63" w:name="_Toc296587057"/>
+    </w:p>
+    <w:p>
+      <w:pPr>
+        <w:pStyle w:val="Ttulo2"/>
+        <w:rPr>
           <w:sz w:val="24"/>
           <w:szCs w:val="24"/>
         </w:rPr>
       </w:pPr>
-    </w:p>
-    <w:p>
-      <w:pPr>
-        <w:pStyle w:val="Ttulo2"/>
-        <w:tabs>
-          <w:tab w:val="left" w:pos="425"/>
-        </w:tabs>
-        <w:spacing w:before="200"/>
-        <w:rPr>
-          <w:i w:val="0"/>
+      <w:bookmarkStart w:id="64" w:name="_Toc227683177"/>
+      <w:r>
+        <w:rPr>
           <w:sz w:val="24"/>
           <w:szCs w:val="24"/>
         </w:rPr>
-      </w:pPr>
-      <w:bookmarkStart w:id="63" w:name="_Toc227178539"/>
-      <w:r>
-        <w:rPr>
-          <w:i w:val="0"/>
+        <w:t xml:space="preserve">Anexo 01. &lt; </w:t>
+      </w:r>
+      <w:r>
+        <w:rPr>
           <w:sz w:val="24"/>
           <w:szCs w:val="24"/>
         </w:rPr>
-        <w:t>Anexo 01. &lt; Anexo uno &gt;</w:t>
-      </w:r>
-      <w:bookmarkEnd w:id="62"/>
+        <w:t>DIAGRAMA_ESTADOS_CU001</w:t>
+      </w:r>
+      <w:r>
+        <w:rPr>
+          <w:sz w:val="24"/>
+          <w:szCs w:val="24"/>
+        </w:rPr>
+        <w:t xml:space="preserve"> &gt;</w:t>
+      </w:r>
       <w:bookmarkEnd w:id="63"/>
+      <w:bookmarkEnd w:id="64"/>
     </w:p>
     <w:p>
       <w:pPr>
@@ -6927,10 +8749,133 @@
           <w:lang w:val="es-ES_tradnl"/>
         </w:rPr>
       </w:pPr>
+      <w:r>
+        <w:drawing>
+          <wp:inline distT="0" distB="0" distL="0" distR="0" wp14:anchorId="0C189A3F" wp14:editId="315D2237">
+            <wp:extent cx="3181350" cy="6509306"/>
+            <wp:effectExtent l="0" t="0" r="0" b="6350"/>
+            <wp:docPr id="1" name="Imagen 1"/>
+            <wp:cNvGraphicFramePr>
+              <a:graphicFrameLocks xmlns:a="http://schemas.openxmlformats.org/drawingml/2006/main" noChangeAspect="1"/>
+            </wp:cNvGraphicFramePr>
+            <a:graphic xmlns:a="http://schemas.openxmlformats.org/drawingml/2006/main">
+              <a:graphicData uri="http://schemas.openxmlformats.org/drawingml/2006/picture">
+                <pic:pic xmlns:pic="http://schemas.openxmlformats.org/drawingml/2006/picture">
+                  <pic:nvPicPr>
+                    <pic:cNvPr id="1" name=""/>
+                    <pic:cNvPicPr/>
+                  </pic:nvPicPr>
+                  <pic:blipFill>
+                    <a:blip r:embed="rId10"/>
+                    <a:stretch>
+                      <a:fillRect/>
+                    </a:stretch>
+                  </pic:blipFill>
+                  <pic:spPr>
+                    <a:xfrm>
+                      <a:off x="0" y="0"/>
+                      <a:ext cx="3184007" cy="6514741"/>
+                    </a:xfrm>
+                    <a:prstGeom prst="rect">
+                      <a:avLst/>
+                    </a:prstGeom>
+                  </pic:spPr>
+                </pic:pic>
+              </a:graphicData>
+            </a:graphic>
+          </wp:inline>
+        </w:drawing>
+      </w:r>
+    </w:p>
+    <w:p>
+      <w:pPr>
+        <w:pStyle w:val="Ttulo2"/>
+        <w:rPr>
+          <w:sz w:val="24"/>
+          <w:szCs w:val="24"/>
+        </w:rPr>
+      </w:pPr>
+      <w:r>
+        <w:rPr>
+          <w:sz w:val="24"/>
+          <w:szCs w:val="24"/>
+        </w:rPr>
+        <w:lastRenderedPageBreak/>
+        <w:t>Anexo 01. &lt; DIAGRAMA_</w:t>
+      </w:r>
+      <w:r>
+        <w:rPr>
+          <w:sz w:val="24"/>
+          <w:szCs w:val="24"/>
+        </w:rPr>
+        <w:t>ACTIVIDADES</w:t>
+      </w:r>
+      <w:r>
+        <w:rPr>
+          <w:sz w:val="24"/>
+          <w:szCs w:val="24"/>
+        </w:rPr>
+        <w:t>_CU001 &gt;</w:t>
+      </w:r>
+    </w:p>
+    <w:p>
+      <w:pPr>
+        <w:spacing w:before="100"/>
+        <w:jc w:val="center"/>
+        <w:rPr>
+          <w:b/>
+          <w:bCs/>
+          <w:sz w:val="36"/>
+          <w:lang w:val="es-ES_tradnl"/>
+        </w:rPr>
+      </w:pPr>
+      <w:r>
+        <w:rPr>
+          <w:b/>
+          <w:bCs/>
+          <w:sz w:val="36"/>
+          <w:lang w:val="es-ES_tradnl"/>
+        </w:rPr>
+        <w:drawing>
+          <wp:inline distT="0" distB="0" distL="0" distR="0" wp14:anchorId="1724AD43" wp14:editId="64ABE5B4">
+            <wp:extent cx="4930188" cy="7296150"/>
+            <wp:effectExtent l="0" t="0" r="3810" b="0"/>
+            <wp:docPr id="3" name="Imagen 3"/>
+            <wp:cNvGraphicFramePr>
+              <a:graphicFrameLocks xmlns:a="http://schemas.openxmlformats.org/drawingml/2006/main" noChangeAspect="1"/>
+            </wp:cNvGraphicFramePr>
+            <a:graphic xmlns:a="http://schemas.openxmlformats.org/drawingml/2006/main">
+              <a:graphicData uri="http://schemas.openxmlformats.org/drawingml/2006/picture">
+                <pic:pic xmlns:pic="http://schemas.openxmlformats.org/drawingml/2006/picture">
+                  <pic:nvPicPr>
+                    <pic:cNvPr id="1" name=""/>
+                    <pic:cNvPicPr/>
+                  </pic:nvPicPr>
+                  <pic:blipFill>
+                    <a:blip r:embed="rId11"/>
+                    <a:stretch>
+                      <a:fillRect/>
+                    </a:stretch>
+                  </pic:blipFill>
+                  <pic:spPr>
+                    <a:xfrm>
+                      <a:off x="0" y="0"/>
+                      <a:ext cx="4936091" cy="7304886"/>
+                    </a:xfrm>
+                    <a:prstGeom prst="rect">
+                      <a:avLst/>
+                    </a:prstGeom>
+                  </pic:spPr>
+                </pic:pic>
+              </a:graphicData>
+            </a:graphic>
+          </wp:inline>
+        </w:drawing>
+      </w:r>
     </w:p>
     <w:sectPr>
-      <w:headerReference w:type="default" r:id="rId10"/>
-      <w:footerReference w:type="default" r:id="rId11"/>
+      <w:headerReference w:type="default" r:id="rId12"/>
+      <w:footerReference w:type="default" r:id="rId13"/>
       <w:footnotePr>
         <w:pos w:val="beneathText"/>
       </w:footnotePr>
@@ -7447,6 +9392,7 @@
     <w:lvl w:ilvl="3">
       <w:start w:val="1"/>
       <w:numFmt w:val="decimal"/>
+      <w:pStyle w:val="Ttulo4"/>
       <w:lvlText w:val="%1.%2.%3.%4"/>
       <w:lvlJc w:val="left"/>
       <w:pPr>
@@ -7459,6 +9405,7 @@
     <w:lvl w:ilvl="4">
       <w:start w:val="1"/>
       <w:numFmt w:val="decimal"/>
+      <w:pStyle w:val="Ttulo5"/>
       <w:lvlText w:val="%1.%2.%3.%4.%5"/>
       <w:lvlJc w:val="left"/>
       <w:pPr>
@@ -7474,6 +9421,7 @@
     <w:lvl w:ilvl="5">
       <w:start w:val="1"/>
       <w:numFmt w:val="decimal"/>
+      <w:pStyle w:val="Ttulo6"/>
       <w:lvlText w:val="%1.%2.%3.%4.%5.%6"/>
       <w:lvlJc w:val="left"/>
       <w:pPr>
@@ -7486,6 +9434,7 @@
     <w:lvl w:ilvl="6">
       <w:start w:val="1"/>
       <w:numFmt w:val="decimal"/>
+      <w:pStyle w:val="Ttulo7"/>
       <w:lvlText w:val="%1.%2.%3.%4.%5.%6.%7"/>
       <w:lvlJc w:val="left"/>
       <w:pPr>
@@ -7498,6 +9447,7 @@
     <w:lvl w:ilvl="7">
       <w:start w:val="1"/>
       <w:numFmt w:val="decimal"/>
+      <w:pStyle w:val="Ttulo8"/>
       <w:lvlText w:val="%1.%2.%3.%4.%5.%6.%7.%8"/>
       <w:lvlJc w:val="left"/>
       <w:pPr>
@@ -7510,6 +9460,7 @@
     <w:lvl w:ilvl="8">
       <w:start w:val="1"/>
       <w:numFmt w:val="decimal"/>
+      <w:pStyle w:val="Ttulo9"/>
       <w:lvlText w:val="%1.%2.%3.%4.%5.%6.%7.%8.%9"/>
       <w:lvlJc w:val="left"/>
       <w:pPr>
@@ -8317,6 +10268,7 @@
     <w:lvl w:ilvl="0">
       <w:start w:val="1"/>
       <w:numFmt w:val="decimal"/>
+      <w:pStyle w:val="ISOBULLET"/>
       <w:lvlText w:val="%1."/>
       <w:lvlJc w:val="left"/>
       <w:pPr>
@@ -9961,6 +11913,119 @@
     </w:lvl>
   </w:abstractNum>
   <w:abstractNum w:abstractNumId="20" w15:restartNumberingAfterBreak="0">
+    <w:nsid w:val="14DA12D1"/>
+    <w:multiLevelType w:val="hybridMultilevel"/>
+    <w:tmpl w:val="FCA4BB38"/>
+    <w:lvl w:ilvl="0" w:tplc="300A0001">
+      <w:start w:val="1"/>
+      <w:numFmt w:val="bullet"/>
+      <w:lvlText w:val=""/>
+      <w:lvlJc w:val="left"/>
+      <w:pPr>
+        <w:ind w:left="720" w:hanging="360"/>
+      </w:pPr>
+      <w:rPr>
+        <w:rFonts w:ascii="Symbol" w:hAnsi="Symbol" w:hint="default"/>
+      </w:rPr>
+    </w:lvl>
+    <w:lvl w:ilvl="1" w:tplc="300A0003" w:tentative="1">
+      <w:start w:val="1"/>
+      <w:numFmt w:val="bullet"/>
+      <w:lvlText w:val="o"/>
+      <w:lvlJc w:val="left"/>
+      <w:pPr>
+        <w:ind w:left="1440" w:hanging="360"/>
+      </w:pPr>
+      <w:rPr>
+        <w:rFonts w:ascii="Courier New" w:hAnsi="Courier New" w:cs="Courier New" w:hint="default"/>
+      </w:rPr>
+    </w:lvl>
+    <w:lvl w:ilvl="2" w:tplc="300A0005" w:tentative="1">
+      <w:start w:val="1"/>
+      <w:numFmt w:val="bullet"/>
+      <w:lvlText w:val=""/>
+      <w:lvlJc w:val="left"/>
+      <w:pPr>
+        <w:ind w:left="2160" w:hanging="360"/>
+      </w:pPr>
+      <w:rPr>
+        <w:rFonts w:ascii="Wingdings" w:hAnsi="Wingdings" w:hint="default"/>
+      </w:rPr>
+    </w:lvl>
+    <w:lvl w:ilvl="3" w:tplc="300A0001" w:tentative="1">
+      <w:start w:val="1"/>
+      <w:numFmt w:val="bullet"/>
+      <w:lvlText w:val=""/>
+      <w:lvlJc w:val="left"/>
+      <w:pPr>
+        <w:ind w:left="2880" w:hanging="360"/>
+      </w:pPr>
+      <w:rPr>
+        <w:rFonts w:ascii="Symbol" w:hAnsi="Symbol" w:hint="default"/>
+      </w:rPr>
+    </w:lvl>
+    <w:lvl w:ilvl="4" w:tplc="300A0003" w:tentative="1">
+      <w:start w:val="1"/>
+      <w:numFmt w:val="bullet"/>
+      <w:lvlText w:val="o"/>
+      <w:lvlJc w:val="left"/>
+      <w:pPr>
+        <w:ind w:left="3600" w:hanging="360"/>
+      </w:pPr>
+      <w:rPr>
+        <w:rFonts w:ascii="Courier New" w:hAnsi="Courier New" w:cs="Courier New" w:hint="default"/>
+      </w:rPr>
+    </w:lvl>
+    <w:lvl w:ilvl="5" w:tplc="300A0005" w:tentative="1">
+      <w:start w:val="1"/>
+      <w:numFmt w:val="bullet"/>
+      <w:lvlText w:val=""/>
+      <w:lvlJc w:val="left"/>
+      <w:pPr>
+        <w:ind w:left="4320" w:hanging="360"/>
+      </w:pPr>
+      <w:rPr>
+        <w:rFonts w:ascii="Wingdings" w:hAnsi="Wingdings" w:hint="default"/>
+      </w:rPr>
+    </w:lvl>
+    <w:lvl w:ilvl="6" w:tplc="300A0001" w:tentative="1">
+      <w:start w:val="1"/>
+      <w:numFmt w:val="bullet"/>
+      <w:lvlText w:val=""/>
+      <w:lvlJc w:val="left"/>
+      <w:pPr>
+        <w:ind w:left="5040" w:hanging="360"/>
+      </w:pPr>
+      <w:rPr>
+        <w:rFonts w:ascii="Symbol" w:hAnsi="Symbol" w:hint="default"/>
+      </w:rPr>
+    </w:lvl>
+    <w:lvl w:ilvl="7" w:tplc="300A0003" w:tentative="1">
+      <w:start w:val="1"/>
+      <w:numFmt w:val="bullet"/>
+      <w:lvlText w:val="o"/>
+      <w:lvlJc w:val="left"/>
+      <w:pPr>
+        <w:ind w:left="5760" w:hanging="360"/>
+      </w:pPr>
+      <w:rPr>
+        <w:rFonts w:ascii="Courier New" w:hAnsi="Courier New" w:cs="Courier New" w:hint="default"/>
+      </w:rPr>
+    </w:lvl>
+    <w:lvl w:ilvl="8" w:tplc="300A0005" w:tentative="1">
+      <w:start w:val="1"/>
+      <w:numFmt w:val="bullet"/>
+      <w:lvlText w:val=""/>
+      <w:lvlJc w:val="left"/>
+      <w:pPr>
+        <w:ind w:left="6480" w:hanging="360"/>
+      </w:pPr>
+      <w:rPr>
+        <w:rFonts w:ascii="Wingdings" w:hAnsi="Wingdings" w:hint="default"/>
+      </w:rPr>
+    </w:lvl>
+  </w:abstractNum>
+  <w:abstractNum w:abstractNumId="21" w15:restartNumberingAfterBreak="0">
     <w:nsid w:val="22C234E1"/>
     <w:multiLevelType w:val="hybridMultilevel"/>
     <w:tmpl w:val="BF5479E4"/>
@@ -10073,7 +12138,7 @@
       </w:rPr>
     </w:lvl>
   </w:abstractNum>
-  <w:abstractNum w:abstractNumId="21" w15:restartNumberingAfterBreak="0">
+  <w:abstractNum w:abstractNumId="22" w15:restartNumberingAfterBreak="0">
     <w:nsid w:val="4DD94E23"/>
     <w:multiLevelType w:val="hybridMultilevel"/>
     <w:tmpl w:val="B178EA20"/>
@@ -10186,7 +12251,7 @@
       </w:rPr>
     </w:lvl>
   </w:abstractNum>
-  <w:abstractNum w:abstractNumId="22" w15:restartNumberingAfterBreak="0">
+  <w:abstractNum w:abstractNumId="23" w15:restartNumberingAfterBreak="0">
     <w:nsid w:val="4ECB0A63"/>
     <w:multiLevelType w:val="hybridMultilevel"/>
     <w:tmpl w:val="65A84DD6"/>
@@ -10275,7 +12340,7 @@
       </w:pPr>
     </w:lvl>
   </w:abstractNum>
-  <w:abstractNum w:abstractNumId="23" w15:restartNumberingAfterBreak="0">
+  <w:abstractNum w:abstractNumId="24" w15:restartNumberingAfterBreak="0">
     <w:nsid w:val="4FC86E15"/>
     <w:multiLevelType w:val="hybridMultilevel"/>
     <w:tmpl w:val="E8362110"/>
@@ -10388,7 +12453,120 @@
       </w:rPr>
     </w:lvl>
   </w:abstractNum>
-  <w:abstractNum w:abstractNumId="24" w15:restartNumberingAfterBreak="0">
+  <w:abstractNum w:abstractNumId="25" w15:restartNumberingAfterBreak="0">
+    <w:nsid w:val="50B029B2"/>
+    <w:multiLevelType w:val="hybridMultilevel"/>
+    <w:tmpl w:val="82800936"/>
+    <w:lvl w:ilvl="0" w:tplc="300A0001">
+      <w:start w:val="1"/>
+      <w:numFmt w:val="bullet"/>
+      <w:lvlText w:val=""/>
+      <w:lvlJc w:val="left"/>
+      <w:pPr>
+        <w:ind w:left="720" w:hanging="360"/>
+      </w:pPr>
+      <w:rPr>
+        <w:rFonts w:ascii="Symbol" w:hAnsi="Symbol" w:hint="default"/>
+      </w:rPr>
+    </w:lvl>
+    <w:lvl w:ilvl="1" w:tplc="300A0003" w:tentative="1">
+      <w:start w:val="1"/>
+      <w:numFmt w:val="bullet"/>
+      <w:lvlText w:val="o"/>
+      <w:lvlJc w:val="left"/>
+      <w:pPr>
+        <w:ind w:left="1440" w:hanging="360"/>
+      </w:pPr>
+      <w:rPr>
+        <w:rFonts w:ascii="Courier New" w:hAnsi="Courier New" w:cs="Courier New" w:hint="default"/>
+      </w:rPr>
+    </w:lvl>
+    <w:lvl w:ilvl="2" w:tplc="300A0005" w:tentative="1">
+      <w:start w:val="1"/>
+      <w:numFmt w:val="bullet"/>
+      <w:lvlText w:val=""/>
+      <w:lvlJc w:val="left"/>
+      <w:pPr>
+        <w:ind w:left="2160" w:hanging="360"/>
+      </w:pPr>
+      <w:rPr>
+        <w:rFonts w:ascii="Wingdings" w:hAnsi="Wingdings" w:hint="default"/>
+      </w:rPr>
+    </w:lvl>
+    <w:lvl w:ilvl="3" w:tplc="300A0001" w:tentative="1">
+      <w:start w:val="1"/>
+      <w:numFmt w:val="bullet"/>
+      <w:lvlText w:val=""/>
+      <w:lvlJc w:val="left"/>
+      <w:pPr>
+        <w:ind w:left="2880" w:hanging="360"/>
+      </w:pPr>
+      <w:rPr>
+        <w:rFonts w:ascii="Symbol" w:hAnsi="Symbol" w:hint="default"/>
+      </w:rPr>
+    </w:lvl>
+    <w:lvl w:ilvl="4" w:tplc="300A0003" w:tentative="1">
+      <w:start w:val="1"/>
+      <w:numFmt w:val="bullet"/>
+      <w:lvlText w:val="o"/>
+      <w:lvlJc w:val="left"/>
+      <w:pPr>
+        <w:ind w:left="3600" w:hanging="360"/>
+      </w:pPr>
+      <w:rPr>
+        <w:rFonts w:ascii="Courier New" w:hAnsi="Courier New" w:cs="Courier New" w:hint="default"/>
+      </w:rPr>
+    </w:lvl>
+    <w:lvl w:ilvl="5" w:tplc="300A0005" w:tentative="1">
+      <w:start w:val="1"/>
+      <w:numFmt w:val="bullet"/>
+      <w:lvlText w:val=""/>
+      <w:lvlJc w:val="left"/>
+      <w:pPr>
+        <w:ind w:left="4320" w:hanging="360"/>
+      </w:pPr>
+      <w:rPr>
+        <w:rFonts w:ascii="Wingdings" w:hAnsi="Wingdings" w:hint="default"/>
+      </w:rPr>
+    </w:lvl>
+    <w:lvl w:ilvl="6" w:tplc="300A0001" w:tentative="1">
+      <w:start w:val="1"/>
+      <w:numFmt w:val="bullet"/>
+      <w:lvlText w:val=""/>
+      <w:lvlJc w:val="left"/>
+      <w:pPr>
+        <w:ind w:left="5040" w:hanging="360"/>
+      </w:pPr>
+      <w:rPr>
+        <w:rFonts w:ascii="Symbol" w:hAnsi="Symbol" w:hint="default"/>
+      </w:rPr>
+    </w:lvl>
+    <w:lvl w:ilvl="7" w:tplc="300A0003" w:tentative="1">
+      <w:start w:val="1"/>
+      <w:numFmt w:val="bullet"/>
+      <w:lvlText w:val="o"/>
+      <w:lvlJc w:val="left"/>
+      <w:pPr>
+        <w:ind w:left="5760" w:hanging="360"/>
+      </w:pPr>
+      <w:rPr>
+        <w:rFonts w:ascii="Courier New" w:hAnsi="Courier New" w:cs="Courier New" w:hint="default"/>
+      </w:rPr>
+    </w:lvl>
+    <w:lvl w:ilvl="8" w:tplc="300A0005" w:tentative="1">
+      <w:start w:val="1"/>
+      <w:numFmt w:val="bullet"/>
+      <w:lvlText w:val=""/>
+      <w:lvlJc w:val="left"/>
+      <w:pPr>
+        <w:ind w:left="6480" w:hanging="360"/>
+      </w:pPr>
+      <w:rPr>
+        <w:rFonts w:ascii="Wingdings" w:hAnsi="Wingdings" w:hint="default"/>
+      </w:rPr>
+    </w:lvl>
+  </w:abstractNum>
+  <w:abstractNum w:abstractNumId="26" w15:restartNumberingAfterBreak="0">
     <w:nsid w:val="51711C76"/>
     <w:multiLevelType w:val="hybridMultilevel"/>
     <w:tmpl w:val="040A51F2"/>
@@ -10501,7 +12679,7 @@
       </w:rPr>
     </w:lvl>
   </w:abstractNum>
-  <w:abstractNum w:abstractNumId="25" w15:restartNumberingAfterBreak="0">
+  <w:abstractNum w:abstractNumId="27" w15:restartNumberingAfterBreak="0">
     <w:nsid w:val="592D6892"/>
     <w:multiLevelType w:val="hybridMultilevel"/>
     <w:tmpl w:val="103ADFD6"/>
@@ -10614,7 +12792,7 @@
       </w:rPr>
     </w:lvl>
   </w:abstractNum>
-  <w:abstractNum w:abstractNumId="26" w15:restartNumberingAfterBreak="0">
+  <w:abstractNum w:abstractNumId="28" w15:restartNumberingAfterBreak="0">
     <w:nsid w:val="6B3A64A5"/>
     <w:multiLevelType w:val="hybridMultilevel"/>
     <w:tmpl w:val="D6B2F6BC"/>
@@ -10727,7 +12905,7 @@
       </w:rPr>
     </w:lvl>
   </w:abstractNum>
-  <w:abstractNum w:abstractNumId="27" w15:restartNumberingAfterBreak="0">
+  <w:abstractNum w:abstractNumId="29" w15:restartNumberingAfterBreak="0">
     <w:nsid w:val="6D2E4C70"/>
     <w:multiLevelType w:val="hybridMultilevel"/>
     <w:tmpl w:val="D65C3E74"/>
@@ -10840,7 +13018,7 @@
       </w:rPr>
     </w:lvl>
   </w:abstractNum>
-  <w:abstractNum w:abstractNumId="28" w15:restartNumberingAfterBreak="0">
+  <w:abstractNum w:abstractNumId="30" w15:restartNumberingAfterBreak="0">
     <w:nsid w:val="71227B55"/>
     <w:multiLevelType w:val="hybridMultilevel"/>
     <w:tmpl w:val="86F28D78"/>
@@ -10861,7 +13039,7 @@
       <w:lvlText w:val="•"/>
       <w:lvlJc w:val="left"/>
       <w:pPr>
-        <w:ind w:left="1865" w:hanging="360"/>
+        <w:ind w:left="502" w:hanging="360"/>
       </w:pPr>
       <w:rPr>
         <w:rFonts w:ascii="Arial" w:eastAsia="Times New Roman" w:hAnsi="Arial" w:cs="Arial" w:hint="default"/>
@@ -10952,10 +13130,123 @@
       </w:rPr>
     </w:lvl>
   </w:abstractNum>
-  <w:abstractNum w:abstractNumId="29" w15:restartNumberingAfterBreak="0">
+  <w:abstractNum w:abstractNumId="31" w15:restartNumberingAfterBreak="0">
     <w:nsid w:val="72724301"/>
     <w:multiLevelType w:val="hybridMultilevel"/>
     <w:tmpl w:val="9CF4E02E"/>
+    <w:lvl w:ilvl="0" w:tplc="300A0001">
+      <w:start w:val="1"/>
+      <w:numFmt w:val="bullet"/>
+      <w:lvlText w:val=""/>
+      <w:lvlJc w:val="left"/>
+      <w:pPr>
+        <w:ind w:left="720" w:hanging="360"/>
+      </w:pPr>
+      <w:rPr>
+        <w:rFonts w:ascii="Symbol" w:hAnsi="Symbol" w:hint="default"/>
+      </w:rPr>
+    </w:lvl>
+    <w:lvl w:ilvl="1" w:tplc="300A0003" w:tentative="1">
+      <w:start w:val="1"/>
+      <w:numFmt w:val="bullet"/>
+      <w:lvlText w:val="o"/>
+      <w:lvlJc w:val="left"/>
+      <w:pPr>
+        <w:ind w:left="1440" w:hanging="360"/>
+      </w:pPr>
+      <w:rPr>
+        <w:rFonts w:ascii="Courier New" w:hAnsi="Courier New" w:cs="Courier New" w:hint="default"/>
+      </w:rPr>
+    </w:lvl>
+    <w:lvl w:ilvl="2" w:tplc="300A0005" w:tentative="1">
+      <w:start w:val="1"/>
+      <w:numFmt w:val="bullet"/>
+      <w:lvlText w:val=""/>
+      <w:lvlJc w:val="left"/>
+      <w:pPr>
+        <w:ind w:left="2160" w:hanging="360"/>
+      </w:pPr>
+      <w:rPr>
+        <w:rFonts w:ascii="Wingdings" w:hAnsi="Wingdings" w:hint="default"/>
+      </w:rPr>
+    </w:lvl>
+    <w:lvl w:ilvl="3" w:tplc="300A0001" w:tentative="1">
+      <w:start w:val="1"/>
+      <w:numFmt w:val="bullet"/>
+      <w:lvlText w:val=""/>
+      <w:lvlJc w:val="left"/>
+      <w:pPr>
+        <w:ind w:left="2880" w:hanging="360"/>
+      </w:pPr>
+      <w:rPr>
+        <w:rFonts w:ascii="Symbol" w:hAnsi="Symbol" w:hint="default"/>
+      </w:rPr>
+    </w:lvl>
+    <w:lvl w:ilvl="4" w:tplc="300A0003" w:tentative="1">
+      <w:start w:val="1"/>
+      <w:numFmt w:val="bullet"/>
+      <w:lvlText w:val="o"/>
+      <w:lvlJc w:val="left"/>
+      <w:pPr>
+        <w:ind w:left="3600" w:hanging="360"/>
+      </w:pPr>
+      <w:rPr>
+        <w:rFonts w:ascii="Courier New" w:hAnsi="Courier New" w:cs="Courier New" w:hint="default"/>
+      </w:rPr>
+    </w:lvl>
+    <w:lvl w:ilvl="5" w:tplc="300A0005" w:tentative="1">
+      <w:start w:val="1"/>
+      <w:numFmt w:val="bullet"/>
+      <w:lvlText w:val=""/>
+      <w:lvlJc w:val="left"/>
+      <w:pPr>
+        <w:ind w:left="4320" w:hanging="360"/>
+      </w:pPr>
+      <w:rPr>
+        <w:rFonts w:ascii="Wingdings" w:hAnsi="Wingdings" w:hint="default"/>
+      </w:rPr>
+    </w:lvl>
+    <w:lvl w:ilvl="6" w:tplc="300A0001" w:tentative="1">
+      <w:start w:val="1"/>
+      <w:numFmt w:val="bullet"/>
+      <w:lvlText w:val=""/>
+      <w:lvlJc w:val="left"/>
+      <w:pPr>
+        <w:ind w:left="5040" w:hanging="360"/>
+      </w:pPr>
+      <w:rPr>
+        <w:rFonts w:ascii="Symbol" w:hAnsi="Symbol" w:hint="default"/>
+      </w:rPr>
+    </w:lvl>
+    <w:lvl w:ilvl="7" w:tplc="300A0003" w:tentative="1">
+      <w:start w:val="1"/>
+      <w:numFmt w:val="bullet"/>
+      <w:lvlText w:val="o"/>
+      <w:lvlJc w:val="left"/>
+      <w:pPr>
+        <w:ind w:left="5760" w:hanging="360"/>
+      </w:pPr>
+      <w:rPr>
+        <w:rFonts w:ascii="Courier New" w:hAnsi="Courier New" w:cs="Courier New" w:hint="default"/>
+      </w:rPr>
+    </w:lvl>
+    <w:lvl w:ilvl="8" w:tplc="300A0005" w:tentative="1">
+      <w:start w:val="1"/>
+      <w:numFmt w:val="bullet"/>
+      <w:lvlText w:val=""/>
+      <w:lvlJc w:val="left"/>
+      <w:pPr>
+        <w:ind w:left="6480" w:hanging="360"/>
+      </w:pPr>
+      <w:rPr>
+        <w:rFonts w:ascii="Wingdings" w:hAnsi="Wingdings" w:hint="default"/>
+      </w:rPr>
+    </w:lvl>
+  </w:abstractNum>
+  <w:abstractNum w:abstractNumId="32" w15:restartNumberingAfterBreak="0">
+    <w:nsid w:val="79A33A16"/>
+    <w:multiLevelType w:val="hybridMultilevel"/>
+    <w:tmpl w:val="3244E12A"/>
     <w:lvl w:ilvl="0" w:tplc="300A0001">
       <w:start w:val="1"/>
       <w:numFmt w:val="bullet"/>
@@ -11072,40 +13363,49 @@
     <w:abstractNumId w:val="7"/>
   </w:num>
   <w:num w:numId="3">
-    <w:abstractNumId w:val="22"/>
+    <w:abstractNumId w:val="23"/>
   </w:num>
   <w:num w:numId="4">
-    <w:abstractNumId w:val="26"/>
+    <w:abstractNumId w:val="28"/>
   </w:num>
   <w:num w:numId="5">
-    <w:abstractNumId w:val="28"/>
+    <w:abstractNumId w:val="30"/>
   </w:num>
   <w:num w:numId="6">
-    <w:abstractNumId w:val="27"/>
+    <w:abstractNumId w:val="29"/>
   </w:num>
   <w:num w:numId="7">
     <w:abstractNumId w:val="18"/>
   </w:num>
   <w:num w:numId="8">
-    <w:abstractNumId w:val="20"/>
+    <w:abstractNumId w:val="21"/>
   </w:num>
   <w:num w:numId="9">
-    <w:abstractNumId w:val="29"/>
+    <w:abstractNumId w:val="31"/>
   </w:num>
   <w:num w:numId="10">
     <w:abstractNumId w:val="17"/>
   </w:num>
   <w:num w:numId="11">
-    <w:abstractNumId w:val="25"/>
+    <w:abstractNumId w:val="27"/>
   </w:num>
   <w:num w:numId="12">
-    <w:abstractNumId w:val="23"/>
+    <w:abstractNumId w:val="24"/>
   </w:num>
   <w:num w:numId="13">
-    <w:abstractNumId w:val="24"/>
+    <w:abstractNumId w:val="26"/>
   </w:num>
   <w:num w:numId="14">
-    <w:abstractNumId w:val="21"/>
+    <w:abstractNumId w:val="22"/>
+  </w:num>
+  <w:num w:numId="15">
+    <w:abstractNumId w:val="20"/>
+  </w:num>
+  <w:num w:numId="16">
+    <w:abstractNumId w:val="32"/>
+  </w:num>
+  <w:num w:numId="17">
+    <w:abstractNumId w:val="25"/>
   </w:num>
   <w:numIdMacAtCleanup w:val="6"/>
 </w:numbering>
@@ -11143,6 +13443,51 @@
     <w:lsdException w:name="Hyperlink" w:uiPriority="99"/>
     <w:lsdException w:name="Strong" w:uiPriority="22" w:qFormat="1"/>
     <w:lsdException w:name="Emphasis" w:qFormat="1"/>
+    <w:lsdException w:name="Normal (Web)" w:uiPriority="99"/>
+    <w:lsdException w:name="Normal Table" w:semiHidden="1" w:unhideWhenUsed="1"/>
+    <w:lsdException w:name="Table Simple 1" w:semiHidden="1" w:unhideWhenUsed="1"/>
+    <w:lsdException w:name="Table Simple 2" w:semiHidden="1" w:unhideWhenUsed="1"/>
+    <w:lsdException w:name="Table Simple 3" w:semiHidden="1" w:unhideWhenUsed="1"/>
+    <w:lsdException w:name="Table Classic 1" w:semiHidden="1" w:unhideWhenUsed="1"/>
+    <w:lsdException w:name="Table Classic 2" w:semiHidden="1" w:unhideWhenUsed="1"/>
+    <w:lsdException w:name="Table Classic 3" w:semiHidden="1" w:unhideWhenUsed="1"/>
+    <w:lsdException w:name="Table Classic 4" w:semiHidden="1" w:unhideWhenUsed="1"/>
+    <w:lsdException w:name="Table Colorful 1" w:semiHidden="1" w:unhideWhenUsed="1"/>
+    <w:lsdException w:name="Table Colorful 2" w:semiHidden="1" w:unhideWhenUsed="1"/>
+    <w:lsdException w:name="Table Colorful 3" w:semiHidden="1" w:unhideWhenUsed="1"/>
+    <w:lsdException w:name="Table Columns 1" w:semiHidden="1" w:unhideWhenUsed="1"/>
+    <w:lsdException w:name="Table Columns 2" w:semiHidden="1" w:unhideWhenUsed="1"/>
+    <w:lsdException w:name="Table Columns 3" w:semiHidden="1" w:unhideWhenUsed="1"/>
+    <w:lsdException w:name="Table Columns 4" w:semiHidden="1" w:unhideWhenUsed="1"/>
+    <w:lsdException w:name="Table Columns 5" w:semiHidden="1" w:unhideWhenUsed="1"/>
+    <w:lsdException w:name="Table Grid 1" w:semiHidden="1" w:unhideWhenUsed="1"/>
+    <w:lsdException w:name="Table Grid 2" w:semiHidden="1" w:unhideWhenUsed="1"/>
+    <w:lsdException w:name="Table Grid 3" w:semiHidden="1" w:unhideWhenUsed="1"/>
+    <w:lsdException w:name="Table Grid 4" w:semiHidden="1" w:unhideWhenUsed="1"/>
+    <w:lsdException w:name="Table Grid 5" w:semiHidden="1" w:unhideWhenUsed="1"/>
+    <w:lsdException w:name="Table Grid 6" w:semiHidden="1" w:unhideWhenUsed="1"/>
+    <w:lsdException w:name="Table Grid 7" w:semiHidden="1" w:unhideWhenUsed="1"/>
+    <w:lsdException w:name="Table Grid 8" w:semiHidden="1" w:unhideWhenUsed="1"/>
+    <w:lsdException w:name="Table List 1" w:semiHidden="1" w:unhideWhenUsed="1"/>
+    <w:lsdException w:name="Table List 2" w:semiHidden="1" w:unhideWhenUsed="1"/>
+    <w:lsdException w:name="Table List 3" w:semiHidden="1" w:unhideWhenUsed="1"/>
+    <w:lsdException w:name="Table List 4" w:semiHidden="1" w:unhideWhenUsed="1"/>
+    <w:lsdException w:name="Table List 5" w:semiHidden="1" w:unhideWhenUsed="1"/>
+    <w:lsdException w:name="Table List 6" w:semiHidden="1" w:unhideWhenUsed="1"/>
+    <w:lsdException w:name="Table List 7" w:semiHidden="1" w:unhideWhenUsed="1"/>
+    <w:lsdException w:name="Table List 8" w:semiHidden="1" w:unhideWhenUsed="1"/>
+    <w:lsdException w:name="Table 3D effects 1" w:semiHidden="1" w:unhideWhenUsed="1"/>
+    <w:lsdException w:name="Table 3D effects 2" w:semiHidden="1" w:unhideWhenUsed="1"/>
+    <w:lsdException w:name="Table 3D effects 3" w:semiHidden="1" w:unhideWhenUsed="1"/>
+    <w:lsdException w:name="Table Contemporary" w:semiHidden="1" w:unhideWhenUsed="1"/>
+    <w:lsdException w:name="Table Elegant" w:semiHidden="1" w:unhideWhenUsed="1"/>
+    <w:lsdException w:name="Table Professional" w:semiHidden="1" w:unhideWhenUsed="1"/>
+    <w:lsdException w:name="Table Subtle 1" w:semiHidden="1" w:unhideWhenUsed="1"/>
+    <w:lsdException w:name="Table Subtle 2" w:semiHidden="1" w:unhideWhenUsed="1"/>
+    <w:lsdException w:name="Table Web 1" w:semiHidden="1" w:unhideWhenUsed="1"/>
+    <w:lsdException w:name="Table Web 2" w:semiHidden="1" w:unhideWhenUsed="1"/>
+    <w:lsdException w:name="Table Web 3" w:semiHidden="1" w:unhideWhenUsed="1"/>
+    <w:lsdException w:name="Table Theme" w:semiHidden="1" w:unhideWhenUsed="1"/>
     <w:lsdException w:name="Placeholder Text" w:semiHidden="1" w:uiPriority="99"/>
     <w:lsdException w:name="No Spacing" w:uiPriority="1" w:qFormat="1"/>
     <w:lsdException w:name="Light Shading" w:uiPriority="60"/>
@@ -11519,7 +13864,6 @@
         <w:ilvl w:val="6"/>
         <w:numId w:val="1"/>
       </w:numPr>
-      <w:ind w:left="2880"/>
       <w:outlineLvl w:val="6"/>
     </w:pPr>
     <w:rPr>
@@ -11539,7 +13883,6 @@
         <w:ilvl w:val="7"/>
         <w:numId w:val="1"/>
       </w:numPr>
-      <w:ind w:left="2880"/>
       <w:outlineLvl w:val="7"/>
     </w:pPr>
     <w:rPr>
@@ -11559,7 +13902,6 @@
         <w:ilvl w:val="8"/>
         <w:numId w:val="1"/>
       </w:numPr>
-      <w:ind w:left="3600"/>
       <w:outlineLvl w:val="8"/>
     </w:pPr>
     <w:rPr>
@@ -11571,11 +13913,15 @@
   </w:style>
   <w:style w:type="character" w:default="1" w:styleId="Fuentedeprrafopredeter">
     <w:name w:val="Default Paragraph Font"/>
+    <w:uiPriority w:val="1"/>
     <w:semiHidden/>
+    <w:unhideWhenUsed/>
   </w:style>
   <w:style w:type="table" w:default="1" w:styleId="Tablanormal">
     <w:name w:val="Normal Table"/>
+    <w:uiPriority w:val="99"/>
     <w:semiHidden/>
+    <w:unhideWhenUsed/>
     <w:tblPr>
       <w:tblInd w:w="0" w:type="dxa"/>
       <w:tblCellMar>
@@ -11588,7 +13934,9 @@
   </w:style>
   <w:style w:type="numbering" w:default="1" w:styleId="Sinlista">
     <w:name w:val="No List"/>
+    <w:uiPriority w:val="99"/>
     <w:semiHidden/>
+    <w:unhideWhenUsed/>
   </w:style>
   <w:style w:type="character" w:customStyle="1" w:styleId="WW8Num5z0">
     <w:name w:val="WW8Num5z0"/>
@@ -12244,8 +14592,8 @@
       <w:szCs w:val="20"/>
     </w:rPr>
   </w:style>
-  <w:style w:type="paragraph" w:customStyle="1" w:styleId="Caption">
-    <w:name w:val="Caption"/>
+  <w:style w:type="paragraph" w:customStyle="1" w:styleId="Descripcin1">
+    <w:name w:val="Descripción1"/>
     <w:basedOn w:val="Normal"/>
     <w:pPr>
       <w:suppressLineNumbers/>
@@ -12423,7 +14771,7 @@
     <w:basedOn w:val="Fuentedeprrafopredeter"/>
     <w:rsid w:val="00216F75"/>
   </w:style>
-  <w:style w:type="paragraph" w:styleId="Epgrafe">
+  <w:style w:type="paragraph" w:customStyle="1" w:styleId="Epgrafe">
     <w:name w:val="Epígrafe"/>
     <w:basedOn w:val="Normal"/>
     <w:next w:val="Normal"/>
@@ -12438,6 +14786,7 @@
   <w:style w:type="paragraph" w:styleId="NormalWeb">
     <w:name w:val="Normal (Web)"/>
     <w:basedOn w:val="Normal"/>
+    <w:uiPriority w:val="99"/>
     <w:rsid w:val="00D34CAC"/>
     <w:pPr>
       <w:suppressAutoHyphens w:val="0"/>
@@ -12529,6 +14878,387 @@
       <w:b/>
       <w:bCs/>
     </w:rPr>
+  </w:style>
+  <w:style w:type="table" w:styleId="Tablaconcuadrcula7concolores-nfasis5">
+    <w:name w:val="Grid Table 7 Colorful Accent 5"/>
+    <w:basedOn w:val="Tablanormal"/>
+    <w:uiPriority w:val="52"/>
+    <w:rsid w:val="00E747DF"/>
+    <w:rPr>
+      <w:color w:val="2E74B5" w:themeColor="accent5" w:themeShade="BF"/>
+    </w:rPr>
+    <w:tblPr>
+      <w:tblStyleRowBandSize w:val="1"/>
+      <w:tblStyleColBandSize w:val="1"/>
+      <w:tblBorders>
+        <w:top w:val="single" w:sz="4" w:space="0" w:color="9CC2E5" w:themeColor="accent5" w:themeTint="99"/>
+        <w:left w:val="single" w:sz="4" w:space="0" w:color="9CC2E5" w:themeColor="accent5" w:themeTint="99"/>
+        <w:bottom w:val="single" w:sz="4" w:space="0" w:color="9CC2E5" w:themeColor="accent5" w:themeTint="99"/>
+        <w:right w:val="single" w:sz="4" w:space="0" w:color="9CC2E5" w:themeColor="accent5" w:themeTint="99"/>
+        <w:insideH w:val="single" w:sz="4" w:space="0" w:color="9CC2E5" w:themeColor="accent5" w:themeTint="99"/>
+        <w:insideV w:val="single" w:sz="4" w:space="0" w:color="9CC2E5" w:themeColor="accent5" w:themeTint="99"/>
+      </w:tblBorders>
+    </w:tblPr>
+    <w:tblStylePr w:type="firstRow">
+      <w:rPr>
+        <w:b/>
+        <w:bCs/>
+      </w:rPr>
+      <w:tblPr/>
+      <w:tcPr>
+        <w:tcBorders>
+          <w:top w:val="nil"/>
+          <w:left w:val="nil"/>
+          <w:right w:val="nil"/>
+          <w:insideH w:val="nil"/>
+          <w:insideV w:val="nil"/>
+        </w:tcBorders>
+        <w:shd w:val="clear" w:color="auto" w:fill="FFFFFF" w:themeFill="background1"/>
+      </w:tcPr>
+    </w:tblStylePr>
+    <w:tblStylePr w:type="lastRow">
+      <w:rPr>
+        <w:b/>
+        <w:bCs/>
+      </w:rPr>
+      <w:tblPr/>
+      <w:tcPr>
+        <w:tcBorders>
+          <w:left w:val="nil"/>
+          <w:bottom w:val="nil"/>
+          <w:right w:val="nil"/>
+          <w:insideH w:val="nil"/>
+          <w:insideV w:val="nil"/>
+        </w:tcBorders>
+        <w:shd w:val="clear" w:color="auto" w:fill="FFFFFF" w:themeFill="background1"/>
+      </w:tcPr>
+    </w:tblStylePr>
+    <w:tblStylePr w:type="firstCol">
+      <w:pPr>
+        <w:jc w:val="right"/>
+      </w:pPr>
+      <w:rPr>
+        <w:i/>
+        <w:iCs/>
+      </w:rPr>
+      <w:tblPr/>
+      <w:tcPr>
+        <w:tcBorders>
+          <w:top w:val="nil"/>
+          <w:left w:val="nil"/>
+          <w:bottom w:val="nil"/>
+          <w:insideH w:val="nil"/>
+          <w:insideV w:val="nil"/>
+        </w:tcBorders>
+        <w:shd w:val="clear" w:color="auto" w:fill="FFFFFF" w:themeFill="background1"/>
+      </w:tcPr>
+    </w:tblStylePr>
+    <w:tblStylePr w:type="lastCol">
+      <w:rPr>
+        <w:i/>
+        <w:iCs/>
+      </w:rPr>
+      <w:tblPr/>
+      <w:tcPr>
+        <w:tcBorders>
+          <w:top w:val="nil"/>
+          <w:bottom w:val="nil"/>
+          <w:right w:val="nil"/>
+          <w:insideH w:val="nil"/>
+          <w:insideV w:val="nil"/>
+        </w:tcBorders>
+        <w:shd w:val="clear" w:color="auto" w:fill="FFFFFF" w:themeFill="background1"/>
+      </w:tcPr>
+    </w:tblStylePr>
+    <w:tblStylePr w:type="band1Vert">
+      <w:tblPr/>
+      <w:tcPr>
+        <w:shd w:val="clear" w:color="auto" w:fill="DEEAF6" w:themeFill="accent5" w:themeFillTint="33"/>
+      </w:tcPr>
+    </w:tblStylePr>
+    <w:tblStylePr w:type="band1Horz">
+      <w:tblPr/>
+      <w:tcPr>
+        <w:shd w:val="clear" w:color="auto" w:fill="DEEAF6" w:themeFill="accent5" w:themeFillTint="33"/>
+      </w:tcPr>
+    </w:tblStylePr>
+    <w:tblStylePr w:type="neCell">
+      <w:tblPr/>
+      <w:tcPr>
+        <w:tcBorders>
+          <w:bottom w:val="single" w:sz="4" w:space="0" w:color="9CC2E5" w:themeColor="accent5" w:themeTint="99"/>
+        </w:tcBorders>
+      </w:tcPr>
+    </w:tblStylePr>
+    <w:tblStylePr w:type="nwCell">
+      <w:tblPr/>
+      <w:tcPr>
+        <w:tcBorders>
+          <w:bottom w:val="single" w:sz="4" w:space="0" w:color="9CC2E5" w:themeColor="accent5" w:themeTint="99"/>
+        </w:tcBorders>
+      </w:tcPr>
+    </w:tblStylePr>
+    <w:tblStylePr w:type="seCell">
+      <w:tblPr/>
+      <w:tcPr>
+        <w:tcBorders>
+          <w:top w:val="single" w:sz="4" w:space="0" w:color="9CC2E5" w:themeColor="accent5" w:themeTint="99"/>
+        </w:tcBorders>
+      </w:tcPr>
+    </w:tblStylePr>
+    <w:tblStylePr w:type="swCell">
+      <w:tblPr/>
+      <w:tcPr>
+        <w:tcBorders>
+          <w:top w:val="single" w:sz="4" w:space="0" w:color="9CC2E5" w:themeColor="accent5" w:themeTint="99"/>
+        </w:tcBorders>
+      </w:tcPr>
+    </w:tblStylePr>
+  </w:style>
+  <w:style w:type="table" w:styleId="Tabladelista1clara-nfasis1">
+    <w:name w:val="List Table 1 Light Accent 1"/>
+    <w:basedOn w:val="Tablanormal"/>
+    <w:uiPriority w:val="46"/>
+    <w:rsid w:val="00E747DF"/>
+    <w:tblPr>
+      <w:tblStyleRowBandSize w:val="1"/>
+      <w:tblStyleColBandSize w:val="1"/>
+    </w:tblPr>
+    <w:tblStylePr w:type="firstRow">
+      <w:rPr>
+        <w:b/>
+        <w:bCs/>
+      </w:rPr>
+      <w:tblPr/>
+      <w:tcPr>
+        <w:tcBorders>
+          <w:bottom w:val="single" w:sz="4" w:space="0" w:color="8EAADB" w:themeColor="accent1" w:themeTint="99"/>
+        </w:tcBorders>
+      </w:tcPr>
+    </w:tblStylePr>
+    <w:tblStylePr w:type="lastRow">
+      <w:rPr>
+        <w:b/>
+        <w:bCs/>
+      </w:rPr>
+      <w:tblPr/>
+      <w:tcPr>
+        <w:tcBorders>
+          <w:top w:val="single" w:sz="4" w:space="0" w:color="8EAADB" w:themeColor="accent1" w:themeTint="99"/>
+        </w:tcBorders>
+      </w:tcPr>
+    </w:tblStylePr>
+    <w:tblStylePr w:type="firstCol">
+      <w:rPr>
+        <w:b/>
+        <w:bCs/>
+      </w:rPr>
+    </w:tblStylePr>
+    <w:tblStylePr w:type="lastCol">
+      <w:rPr>
+        <w:b/>
+        <w:bCs/>
+      </w:rPr>
+    </w:tblStylePr>
+    <w:tblStylePr w:type="band1Vert">
+      <w:tblPr/>
+      <w:tcPr>
+        <w:shd w:val="clear" w:color="auto" w:fill="D9E2F3" w:themeFill="accent1" w:themeFillTint="33"/>
+      </w:tcPr>
+    </w:tblStylePr>
+    <w:tblStylePr w:type="band1Horz">
+      <w:tblPr/>
+      <w:tcPr>
+        <w:shd w:val="clear" w:color="auto" w:fill="D9E2F3" w:themeFill="accent1" w:themeFillTint="33"/>
+      </w:tcPr>
+    </w:tblStylePr>
+  </w:style>
+  <w:style w:type="table" w:styleId="Tablaconcuadrcula1clara-nfasis1">
+    <w:name w:val="Grid Table 1 Light Accent 1"/>
+    <w:basedOn w:val="Tablanormal"/>
+    <w:uiPriority w:val="46"/>
+    <w:rsid w:val="00ED7EAA"/>
+    <w:tblPr>
+      <w:tblStyleRowBandSize w:val="1"/>
+      <w:tblStyleColBandSize w:val="1"/>
+      <w:tblBorders>
+        <w:top w:val="single" w:sz="4" w:space="0" w:color="B4C6E7" w:themeColor="accent1" w:themeTint="66"/>
+        <w:left w:val="single" w:sz="4" w:space="0" w:color="B4C6E7" w:themeColor="accent1" w:themeTint="66"/>
+        <w:bottom w:val="single" w:sz="4" w:space="0" w:color="B4C6E7" w:themeColor="accent1" w:themeTint="66"/>
+        <w:right w:val="single" w:sz="4" w:space="0" w:color="B4C6E7" w:themeColor="accent1" w:themeTint="66"/>
+        <w:insideH w:val="single" w:sz="4" w:space="0" w:color="B4C6E7" w:themeColor="accent1" w:themeTint="66"/>
+        <w:insideV w:val="single" w:sz="4" w:space="0" w:color="B4C6E7" w:themeColor="accent1" w:themeTint="66"/>
+      </w:tblBorders>
+    </w:tblPr>
+    <w:tblStylePr w:type="firstRow">
+      <w:rPr>
+        <w:b/>
+        <w:bCs/>
+      </w:rPr>
+      <w:tblPr/>
+      <w:tcPr>
+        <w:tcBorders>
+          <w:bottom w:val="single" w:sz="12" w:space="0" w:color="8EAADB" w:themeColor="accent1" w:themeTint="99"/>
+        </w:tcBorders>
+      </w:tcPr>
+    </w:tblStylePr>
+    <w:tblStylePr w:type="lastRow">
+      <w:rPr>
+        <w:b/>
+        <w:bCs/>
+      </w:rPr>
+      <w:tblPr/>
+      <w:tcPr>
+        <w:tcBorders>
+          <w:top w:val="double" w:sz="2" w:space="0" w:color="8EAADB" w:themeColor="accent1" w:themeTint="99"/>
+        </w:tcBorders>
+      </w:tcPr>
+    </w:tblStylePr>
+    <w:tblStylePr w:type="firstCol">
+      <w:rPr>
+        <w:b/>
+        <w:bCs/>
+      </w:rPr>
+    </w:tblStylePr>
+    <w:tblStylePr w:type="lastCol">
+      <w:rPr>
+        <w:b/>
+        <w:bCs/>
+      </w:rPr>
+    </w:tblStylePr>
+  </w:style>
+  <w:style w:type="table" w:styleId="Tablaconcuadrcula3-nfasis5">
+    <w:name w:val="Grid Table 3 Accent 5"/>
+    <w:basedOn w:val="Tablanormal"/>
+    <w:uiPriority w:val="48"/>
+    <w:rsid w:val="00ED7EAA"/>
+    <w:tblPr>
+      <w:tblStyleRowBandSize w:val="1"/>
+      <w:tblStyleColBandSize w:val="1"/>
+      <w:tblBorders>
+        <w:top w:val="single" w:sz="4" w:space="0" w:color="9CC2E5" w:themeColor="accent5" w:themeTint="99"/>
+        <w:left w:val="single" w:sz="4" w:space="0" w:color="9CC2E5" w:themeColor="accent5" w:themeTint="99"/>
+        <w:bottom w:val="single" w:sz="4" w:space="0" w:color="9CC2E5" w:themeColor="accent5" w:themeTint="99"/>
+        <w:right w:val="single" w:sz="4" w:space="0" w:color="9CC2E5" w:themeColor="accent5" w:themeTint="99"/>
+        <w:insideH w:val="single" w:sz="4" w:space="0" w:color="9CC2E5" w:themeColor="accent5" w:themeTint="99"/>
+        <w:insideV w:val="single" w:sz="4" w:space="0" w:color="9CC2E5" w:themeColor="accent5" w:themeTint="99"/>
+      </w:tblBorders>
+    </w:tblPr>
+    <w:tblStylePr w:type="firstRow">
+      <w:rPr>
+        <w:b/>
+        <w:bCs/>
+      </w:rPr>
+      <w:tblPr/>
+      <w:tcPr>
+        <w:tcBorders>
+          <w:top w:val="nil"/>
+          <w:left w:val="nil"/>
+          <w:right w:val="nil"/>
+          <w:insideH w:val="nil"/>
+          <w:insideV w:val="nil"/>
+        </w:tcBorders>
+        <w:shd w:val="clear" w:color="auto" w:fill="FFFFFF" w:themeFill="background1"/>
+      </w:tcPr>
+    </w:tblStylePr>
+    <w:tblStylePr w:type="lastRow">
+      <w:rPr>
+        <w:b/>
+        <w:bCs/>
+      </w:rPr>
+      <w:tblPr/>
+      <w:tcPr>
+        <w:tcBorders>
+          <w:left w:val="nil"/>
+          <w:bottom w:val="nil"/>
+          <w:right w:val="nil"/>
+          <w:insideH w:val="nil"/>
+          <w:insideV w:val="nil"/>
+        </w:tcBorders>
+        <w:shd w:val="clear" w:color="auto" w:fill="FFFFFF" w:themeFill="background1"/>
+      </w:tcPr>
+    </w:tblStylePr>
+    <w:tblStylePr w:type="firstCol">
+      <w:pPr>
+        <w:jc w:val="right"/>
+      </w:pPr>
+      <w:rPr>
+        <w:i/>
+        <w:iCs/>
+      </w:rPr>
+      <w:tblPr/>
+      <w:tcPr>
+        <w:tcBorders>
+          <w:top w:val="nil"/>
+          <w:left w:val="nil"/>
+          <w:bottom w:val="nil"/>
+          <w:insideH w:val="nil"/>
+          <w:insideV w:val="nil"/>
+        </w:tcBorders>
+        <w:shd w:val="clear" w:color="auto" w:fill="FFFFFF" w:themeFill="background1"/>
+      </w:tcPr>
+    </w:tblStylePr>
+    <w:tblStylePr w:type="lastCol">
+      <w:rPr>
+        <w:i/>
+        <w:iCs/>
+      </w:rPr>
+      <w:tblPr/>
+      <w:tcPr>
+        <w:tcBorders>
+          <w:top w:val="nil"/>
+          <w:bottom w:val="nil"/>
+          <w:right w:val="nil"/>
+          <w:insideH w:val="nil"/>
+          <w:insideV w:val="nil"/>
+        </w:tcBorders>
+        <w:shd w:val="clear" w:color="auto" w:fill="FFFFFF" w:themeFill="background1"/>
+      </w:tcPr>
+    </w:tblStylePr>
+    <w:tblStylePr w:type="band1Vert">
+      <w:tblPr/>
+      <w:tcPr>
+        <w:shd w:val="clear" w:color="auto" w:fill="DEEAF6" w:themeFill="accent5" w:themeFillTint="33"/>
+      </w:tcPr>
+    </w:tblStylePr>
+    <w:tblStylePr w:type="band1Horz">
+      <w:tblPr/>
+      <w:tcPr>
+        <w:shd w:val="clear" w:color="auto" w:fill="DEEAF6" w:themeFill="accent5" w:themeFillTint="33"/>
+      </w:tcPr>
+    </w:tblStylePr>
+    <w:tblStylePr w:type="neCell">
+      <w:tblPr/>
+      <w:tcPr>
+        <w:tcBorders>
+          <w:bottom w:val="single" w:sz="4" w:space="0" w:color="9CC2E5" w:themeColor="accent5" w:themeTint="99"/>
+        </w:tcBorders>
+      </w:tcPr>
+    </w:tblStylePr>
+    <w:tblStylePr w:type="nwCell">
+      <w:tblPr/>
+      <w:tcPr>
+        <w:tcBorders>
+          <w:bottom w:val="single" w:sz="4" w:space="0" w:color="9CC2E5" w:themeColor="accent5" w:themeTint="99"/>
+        </w:tcBorders>
+      </w:tcPr>
+    </w:tblStylePr>
+    <w:tblStylePr w:type="seCell">
+      <w:tblPr/>
+      <w:tcPr>
+        <w:tcBorders>
+          <w:top w:val="single" w:sz="4" w:space="0" w:color="9CC2E5" w:themeColor="accent5" w:themeTint="99"/>
+        </w:tcBorders>
+      </w:tcPr>
+    </w:tblStylePr>
+    <w:tblStylePr w:type="swCell">
+      <w:tblPr/>
+      <w:tcPr>
+        <w:tcBorders>
+          <w:top w:val="single" w:sz="4" w:space="0" w:color="9CC2E5" w:themeColor="accent5" w:themeTint="99"/>
+        </w:tcBorders>
+      </w:tcPr>
+    </w:tblStylePr>
   </w:style>
 </w:styles>
 </file>
